--- a/data/outputs/v2/General_Science/SS2.4_Acids,_Bases_and_Salts/General_Science_Acids,_Bases_and_Salts_CBE_LessonSequence.docx
+++ b/data/outputs/v2/General_Science/SS2.4_Acids,_Bases_and_Salts/General_Science_Acids,_Bases_and_Salts_CBE_LessonSequence.docx
@@ -3183,7 +3183,7 @@
             <w:pPr>
               <w:spacing w:after="20" w:before="0"/>
             </w:pPr>
-            <w:hyperlink w:history="1" r:id="rId08ush_zvehqgtuvonj4n8">
+            <w:hyperlink w:history="1" r:id="rIdah5ups4y7uj1lohof88le">
               <w:r>
                 <w:rPr>
                   <w:rFonts w:ascii="Arial" w:cs="Arial" w:eastAsia="Arial" w:hAnsi="Arial"/>
@@ -3216,7 +3216,7 @@
               <w:spacing w:after="10" w:before="0"/>
               <w:ind w:left="120"/>
             </w:pPr>
-            <w:hyperlink w:history="1" r:id="rIdnape1rxsbixmn2gomqdl-">
+            <w:hyperlink w:history="1" r:id="rIdzpjll6m6lqdytrhdejaum">
               <w:r>
                 <w:rPr>
                   <w:rFonts w:ascii="Arial" w:cs="Arial" w:eastAsia="Arial" w:hAnsi="Arial"/>
@@ -3261,7 +3261,7 @@
             <w:pPr>
               <w:spacing w:after="20" w:before="0"/>
             </w:pPr>
-            <w:hyperlink w:history="1" r:id="rIdlyaoyltwko2wmizmraghl">
+            <w:hyperlink w:history="1" r:id="rId480-yo1mtzwic1ykenfne">
               <w:r>
                 <w:rPr>
                   <w:rFonts w:ascii="Arial" w:cs="Arial" w:eastAsia="Arial" w:hAnsi="Arial"/>
@@ -3294,7 +3294,7 @@
               <w:spacing w:after="10" w:before="0"/>
               <w:ind w:left="120"/>
             </w:pPr>
-            <w:hyperlink w:history="1" r:id="rIdegu5o3nv-_eaas-93zp-b">
+            <w:hyperlink w:history="1" r:id="rIdtafj-yyxusi-nhdpeks8g">
               <w:r>
                 <w:rPr>
                   <w:rFonts w:ascii="Arial" w:cs="Arial" w:eastAsia="Arial" w:hAnsi="Arial"/>
@@ -3489,7 +3489,7 @@
             <w:pPr>
               <w:spacing w:after="20" w:before="0"/>
             </w:pPr>
-            <w:hyperlink w:history="1" r:id="rIdz3gtb-mhucf5-0la6hdse">
+            <w:hyperlink w:history="1" r:id="rIdmdr4cduncisvnkbjmdi39">
               <w:r>
                 <w:rPr>
                   <w:rFonts w:ascii="Arial" w:cs="Arial" w:eastAsia="Arial" w:hAnsi="Arial"/>
@@ -3522,7 +3522,7 @@
               <w:spacing w:after="10" w:before="0"/>
               <w:ind w:left="120"/>
             </w:pPr>
-            <w:hyperlink w:history="1" r:id="rIdmklebp0nqdaihnztzaje8">
+            <w:hyperlink w:history="1" r:id="rIdcmqleyymcwptdvup1wvkk">
               <w:r>
                 <w:rPr>
                   <w:rFonts w:ascii="Arial" w:cs="Arial" w:eastAsia="Arial" w:hAnsi="Arial"/>
@@ -3567,7 +3567,7 @@
             <w:pPr>
               <w:spacing w:after="20" w:before="0"/>
             </w:pPr>
-            <w:hyperlink w:history="1" r:id="rIdbepcb0dublwyd8wsuumak">
+            <w:hyperlink w:history="1" r:id="rIdzcjzurqk4b7sdd-fqbdsh">
               <w:r>
                 <w:rPr>
                   <w:rFonts w:ascii="Arial" w:cs="Arial" w:eastAsia="Arial" w:hAnsi="Arial"/>
@@ -3600,7 +3600,7 @@
               <w:spacing w:after="10" w:before="0"/>
               <w:ind w:left="120"/>
             </w:pPr>
-            <w:hyperlink w:history="1" r:id="rIdzpovizpsfmv1radd4euhe">
+            <w:hyperlink w:history="1" r:id="rIdlkxfz4pcvirrz7cal01vg">
               <w:r>
                 <w:rPr>
                   <w:rFonts w:ascii="Arial" w:cs="Arial" w:eastAsia="Arial" w:hAnsi="Arial"/>
@@ -3795,7 +3795,7 @@
             <w:pPr>
               <w:spacing w:after="20" w:before="0"/>
             </w:pPr>
-            <w:hyperlink w:history="1" r:id="rIdycaui8dncre27ugthi5zh">
+            <w:hyperlink w:history="1" r:id="rIdo-unj6yc-bl3lq_rqudbo">
               <w:r>
                 <w:rPr>
                   <w:rFonts w:ascii="Arial" w:cs="Arial" w:eastAsia="Arial" w:hAnsi="Arial"/>
@@ -3828,7 +3828,7 @@
               <w:spacing w:after="10" w:before="0"/>
               <w:ind w:left="120"/>
             </w:pPr>
-            <w:hyperlink w:history="1" r:id="rIdghpqz-kqbvlnprp1mcw8e">
+            <w:hyperlink w:history="1" r:id="rIdwhdi5ta80vsryjeayzjvk">
               <w:r>
                 <w:rPr>
                   <w:rFonts w:ascii="Arial" w:cs="Arial" w:eastAsia="Arial" w:hAnsi="Arial"/>
@@ -3873,7 +3873,7 @@
             <w:pPr>
               <w:spacing w:after="20" w:before="0"/>
             </w:pPr>
-            <w:hyperlink w:history="1" r:id="rIddbbjpherhtrzwfy3k5thi">
+            <w:hyperlink w:history="1" r:id="rIdfdfugvqm3mxc0je2h4dru">
               <w:r>
                 <w:rPr>
                   <w:rFonts w:ascii="Arial" w:cs="Arial" w:eastAsia="Arial" w:hAnsi="Arial"/>
@@ -3906,7 +3906,7 @@
               <w:spacing w:after="10" w:before="0"/>
               <w:ind w:left="120"/>
             </w:pPr>
-            <w:hyperlink w:history="1" r:id="rIdcckxoutr4nwgz8oijevkw">
+            <w:hyperlink w:history="1" r:id="rId-wv9z479vtzvgd-i7jgcm">
               <w:r>
                 <w:rPr>
                   <w:rFonts w:ascii="Arial" w:cs="Arial" w:eastAsia="Arial" w:hAnsi="Arial"/>
@@ -4101,7 +4101,7 @@
             <w:pPr>
               <w:spacing w:after="20" w:before="0"/>
             </w:pPr>
-            <w:hyperlink w:history="1" r:id="rIdonnqeyxgaczeyiuj1coae">
+            <w:hyperlink w:history="1" r:id="rIdf8bnyagukr2kwqzf24xv9">
               <w:r>
                 <w:rPr>
                   <w:rFonts w:ascii="Arial" w:cs="Arial" w:eastAsia="Arial" w:hAnsi="Arial"/>
@@ -4134,7 +4134,7 @@
               <w:spacing w:after="10" w:before="0"/>
               <w:ind w:left="120"/>
             </w:pPr>
-            <w:hyperlink w:history="1" r:id="rIdvfuais-p4nhxxgsvzejwf">
+            <w:hyperlink w:history="1" r:id="rIdqojqhggfjpj_y_layrwy7">
               <w:r>
                 <w:rPr>
                   <w:rFonts w:ascii="Arial" w:cs="Arial" w:eastAsia="Arial" w:hAnsi="Arial"/>
@@ -4179,7 +4179,7 @@
             <w:pPr>
               <w:spacing w:after="20" w:before="0"/>
             </w:pPr>
-            <w:hyperlink w:history="1" r:id="rIdrmb36fzod56fknfvafgh-">
+            <w:hyperlink w:history="1" r:id="rIddobcopvsht7kklolqxj_e">
               <w:r>
                 <w:rPr>
                   <w:rFonts w:ascii="Arial" w:cs="Arial" w:eastAsia="Arial" w:hAnsi="Arial"/>
@@ -4212,7 +4212,7 @@
               <w:spacing w:after="10" w:before="0"/>
               <w:ind w:left="120"/>
             </w:pPr>
-            <w:hyperlink w:history="1" r:id="rIdhorgrwmikllboppepznzy">
+            <w:hyperlink w:history="1" r:id="rIdstlfpggkwk_ypua_doz8t">
               <w:r>
                 <w:rPr>
                   <w:rFonts w:ascii="Arial" w:cs="Arial" w:eastAsia="Arial" w:hAnsi="Arial"/>
@@ -4407,7 +4407,7 @@
             <w:pPr>
               <w:spacing w:after="20" w:before="0"/>
             </w:pPr>
-            <w:hyperlink w:history="1" r:id="rId9yii5s_rfjqbdqizzjhmy">
+            <w:hyperlink w:history="1" r:id="rId75-nsmx3hoqyvlflefj57">
               <w:r>
                 <w:rPr>
                   <w:rFonts w:ascii="Arial" w:cs="Arial" w:eastAsia="Arial" w:hAnsi="Arial"/>
@@ -4440,7 +4440,7 @@
               <w:spacing w:after="10" w:before="0"/>
               <w:ind w:left="120"/>
             </w:pPr>
-            <w:hyperlink w:history="1" r:id="rIddjr95kteob5ih-bdccqki">
+            <w:hyperlink w:history="1" r:id="rIdyuhr98uax1pnpipcyyxtz">
               <w:r>
                 <w:rPr>
                   <w:rFonts w:ascii="Arial" w:cs="Arial" w:eastAsia="Arial" w:hAnsi="Arial"/>
@@ -4485,7 +4485,7 @@
             <w:pPr>
               <w:spacing w:after="20" w:before="0"/>
             </w:pPr>
-            <w:hyperlink w:history="1" r:id="rIdgi_6ivoak1cxxq2pdagvu">
+            <w:hyperlink w:history="1" r:id="rIdf1wnbcsrsjzkcdj46mg4r">
               <w:r>
                 <w:rPr>
                   <w:rFonts w:ascii="Arial" w:cs="Arial" w:eastAsia="Arial" w:hAnsi="Arial"/>
@@ -4518,7 +4518,7 @@
               <w:spacing w:after="10" w:before="0"/>
               <w:ind w:left="120"/>
             </w:pPr>
-            <w:hyperlink w:history="1" r:id="rIdhsr-usrer_tolfmxj21mh">
+            <w:hyperlink w:history="1" r:id="rIdhiz0w-0gokh01jsyz41eh">
               <w:r>
                 <w:rPr>
                   <w:rFonts w:ascii="Arial" w:cs="Arial" w:eastAsia="Arial" w:hAnsi="Arial"/>
@@ -5957,32 +5957,32 @@
         <w:tc>
           <w:tcPr>
             <w:tcW w:type="dxa" w:w="1520"/>
-            <w:shd w:fill="F2F2F2" w:color="auto" w:val="clear"/>
-            <w:tcMar>
-              <w:top w:type="dxa" w:w="60"/>
-              <w:left w:type="dxa" w:w="120"/>
-              <w:bottom w:type="dxa" w:w="60"/>
-              <w:right w:type="dxa" w:w="120"/>
-            </w:tcMar>
-            <w:vAlign w:val="top"/>
-          </w:tcPr>
-          <w:p>
-            <w:pPr>
-              <w:spacing w:after="40" w:before="0"/>
-              <w:jc w:val="left"/>
-            </w:pPr>
-            <w:r>
-              <w:rPr>
-                <w:rFonts w:ascii="Arial" w:cs="Arial" w:eastAsia="Arial" w:hAnsi="Arial"/>
-                <w:b/>
-                <w:bCs/>
-                <w:i w:val="false"/>
-                <w:iCs w:val="false"/>
-                <w:color w:val="000000"/>
-                <w:sz w:val="18"/>
-                <w:szCs w:val="18"/>
-              </w:rPr>
-              <w:t xml:space="preserve">Phase 1 — Predict (Revisit &amp; Refine) [10 minutes]</w:t>
+            <w:shd w:fill="EAD1F5" w:color="auto" w:val="clear"/>
+            <w:tcMar>
+              <w:top w:type="dxa" w:w="60"/>
+              <w:left w:type="dxa" w:w="120"/>
+              <w:bottom w:type="dxa" w:w="60"/>
+              <w:right w:type="dxa" w:w="120"/>
+            </w:tcMar>
+            <w:vAlign w:val="top"/>
+          </w:tcPr>
+          <w:p>
+            <w:pPr>
+              <w:spacing w:after="40" w:before="0"/>
+              <w:jc w:val="left"/>
+            </w:pPr>
+            <w:r>
+              <w:rPr>
+                <w:rFonts w:ascii="Arial" w:cs="Arial" w:eastAsia="Arial" w:hAnsi="Arial"/>
+                <w:b/>
+                <w:bCs/>
+                <w:i w:val="false"/>
+                <w:iCs w:val="false"/>
+                <w:color w:val="000000"/>
+                <w:sz w:val="18"/>
+                <w:szCs w:val="18"/>
+              </w:rPr>
+              <w:t xml:space="preserve">Predict Phase</w:t>
             </w:r>
           </w:p>
           <w:p>
@@ -6005,7 +6005,7 @@
             <w:pPr>
               <w:spacing w:after="20" w:before="0"/>
             </w:pPr>
-            <w:hyperlink w:history="1" r:id="rId2knma8lsv0djbwm3vvmwt">
+            <w:hyperlink w:history="1" r:id="rId2nfaer54jsxxlm1c4iejp">
               <w:r>
                 <w:rPr>
                   <w:rFonts w:ascii="Arial" w:cs="Arial" w:eastAsia="Arial" w:hAnsi="Arial"/>
@@ -6038,7 +6038,7 @@
               <w:spacing w:after="10" w:before="0"/>
               <w:ind w:left="120"/>
             </w:pPr>
-            <w:hyperlink w:history="1" r:id="rIdlntmhvmnaka_t-r1rg98p">
+            <w:hyperlink w:history="1" r:id="rId4llz1idgcq7m3bgbqgg0x">
               <w:r>
                 <w:rPr>
                   <w:rFonts w:ascii="Arial" w:cs="Arial" w:eastAsia="Arial" w:hAnsi="Arial"/>
@@ -6083,7 +6083,7 @@
             <w:pPr>
               <w:spacing w:after="20" w:before="0"/>
             </w:pPr>
-            <w:hyperlink w:history="1" r:id="rIdyzhrsvkz_sgphcyjkobr3">
+            <w:hyperlink w:history="1" r:id="rIdtpxh0b8lufoadsrrczqrx">
               <w:r>
                 <w:rPr>
                   <w:rFonts w:ascii="Arial" w:cs="Arial" w:eastAsia="Arial" w:hAnsi="Arial"/>
@@ -6116,7 +6116,7 @@
               <w:spacing w:after="10" w:before="0"/>
               <w:ind w:left="120"/>
             </w:pPr>
-            <w:hyperlink w:history="1" r:id="rIdsywazpfkqpwizxr6t_uio">
+            <w:hyperlink w:history="1" r:id="rIdpgn96f-mzggxkxp4exyqv">
               <w:r>
                 <w:rPr>
                   <w:rFonts w:ascii="Arial" w:cs="Arial" w:eastAsia="Arial" w:hAnsi="Arial"/>
@@ -6263,32 +6263,32 @@
         <w:tc>
           <w:tcPr>
             <w:tcW w:type="dxa" w:w="1520"/>
-            <w:shd w:fill="F2F2F2" w:color="auto" w:val="clear"/>
-            <w:tcMar>
-              <w:top w:type="dxa" w:w="60"/>
-              <w:left w:type="dxa" w:w="120"/>
-              <w:bottom w:type="dxa" w:w="60"/>
-              <w:right w:type="dxa" w:w="120"/>
-            </w:tcMar>
-            <w:vAlign w:val="top"/>
-          </w:tcPr>
-          <w:p>
-            <w:pPr>
-              <w:spacing w:after="40" w:before="0"/>
-              <w:jc w:val="left"/>
-            </w:pPr>
-            <w:r>
-              <w:rPr>
-                <w:rFonts w:ascii="Arial" w:cs="Arial" w:eastAsia="Arial" w:hAnsi="Arial"/>
-                <w:b/>
-                <w:bCs/>
-                <w:i w:val="false"/>
-                <w:iCs w:val="false"/>
-                <w:color w:val="000000"/>
-                <w:sz w:val="18"/>
-                <w:szCs w:val="18"/>
-              </w:rPr>
-              <w:t xml:space="preserve">Phase 2 — Observe: pH Testing Investigation [35 minutes]</w:t>
+            <w:shd w:fill="D9EEF1" w:color="auto" w:val="clear"/>
+            <w:tcMar>
+              <w:top w:type="dxa" w:w="60"/>
+              <w:left w:type="dxa" w:w="120"/>
+              <w:bottom w:type="dxa" w:w="60"/>
+              <w:right w:type="dxa" w:w="120"/>
+            </w:tcMar>
+            <w:vAlign w:val="top"/>
+          </w:tcPr>
+          <w:p>
+            <w:pPr>
+              <w:spacing w:after="40" w:before="0"/>
+              <w:jc w:val="left"/>
+            </w:pPr>
+            <w:r>
+              <w:rPr>
+                <w:rFonts w:ascii="Arial" w:cs="Arial" w:eastAsia="Arial" w:hAnsi="Arial"/>
+                <w:b/>
+                <w:bCs/>
+                <w:i w:val="false"/>
+                <w:iCs w:val="false"/>
+                <w:color w:val="000000"/>
+                <w:sz w:val="18"/>
+                <w:szCs w:val="18"/>
+              </w:rPr>
+              <w:t xml:space="preserve">Observe Phase</w:t>
             </w:r>
           </w:p>
           <w:p>
@@ -6311,7 +6311,7 @@
             <w:pPr>
               <w:spacing w:after="20" w:before="0"/>
             </w:pPr>
-            <w:hyperlink w:history="1" r:id="rIdwvry0lrxao-el0umrti8t">
+            <w:hyperlink w:history="1" r:id="rIdmgxeutebow4tzovqjkncb">
               <w:r>
                 <w:rPr>
                   <w:rFonts w:ascii="Arial" w:cs="Arial" w:eastAsia="Arial" w:hAnsi="Arial"/>
@@ -6344,7 +6344,7 @@
               <w:spacing w:after="10" w:before="0"/>
               <w:ind w:left="120"/>
             </w:pPr>
-            <w:hyperlink w:history="1" r:id="rIdoscjrn9odhd9bemvsdt7l">
+            <w:hyperlink w:history="1" r:id="rIdecqtioxduu7wwt5ivtiqa">
               <w:r>
                 <w:rPr>
                   <w:rFonts w:ascii="Arial" w:cs="Arial" w:eastAsia="Arial" w:hAnsi="Arial"/>
@@ -6389,7 +6389,7 @@
             <w:pPr>
               <w:spacing w:after="20" w:before="0"/>
             </w:pPr>
-            <w:hyperlink w:history="1" r:id="rIdxam1a8s6yqschj1ezipxg">
+            <w:hyperlink w:history="1" r:id="rIdrfjwuj8cpzcmxtpit8yvq">
               <w:r>
                 <w:rPr>
                   <w:rFonts w:ascii="Arial" w:cs="Arial" w:eastAsia="Arial" w:hAnsi="Arial"/>
@@ -6422,7 +6422,7 @@
               <w:spacing w:after="10" w:before="0"/>
               <w:ind w:left="120"/>
             </w:pPr>
-            <w:hyperlink w:history="1" r:id="rId9b6g_mpbnvn0fz5wnobkm">
+            <w:hyperlink w:history="1" r:id="rId0irmlfwn-wjwilalijf2i">
               <w:r>
                 <w:rPr>
                   <w:rFonts w:ascii="Arial" w:cs="Arial" w:eastAsia="Arial" w:hAnsi="Arial"/>
@@ -6569,32 +6569,32 @@
         <w:tc>
           <w:tcPr>
             <w:tcW w:type="dxa" w:w="1520"/>
-            <w:shd w:fill="F2F2F2" w:color="auto" w:val="clear"/>
-            <w:tcMar>
-              <w:top w:type="dxa" w:w="60"/>
-              <w:left w:type="dxa" w:w="120"/>
-              <w:bottom w:type="dxa" w:w="60"/>
-              <w:right w:type="dxa" w:w="120"/>
-            </w:tcMar>
-            <w:vAlign w:val="top"/>
-          </w:tcPr>
-          <w:p>
-            <w:pPr>
-              <w:spacing w:after="40" w:before="0"/>
-              <w:jc w:val="left"/>
-            </w:pPr>
-            <w:r>
-              <w:rPr>
-                <w:rFonts w:ascii="Arial" w:cs="Arial" w:eastAsia="Arial" w:hAnsi="Arial"/>
-                <w:b/>
-                <w:bCs/>
-                <w:i w:val="false"/>
-                <w:iCs w:val="false"/>
-                <w:color w:val="000000"/>
-                <w:sz w:val="18"/>
-                <w:szCs w:val="18"/>
-              </w:rPr>
-              <w:t xml:space="preserve">Phase 3 — Explain: From Colour to Chemistry [20 minutes]</w:t>
+            <w:shd w:fill="E2EFDA" w:color="auto" w:val="clear"/>
+            <w:tcMar>
+              <w:top w:type="dxa" w:w="60"/>
+              <w:left w:type="dxa" w:w="120"/>
+              <w:bottom w:type="dxa" w:w="60"/>
+              <w:right w:type="dxa" w:w="120"/>
+            </w:tcMar>
+            <w:vAlign w:val="top"/>
+          </w:tcPr>
+          <w:p>
+            <w:pPr>
+              <w:spacing w:after="40" w:before="0"/>
+              <w:jc w:val="left"/>
+            </w:pPr>
+            <w:r>
+              <w:rPr>
+                <w:rFonts w:ascii="Arial" w:cs="Arial" w:eastAsia="Arial" w:hAnsi="Arial"/>
+                <w:b/>
+                <w:bCs/>
+                <w:i w:val="false"/>
+                <w:iCs w:val="false"/>
+                <w:color w:val="000000"/>
+                <w:sz w:val="18"/>
+                <w:szCs w:val="18"/>
+              </w:rPr>
+              <w:t xml:space="preserve">Explain Phase</w:t>
             </w:r>
           </w:p>
           <w:p>
@@ -6617,7 +6617,7 @@
             <w:pPr>
               <w:spacing w:after="20" w:before="0"/>
             </w:pPr>
-            <w:hyperlink w:history="1" r:id="rIdscd03bkqpr-ml71nqhbbn">
+            <w:hyperlink w:history="1" r:id="rId9rqom871ebk6dbp0lpwo4">
               <w:r>
                 <w:rPr>
                   <w:rFonts w:ascii="Arial" w:cs="Arial" w:eastAsia="Arial" w:hAnsi="Arial"/>
@@ -6650,7 +6650,7 @@
               <w:spacing w:after="10" w:before="0"/>
               <w:ind w:left="120"/>
             </w:pPr>
-            <w:hyperlink w:history="1" r:id="rIdtkztz1zzhiswtbwujhwxx">
+            <w:hyperlink w:history="1" r:id="rIdpwry-cu9ebwwuldbgndg2">
               <w:r>
                 <w:rPr>
                   <w:rFonts w:ascii="Arial" w:cs="Arial" w:eastAsia="Arial" w:hAnsi="Arial"/>
@@ -6695,7 +6695,7 @@
             <w:pPr>
               <w:spacing w:after="20" w:before="0"/>
             </w:pPr>
-            <w:hyperlink w:history="1" r:id="rIdjvecpi0pzhdlcmr8bgqhk">
+            <w:hyperlink w:history="1" r:id="rIdz87d8fdr0wrmtn3pivfcj">
               <w:r>
                 <w:rPr>
                   <w:rFonts w:ascii="Arial" w:cs="Arial" w:eastAsia="Arial" w:hAnsi="Arial"/>
@@ -6728,7 +6728,7 @@
               <w:spacing w:after="10" w:before="0"/>
               <w:ind w:left="120"/>
             </w:pPr>
-            <w:hyperlink w:history="1" r:id="rIdp7vqlg4gu_bz8z270h14m">
+            <w:hyperlink w:history="1" r:id="rIdgwy1duyviciksdmftitwu">
               <w:r>
                 <w:rPr>
                   <w:rFonts w:ascii="Arial" w:cs="Arial" w:eastAsia="Arial" w:hAnsi="Arial"/>
@@ -6875,32 +6875,32 @@
         <w:tc>
           <w:tcPr>
             <w:tcW w:type="dxa" w:w="1520"/>
-            <w:shd w:fill="F2F2F2" w:color="auto" w:val="clear"/>
-            <w:tcMar>
-              <w:top w:type="dxa" w:w="60"/>
-              <w:left w:type="dxa" w:w="120"/>
-              <w:bottom w:type="dxa" w:w="60"/>
-              <w:right w:type="dxa" w:w="120"/>
-            </w:tcMar>
-            <w:vAlign w:val="top"/>
-          </w:tcPr>
-          <w:p>
-            <w:pPr>
-              <w:spacing w:after="40" w:before="0"/>
-              <w:jc w:val="left"/>
-            </w:pPr>
-            <w:r>
-              <w:rPr>
-                <w:rFonts w:ascii="Arial" w:cs="Arial" w:eastAsia="Arial" w:hAnsi="Arial"/>
-                <w:b/>
-                <w:bCs/>
-                <w:i w:val="false"/>
-                <w:iCs w:val="false"/>
-                <w:color w:val="000000"/>
-                <w:sz w:val="18"/>
-                <w:szCs w:val="18"/>
-              </w:rPr>
-              <w:t xml:space="preserve">Phase 4 — Driving Question Board (DQB) Update [8 minutes]</w:t>
+            <w:shd w:fill="FCE4D6" w:color="auto" w:val="clear"/>
+            <w:tcMar>
+              <w:top w:type="dxa" w:w="60"/>
+              <w:left w:type="dxa" w:w="120"/>
+              <w:bottom w:type="dxa" w:w="60"/>
+              <w:right w:type="dxa" w:w="120"/>
+            </w:tcMar>
+            <w:vAlign w:val="top"/>
+          </w:tcPr>
+          <w:p>
+            <w:pPr>
+              <w:spacing w:after="40" w:before="0"/>
+              <w:jc w:val="left"/>
+            </w:pPr>
+            <w:r>
+              <w:rPr>
+                <w:rFonts w:ascii="Arial" w:cs="Arial" w:eastAsia="Arial" w:hAnsi="Arial"/>
+                <w:b/>
+                <w:bCs/>
+                <w:i w:val="false"/>
+                <w:iCs w:val="false"/>
+                <w:color w:val="000000"/>
+                <w:sz w:val="18"/>
+                <w:szCs w:val="18"/>
+              </w:rPr>
+              <w:t xml:space="preserve">Driving Question Board (DQB) Creation</w:t>
             </w:r>
           </w:p>
           <w:p>
@@ -6923,7 +6923,7 @@
             <w:pPr>
               <w:spacing w:after="20" w:before="0"/>
             </w:pPr>
-            <w:hyperlink w:history="1" r:id="rId3dgkqucidpbkc9xfmbrfd">
+            <w:hyperlink w:history="1" r:id="rIdmuy8urxbyqcbqg1-navcr">
               <w:r>
                 <w:rPr>
                   <w:rFonts w:ascii="Arial" w:cs="Arial" w:eastAsia="Arial" w:hAnsi="Arial"/>
@@ -6956,7 +6956,7 @@
               <w:spacing w:after="10" w:before="0"/>
               <w:ind w:left="120"/>
             </w:pPr>
-            <w:hyperlink w:history="1" r:id="rId1s81v3fxh-2erl_x0ub9u">
+            <w:hyperlink w:history="1" r:id="rIdqbclalfd2gy7oizmam51j">
               <w:r>
                 <w:rPr>
                   <w:rFonts w:ascii="Arial" w:cs="Arial" w:eastAsia="Arial" w:hAnsi="Arial"/>
@@ -7001,7 +7001,7 @@
             <w:pPr>
               <w:spacing w:after="20" w:before="0"/>
             </w:pPr>
-            <w:hyperlink w:history="1" r:id="rIdnmsmz56upoz0zsfdp_5ph">
+            <w:hyperlink w:history="1" r:id="rIde6pzyitsrktsytzrjzg-y">
               <w:r>
                 <w:rPr>
                   <w:rFonts w:ascii="Arial" w:cs="Arial" w:eastAsia="Arial" w:hAnsi="Arial"/>
@@ -7034,7 +7034,7 @@
               <w:spacing w:after="10" w:before="0"/>
               <w:ind w:left="120"/>
             </w:pPr>
-            <w:hyperlink w:history="1" r:id="rIdsf10mouhtuy0qu41vpzqk">
+            <w:hyperlink w:history="1" r:id="rIdzmpi_ot82bxpi1bpc2lok">
               <w:r>
                 <w:rPr>
                   <w:rFonts w:ascii="Arial" w:cs="Arial" w:eastAsia="Arial" w:hAnsi="Arial"/>
@@ -7181,32 +7181,32 @@
         <w:tc>
           <w:tcPr>
             <w:tcW w:type="dxa" w:w="1520"/>
-            <w:shd w:fill="F2F2F2" w:color="auto" w:val="clear"/>
-            <w:tcMar>
-              <w:top w:type="dxa" w:w="60"/>
-              <w:left w:type="dxa" w:w="120"/>
-              <w:bottom w:type="dxa" w:w="60"/>
-              <w:right w:type="dxa" w:w="120"/>
-            </w:tcMar>
-            <w:vAlign w:val="top"/>
-          </w:tcPr>
-          <w:p>
-            <w:pPr>
-              <w:spacing w:after="40" w:before="0"/>
-              <w:jc w:val="left"/>
-            </w:pPr>
-            <w:r>
-              <w:rPr>
-                <w:rFonts w:ascii="Arial" w:cs="Arial" w:eastAsia="Arial" w:hAnsi="Arial"/>
-                <w:b/>
-                <w:bCs/>
-                <w:i w:val="false"/>
-                <w:iCs w:val="false"/>
-                <w:color w:val="000000"/>
-                <w:sz w:val="18"/>
-                <w:szCs w:val="18"/>
-              </w:rPr>
-              <w:t xml:space="preserve">Phase 5 — Model Building [7 minutes]</w:t>
+            <w:shd w:fill="D5E8F0" w:color="auto" w:val="clear"/>
+            <w:tcMar>
+              <w:top w:type="dxa" w:w="60"/>
+              <w:left w:type="dxa" w:w="120"/>
+              <w:bottom w:type="dxa" w:w="60"/>
+              <w:right w:type="dxa" w:w="120"/>
+            </w:tcMar>
+            <w:vAlign w:val="top"/>
+          </w:tcPr>
+          <w:p>
+            <w:pPr>
+              <w:spacing w:after="40" w:before="0"/>
+              <w:jc w:val="left"/>
+            </w:pPr>
+            <w:r>
+              <w:rPr>
+                <w:rFonts w:ascii="Arial" w:cs="Arial" w:eastAsia="Arial" w:hAnsi="Arial"/>
+                <w:b/>
+                <w:bCs/>
+                <w:i w:val="false"/>
+                <w:iCs w:val="false"/>
+                <w:color w:val="000000"/>
+                <w:sz w:val="18"/>
+                <w:szCs w:val="18"/>
+              </w:rPr>
+              <w:t xml:space="preserve">Model Building Phase</w:t>
             </w:r>
           </w:p>
           <w:p>
@@ -7229,7 +7229,7 @@
             <w:pPr>
               <w:spacing w:after="20" w:before="0"/>
             </w:pPr>
-            <w:hyperlink w:history="1" r:id="rId1i_ohyzzdkynsxao2dvnb">
+            <w:hyperlink w:history="1" r:id="rIdsiv_ti6nkoindesvzf44p">
               <w:r>
                 <w:rPr>
                   <w:rFonts w:ascii="Arial" w:cs="Arial" w:eastAsia="Arial" w:hAnsi="Arial"/>
@@ -7262,7 +7262,7 @@
               <w:spacing w:after="10" w:before="0"/>
               <w:ind w:left="120"/>
             </w:pPr>
-            <w:hyperlink w:history="1" r:id="rIdvlksr4mmnp2d3a454vo-m">
+            <w:hyperlink w:history="1" r:id="rIdwab3d3u3p18w6eex9vrcr">
               <w:r>
                 <w:rPr>
                   <w:rFonts w:ascii="Arial" w:cs="Arial" w:eastAsia="Arial" w:hAnsi="Arial"/>
@@ -7307,7 +7307,7 @@
             <w:pPr>
               <w:spacing w:after="20" w:before="0"/>
             </w:pPr>
-            <w:hyperlink w:history="1" r:id="rIdpayhnqepippjk4iqtujgh">
+            <w:hyperlink w:history="1" r:id="rId2n8r0-i1cyaki9uagge5x">
               <w:r>
                 <w:rPr>
                   <w:rFonts w:ascii="Arial" w:cs="Arial" w:eastAsia="Arial" w:hAnsi="Arial"/>
@@ -7340,7 +7340,7 @@
               <w:spacing w:after="10" w:before="0"/>
               <w:ind w:left="120"/>
             </w:pPr>
-            <w:hyperlink w:history="1" r:id="rId5wysgn5r9dwfvwhp2lau3">
+            <w:hyperlink w:history="1" r:id="rIdie1u5ik7ecylygczlr6ft">
               <w:r>
                 <w:rPr>
                   <w:rFonts w:ascii="Arial" w:cs="Arial" w:eastAsia="Arial" w:hAnsi="Arial"/>
@@ -8893,32 +8893,32 @@
         <w:tc>
           <w:tcPr>
             <w:tcW w:type="dxa" w:w="1520"/>
-            <w:shd w:fill="F2F2F2" w:color="auto" w:val="clear"/>
-            <w:tcMar>
-              <w:top w:type="dxa" w:w="60"/>
-              <w:left w:type="dxa" w:w="120"/>
-              <w:bottom w:type="dxa" w:w="60"/>
-              <w:right w:type="dxa" w:w="120"/>
-            </w:tcMar>
-            <w:vAlign w:val="top"/>
-          </w:tcPr>
-          <w:p>
-            <w:pPr>
-              <w:spacing w:after="40" w:before="0"/>
-              <w:jc w:val="left"/>
-            </w:pPr>
-            <w:r>
-              <w:rPr>
-                <w:rFonts w:ascii="Arial" w:cs="Arial" w:eastAsia="Arial" w:hAnsi="Arial"/>
-                <w:b/>
-                <w:bCs/>
-                <w:i w:val="false"/>
-                <w:iCs w:val="false"/>
-                <w:color w:val="000000"/>
-                <w:sz w:val="18"/>
-                <w:szCs w:val="18"/>
-              </w:rPr>
-              <w:t xml:space="preserve">Phase 1 — PREDICT (Antacid Phenomenon Hook)</w:t>
+            <w:shd w:fill="EAD1F5" w:color="auto" w:val="clear"/>
+            <w:tcMar>
+              <w:top w:type="dxa" w:w="60"/>
+              <w:left w:type="dxa" w:w="120"/>
+              <w:bottom w:type="dxa" w:w="60"/>
+              <w:right w:type="dxa" w:w="120"/>
+            </w:tcMar>
+            <w:vAlign w:val="top"/>
+          </w:tcPr>
+          <w:p>
+            <w:pPr>
+              <w:spacing w:after="40" w:before="0"/>
+              <w:jc w:val="left"/>
+            </w:pPr>
+            <w:r>
+              <w:rPr>
+                <w:rFonts w:ascii="Arial" w:cs="Arial" w:eastAsia="Arial" w:hAnsi="Arial"/>
+                <w:b/>
+                <w:bCs/>
+                <w:i w:val="false"/>
+                <w:iCs w:val="false"/>
+                <w:color w:val="000000"/>
+                <w:sz w:val="18"/>
+                <w:szCs w:val="18"/>
+              </w:rPr>
+              <w:t xml:space="preserve">Predict Phase</w:t>
             </w:r>
           </w:p>
           <w:p>
@@ -8941,7 +8941,7 @@
             <w:pPr>
               <w:spacing w:after="20" w:before="0"/>
             </w:pPr>
-            <w:hyperlink w:history="1" r:id="rIdlii4jzjmt5dvpwp0cut9w">
+            <w:hyperlink w:history="1" r:id="rIdlgwl6boe1eilpabadfhnb">
               <w:r>
                 <w:rPr>
                   <w:rFonts w:ascii="Arial" w:cs="Arial" w:eastAsia="Arial" w:hAnsi="Arial"/>
@@ -8974,7 +8974,7 @@
               <w:spacing w:after="10" w:before="0"/>
               <w:ind w:left="120"/>
             </w:pPr>
-            <w:hyperlink w:history="1" r:id="rIdiuthhawcrrwy0gsgbvd6j">
+            <w:hyperlink w:history="1" r:id="rIdxueakhlu55_4qy4c_ssj-">
               <w:r>
                 <w:rPr>
                   <w:rFonts w:ascii="Arial" w:cs="Arial" w:eastAsia="Arial" w:hAnsi="Arial"/>
@@ -9019,7 +9019,7 @@
             <w:pPr>
               <w:spacing w:after="20" w:before="0"/>
             </w:pPr>
-            <w:hyperlink w:history="1" r:id="rIdwdx1oy-dp4esseab0owlf">
+            <w:hyperlink w:history="1" r:id="rIdsai-g6rvghecxn86cldvz">
               <w:r>
                 <w:rPr>
                   <w:rFonts w:ascii="Arial" w:cs="Arial" w:eastAsia="Arial" w:hAnsi="Arial"/>
@@ -9052,7 +9052,7 @@
               <w:spacing w:after="10" w:before="0"/>
               <w:ind w:left="120"/>
             </w:pPr>
-            <w:hyperlink w:history="1" r:id="rIdosprtkslwreey-6qos5al">
+            <w:hyperlink w:history="1" r:id="rIdsvvfwgj-tn20bzaeweny0">
               <w:r>
                 <w:rPr>
                   <w:rFonts w:ascii="Arial" w:cs="Arial" w:eastAsia="Arial" w:hAnsi="Arial"/>
@@ -9199,32 +9199,32 @@
         <w:tc>
           <w:tcPr>
             <w:tcW w:type="dxa" w:w="1520"/>
-            <w:shd w:fill="F2F2F2" w:color="auto" w:val="clear"/>
-            <w:tcMar>
-              <w:top w:type="dxa" w:w="60"/>
-              <w:left w:type="dxa" w:w="120"/>
-              <w:bottom w:type="dxa" w:w="60"/>
-              <w:right w:type="dxa" w:w="120"/>
-            </w:tcMar>
-            <w:vAlign w:val="top"/>
-          </w:tcPr>
-          <w:p>
-            <w:pPr>
-              <w:spacing w:after="40" w:before="0"/>
-              <w:jc w:val="left"/>
-            </w:pPr>
-            <w:r>
-              <w:rPr>
-                <w:rFonts w:ascii="Arial" w:cs="Arial" w:eastAsia="Arial" w:hAnsi="Arial"/>
-                <w:b/>
-                <w:bCs/>
-                <w:i w:val="false"/>
-                <w:iCs w:val="false"/>
-                <w:color w:val="000000"/>
-                <w:sz w:val="18"/>
-                <w:szCs w:val="18"/>
-              </w:rPr>
-              <w:t xml:space="preserve">Phase 2 — OBSERVE (Antacid Demo + Three Reading Stations)</w:t>
+            <w:shd w:fill="D9EEF1" w:color="auto" w:val="clear"/>
+            <w:tcMar>
+              <w:top w:type="dxa" w:w="60"/>
+              <w:left w:type="dxa" w:w="120"/>
+              <w:bottom w:type="dxa" w:w="60"/>
+              <w:right w:type="dxa" w:w="120"/>
+            </w:tcMar>
+            <w:vAlign w:val="top"/>
+          </w:tcPr>
+          <w:p>
+            <w:pPr>
+              <w:spacing w:after="40" w:before="0"/>
+              <w:jc w:val="left"/>
+            </w:pPr>
+            <w:r>
+              <w:rPr>
+                <w:rFonts w:ascii="Arial" w:cs="Arial" w:eastAsia="Arial" w:hAnsi="Arial"/>
+                <w:b/>
+                <w:bCs/>
+                <w:i w:val="false"/>
+                <w:iCs w:val="false"/>
+                <w:color w:val="000000"/>
+                <w:sz w:val="18"/>
+                <w:szCs w:val="18"/>
+              </w:rPr>
+              <w:t xml:space="preserve">Observe Phase</w:t>
             </w:r>
           </w:p>
           <w:p>
@@ -9247,7 +9247,7 @@
             <w:pPr>
               <w:spacing w:after="20" w:before="0"/>
             </w:pPr>
-            <w:hyperlink w:history="1" r:id="rIdxe3xhxtksqx_mrddtviiq">
+            <w:hyperlink w:history="1" r:id="rIdoc5t55466a8auwpi_lqgc">
               <w:r>
                 <w:rPr>
                   <w:rFonts w:ascii="Arial" w:cs="Arial" w:eastAsia="Arial" w:hAnsi="Arial"/>
@@ -9280,7 +9280,7 @@
               <w:spacing w:after="10" w:before="0"/>
               <w:ind w:left="120"/>
             </w:pPr>
-            <w:hyperlink w:history="1" r:id="rIduxlpkwf6fqe4hrt4a6ijz">
+            <w:hyperlink w:history="1" r:id="rIdefll4gwl-d5pjmukokpxn">
               <w:r>
                 <w:rPr>
                   <w:rFonts w:ascii="Arial" w:cs="Arial" w:eastAsia="Arial" w:hAnsi="Arial"/>
@@ -9325,7 +9325,7 @@
             <w:pPr>
               <w:spacing w:after="20" w:before="0"/>
             </w:pPr>
-            <w:hyperlink w:history="1" r:id="rIdk0nurpow79qkxmcvdcavj">
+            <w:hyperlink w:history="1" r:id="rIdbs2hxnprwl1bom5o2hjaz">
               <w:r>
                 <w:rPr>
                   <w:rFonts w:ascii="Arial" w:cs="Arial" w:eastAsia="Arial" w:hAnsi="Arial"/>
@@ -9358,7 +9358,7 @@
               <w:spacing w:after="10" w:before="0"/>
               <w:ind w:left="120"/>
             </w:pPr>
-            <w:hyperlink w:history="1" r:id="rIdlcefpjcz0l3gb-l7qvoxi">
+            <w:hyperlink w:history="1" r:id="rIdumh0csut8ldseztb920ik">
               <w:r>
                 <w:rPr>
                   <w:rFonts w:ascii="Arial" w:cs="Arial" w:eastAsia="Arial" w:hAnsi="Arial"/>
@@ -9505,32 +9505,32 @@
         <w:tc>
           <w:tcPr>
             <w:tcW w:type="dxa" w:w="1520"/>
-            <w:shd w:fill="F2F2F2" w:color="auto" w:val="clear"/>
-            <w:tcMar>
-              <w:top w:type="dxa" w:w="60"/>
-              <w:left w:type="dxa" w:w="120"/>
-              <w:bottom w:type="dxa" w:w="60"/>
-              <w:right w:type="dxa" w:w="120"/>
-            </w:tcMar>
-            <w:vAlign w:val="top"/>
-          </w:tcPr>
-          <w:p>
-            <w:pPr>
-              <w:spacing w:after="40" w:before="0"/>
-              <w:jc w:val="left"/>
-            </w:pPr>
-            <w:r>
-              <w:rPr>
-                <w:rFonts w:ascii="Arial" w:cs="Arial" w:eastAsia="Arial" w:hAnsi="Arial"/>
-                <w:b/>
-                <w:bCs/>
-                <w:i w:val="false"/>
-                <w:iCs w:val="false"/>
-                <w:color w:val="000000"/>
-                <w:sz w:val="18"/>
-                <w:szCs w:val="18"/>
-              </w:rPr>
-              <w:t xml:space="preserve">Phase 3 — EXPLAIN (Jigsaw Expert-Share + Annotated Diagram Construction)</w:t>
+            <w:shd w:fill="E2EFDA" w:color="auto" w:val="clear"/>
+            <w:tcMar>
+              <w:top w:type="dxa" w:w="60"/>
+              <w:left w:type="dxa" w:w="120"/>
+              <w:bottom w:type="dxa" w:w="60"/>
+              <w:right w:type="dxa" w:w="120"/>
+            </w:tcMar>
+            <w:vAlign w:val="top"/>
+          </w:tcPr>
+          <w:p>
+            <w:pPr>
+              <w:spacing w:after="40" w:before="0"/>
+              <w:jc w:val="left"/>
+            </w:pPr>
+            <w:r>
+              <w:rPr>
+                <w:rFonts w:ascii="Arial" w:cs="Arial" w:eastAsia="Arial" w:hAnsi="Arial"/>
+                <w:b/>
+                <w:bCs/>
+                <w:i w:val="false"/>
+                <w:iCs w:val="false"/>
+                <w:color w:val="000000"/>
+                <w:sz w:val="18"/>
+                <w:szCs w:val="18"/>
+              </w:rPr>
+              <w:t xml:space="preserve">Explain Phase</w:t>
             </w:r>
           </w:p>
           <w:p>
@@ -9553,7 +9553,7 @@
             <w:pPr>
               <w:spacing w:after="20" w:before="0"/>
             </w:pPr>
-            <w:hyperlink w:history="1" r:id="rId_lzt59ylkc-ngezl-fyjg">
+            <w:hyperlink w:history="1" r:id="rIdxrp5_epylwow4dwevbvlm">
               <w:r>
                 <w:rPr>
                   <w:rFonts w:ascii="Arial" w:cs="Arial" w:eastAsia="Arial" w:hAnsi="Arial"/>
@@ -9586,7 +9586,7 @@
               <w:spacing w:after="10" w:before="0"/>
               <w:ind w:left="120"/>
             </w:pPr>
-            <w:hyperlink w:history="1" r:id="rIdqsdiz1kqzbf58rd2vo5o-">
+            <w:hyperlink w:history="1" r:id="rIdztpehalig-wxlltsdbrwc">
               <w:r>
                 <w:rPr>
                   <w:rFonts w:ascii="Arial" w:cs="Arial" w:eastAsia="Arial" w:hAnsi="Arial"/>
@@ -9631,7 +9631,7 @@
             <w:pPr>
               <w:spacing w:after="20" w:before="0"/>
             </w:pPr>
-            <w:hyperlink w:history="1" r:id="rIdkw_sbpwzd6drpbxar0zbv">
+            <w:hyperlink w:history="1" r:id="rIdqdhtnl58aq18tchzrkmyd">
               <w:r>
                 <w:rPr>
                   <w:rFonts w:ascii="Arial" w:cs="Arial" w:eastAsia="Arial" w:hAnsi="Arial"/>
@@ -9664,7 +9664,7 @@
               <w:spacing w:after="10" w:before="0"/>
               <w:ind w:left="120"/>
             </w:pPr>
-            <w:hyperlink w:history="1" r:id="rId3mypgcle4ve0a3agppc0x">
+            <w:hyperlink w:history="1" r:id="rIdgonxbpnwcisan3nbjhphj">
               <w:r>
                 <w:rPr>
                   <w:rFonts w:ascii="Arial" w:cs="Arial" w:eastAsia="Arial" w:hAnsi="Arial"/>
@@ -9811,32 +9811,32 @@
         <w:tc>
           <w:tcPr>
             <w:tcW w:type="dxa" w:w="1520"/>
-            <w:shd w:fill="F2F2F2" w:color="auto" w:val="clear"/>
-            <w:tcMar>
-              <w:top w:type="dxa" w:w="60"/>
-              <w:left w:type="dxa" w:w="120"/>
-              <w:bottom w:type="dxa" w:w="60"/>
-              <w:right w:type="dxa" w:w="120"/>
-            </w:tcMar>
-            <w:vAlign w:val="top"/>
-          </w:tcPr>
-          <w:p>
-            <w:pPr>
-              <w:spacing w:after="40" w:before="0"/>
-              <w:jc w:val="left"/>
-            </w:pPr>
-            <w:r>
-              <w:rPr>
-                <w:rFonts w:ascii="Arial" w:cs="Arial" w:eastAsia="Arial" w:hAnsi="Arial"/>
-                <w:b/>
-                <w:bCs/>
-                <w:i w:val="false"/>
-                <w:iCs w:val="false"/>
-                <w:color w:val="000000"/>
-                <w:sz w:val="18"/>
-                <w:szCs w:val="18"/>
-              </w:rPr>
-              <w:t xml:space="preserve">Phase 4 — DRIVING QUESTION BOARD (DQB) Update</w:t>
+            <w:shd w:fill="FCE4D6" w:color="auto" w:val="clear"/>
+            <w:tcMar>
+              <w:top w:type="dxa" w:w="60"/>
+              <w:left w:type="dxa" w:w="120"/>
+              <w:bottom w:type="dxa" w:w="60"/>
+              <w:right w:type="dxa" w:w="120"/>
+            </w:tcMar>
+            <w:vAlign w:val="top"/>
+          </w:tcPr>
+          <w:p>
+            <w:pPr>
+              <w:spacing w:after="40" w:before="0"/>
+              <w:jc w:val="left"/>
+            </w:pPr>
+            <w:r>
+              <w:rPr>
+                <w:rFonts w:ascii="Arial" w:cs="Arial" w:eastAsia="Arial" w:hAnsi="Arial"/>
+                <w:b/>
+                <w:bCs/>
+                <w:i w:val="false"/>
+                <w:iCs w:val="false"/>
+                <w:color w:val="000000"/>
+                <w:sz w:val="18"/>
+                <w:szCs w:val="18"/>
+              </w:rPr>
+              <w:t xml:space="preserve">Driving Question Board (DQB) Creation</w:t>
             </w:r>
           </w:p>
           <w:p>
@@ -9859,7 +9859,7 @@
             <w:pPr>
               <w:spacing w:after="20" w:before="0"/>
             </w:pPr>
-            <w:hyperlink w:history="1" r:id="rIdaj5-u8cqv9cm7jjip-yxq">
+            <w:hyperlink w:history="1" r:id="rIdlaf25mqxdfilwagebugei">
               <w:r>
                 <w:rPr>
                   <w:rFonts w:ascii="Arial" w:cs="Arial" w:eastAsia="Arial" w:hAnsi="Arial"/>
@@ -9892,7 +9892,7 @@
               <w:spacing w:after="10" w:before="0"/>
               <w:ind w:left="120"/>
             </w:pPr>
-            <w:hyperlink w:history="1" r:id="rIdz5bvlae6mhryi7ooepszo">
+            <w:hyperlink w:history="1" r:id="rId0esu80qt4onb2o_c59csf">
               <w:r>
                 <w:rPr>
                   <w:rFonts w:ascii="Arial" w:cs="Arial" w:eastAsia="Arial" w:hAnsi="Arial"/>
@@ -9937,7 +9937,7 @@
             <w:pPr>
               <w:spacing w:after="20" w:before="0"/>
             </w:pPr>
-            <w:hyperlink w:history="1" r:id="rIdiu-sjhngmwiw4yjr6w1li">
+            <w:hyperlink w:history="1" r:id="rIda3izi32dbiv829kade1yj">
               <w:r>
                 <w:rPr>
                   <w:rFonts w:ascii="Arial" w:cs="Arial" w:eastAsia="Arial" w:hAnsi="Arial"/>
@@ -9970,7 +9970,7 @@
               <w:spacing w:after="10" w:before="0"/>
               <w:ind w:left="120"/>
             </w:pPr>
-            <w:hyperlink w:history="1" r:id="rIdsbjt5m55419y3d0vkyuh8">
+            <w:hyperlink w:history="1" r:id="rId-butyapkdv9hvxkwdea0o">
               <w:r>
                 <w:rPr>
                   <w:rFonts w:ascii="Arial" w:cs="Arial" w:eastAsia="Arial" w:hAnsi="Arial"/>
@@ -10117,32 +10117,32 @@
         <w:tc>
           <w:tcPr>
             <w:tcW w:type="dxa" w:w="1520"/>
-            <w:shd w:fill="F2F2F2" w:color="auto" w:val="clear"/>
-            <w:tcMar>
-              <w:top w:type="dxa" w:w="60"/>
-              <w:left w:type="dxa" w:w="120"/>
-              <w:bottom w:type="dxa" w:w="60"/>
-              <w:right w:type="dxa" w:w="120"/>
-            </w:tcMar>
-            <w:vAlign w:val="top"/>
-          </w:tcPr>
-          <w:p>
-            <w:pPr>
-              <w:spacing w:after="40" w:before="0"/>
-              <w:jc w:val="left"/>
-            </w:pPr>
-            <w:r>
-              <w:rPr>
-                <w:rFonts w:ascii="Arial" w:cs="Arial" w:eastAsia="Arial" w:hAnsi="Arial"/>
-                <w:b/>
-                <w:bCs/>
-                <w:i w:val="false"/>
-                <w:iCs w:val="false"/>
-                <w:color w:val="000000"/>
-                <w:sz w:val="18"/>
-                <w:szCs w:val="18"/>
-              </w:rPr>
-              <w:t xml:space="preserve">Phase 5 — MODEL BUILDING (Cumulative Model Revision)</w:t>
+            <w:shd w:fill="D5E8F0" w:color="auto" w:val="clear"/>
+            <w:tcMar>
+              <w:top w:type="dxa" w:w="60"/>
+              <w:left w:type="dxa" w:w="120"/>
+              <w:bottom w:type="dxa" w:w="60"/>
+              <w:right w:type="dxa" w:w="120"/>
+            </w:tcMar>
+            <w:vAlign w:val="top"/>
+          </w:tcPr>
+          <w:p>
+            <w:pPr>
+              <w:spacing w:after="40" w:before="0"/>
+              <w:jc w:val="left"/>
+            </w:pPr>
+            <w:r>
+              <w:rPr>
+                <w:rFonts w:ascii="Arial" w:cs="Arial" w:eastAsia="Arial" w:hAnsi="Arial"/>
+                <w:b/>
+                <w:bCs/>
+                <w:i w:val="false"/>
+                <w:iCs w:val="false"/>
+                <w:color w:val="000000"/>
+                <w:sz w:val="18"/>
+                <w:szCs w:val="18"/>
+              </w:rPr>
+              <w:t xml:space="preserve">Model Building Phase</w:t>
             </w:r>
           </w:p>
           <w:p>
@@ -10165,7 +10165,7 @@
             <w:pPr>
               <w:spacing w:after="20" w:before="0"/>
             </w:pPr>
-            <w:hyperlink w:history="1" r:id="rIdiq4t19-ny643n5wtbso_n">
+            <w:hyperlink w:history="1" r:id="rId6jfizb4utgaif3v6stoz6">
               <w:r>
                 <w:rPr>
                   <w:rFonts w:ascii="Arial" w:cs="Arial" w:eastAsia="Arial" w:hAnsi="Arial"/>
@@ -10198,7 +10198,7 @@
               <w:spacing w:after="10" w:before="0"/>
               <w:ind w:left="120"/>
             </w:pPr>
-            <w:hyperlink w:history="1" r:id="rId67uxs4ufd5krp8z7o3hhv">
+            <w:hyperlink w:history="1" r:id="rIdf2muivu8zhp9j9py6mmy-">
               <w:r>
                 <w:rPr>
                   <w:rFonts w:ascii="Arial" w:cs="Arial" w:eastAsia="Arial" w:hAnsi="Arial"/>
@@ -10243,7 +10243,7 @@
             <w:pPr>
               <w:spacing w:after="20" w:before="0"/>
             </w:pPr>
-            <w:hyperlink w:history="1" r:id="rIdy2o6k1p-hqb4vbu8ww7zu">
+            <w:hyperlink w:history="1" r:id="rIdvf2w8pgoqpueb0cwqsvlc">
               <w:r>
                 <w:rPr>
                   <w:rFonts w:ascii="Arial" w:cs="Arial" w:eastAsia="Arial" w:hAnsi="Arial"/>
@@ -10276,7 +10276,7 @@
               <w:spacing w:after="10" w:before="0"/>
               <w:ind w:left="120"/>
             </w:pPr>
-            <w:hyperlink w:history="1" r:id="rIdxrfqjfkjg45pzw1oulckh">
+            <w:hyperlink w:history="1" r:id="rIdyg1yjbzvicab2huwb7252">
               <w:r>
                 <w:rPr>
                   <w:rFonts w:ascii="Arial" w:cs="Arial" w:eastAsia="Arial" w:hAnsi="Arial"/>
@@ -11840,7 +11840,7 @@
             <w:pPr>
               <w:spacing w:after="20" w:before="0"/>
             </w:pPr>
-            <w:hyperlink w:history="1" r:id="rIdjm2o75hrxgotvgee9znyc">
+            <w:hyperlink w:history="1" r:id="rIdzosbjxfylvheukthbnhfi">
               <w:r>
                 <w:rPr>
                   <w:rFonts w:ascii="Arial" w:cs="Arial" w:eastAsia="Arial" w:hAnsi="Arial"/>
@@ -11873,7 +11873,7 @@
               <w:spacing w:after="10" w:before="0"/>
               <w:ind w:left="120"/>
             </w:pPr>
-            <w:hyperlink w:history="1" r:id="rId5oajbiq3g-bel5la8fymf">
+            <w:hyperlink w:history="1" r:id="rId7amycagy7-1hi1_qyvqcm">
               <w:r>
                 <w:rPr>
                   <w:rFonts w:ascii="Arial" w:cs="Arial" w:eastAsia="Arial" w:hAnsi="Arial"/>
@@ -11918,7 +11918,7 @@
             <w:pPr>
               <w:spacing w:after="20" w:before="0"/>
             </w:pPr>
-            <w:hyperlink w:history="1" r:id="rIdqkg1qxz3zlcwaftrnq8gc">
+            <w:hyperlink w:history="1" r:id="rIdmj7gl3qviddt6g1rtbuec">
               <w:r>
                 <w:rPr>
                   <w:rFonts w:ascii="Arial" w:cs="Arial" w:eastAsia="Arial" w:hAnsi="Arial"/>
@@ -11951,7 +11951,7 @@
               <w:spacing w:after="10" w:before="0"/>
               <w:ind w:left="120"/>
             </w:pPr>
-            <w:hyperlink w:history="1" r:id="rIdcb8vx_f946ljktg8ngfff">
+            <w:hyperlink w:history="1" r:id="rIdddkw166ykjmv9fdc6cbve">
               <w:r>
                 <w:rPr>
                   <w:rFonts w:ascii="Arial" w:cs="Arial" w:eastAsia="Arial" w:hAnsi="Arial"/>
@@ -12146,7 +12146,7 @@
             <w:pPr>
               <w:spacing w:after="20" w:before="0"/>
             </w:pPr>
-            <w:hyperlink w:history="1" r:id="rIdzvzyzvbwq2csltjmn5uys">
+            <w:hyperlink w:history="1" r:id="rIdaj8xea5amwzbt81oq8gbu">
               <w:r>
                 <w:rPr>
                   <w:rFonts w:ascii="Arial" w:cs="Arial" w:eastAsia="Arial" w:hAnsi="Arial"/>
@@ -12179,7 +12179,7 @@
               <w:spacing w:after="10" w:before="0"/>
               <w:ind w:left="120"/>
             </w:pPr>
-            <w:hyperlink w:history="1" r:id="rId0fl_rayvza2gfhkfla1hs">
+            <w:hyperlink w:history="1" r:id="rIdhzxgyk9sywdl8gjtz1qec">
               <w:r>
                 <w:rPr>
                   <w:rFonts w:ascii="Arial" w:cs="Arial" w:eastAsia="Arial" w:hAnsi="Arial"/>
@@ -12224,7 +12224,7 @@
             <w:pPr>
               <w:spacing w:after="20" w:before="0"/>
             </w:pPr>
-            <w:hyperlink w:history="1" r:id="rId4mabuejqgve6e7asd25sk">
+            <w:hyperlink w:history="1" r:id="rIdvshr_f-pyvhxd0leeeu69">
               <w:r>
                 <w:rPr>
                   <w:rFonts w:ascii="Arial" w:cs="Arial" w:eastAsia="Arial" w:hAnsi="Arial"/>
@@ -12257,7 +12257,7 @@
               <w:spacing w:after="10" w:before="0"/>
               <w:ind w:left="120"/>
             </w:pPr>
-            <w:hyperlink w:history="1" r:id="rIdkygohid_ebzy6_3roqhun">
+            <w:hyperlink w:history="1" r:id="rIdmouzhwbcakpj9hclwohie">
               <w:r>
                 <w:rPr>
                   <w:rFonts w:ascii="Arial" w:cs="Arial" w:eastAsia="Arial" w:hAnsi="Arial"/>
@@ -12452,7 +12452,7 @@
             <w:pPr>
               <w:spacing w:after="20" w:before="0"/>
             </w:pPr>
-            <w:hyperlink w:history="1" r:id="rIdbzfzrae80-bvekeofk3sv">
+            <w:hyperlink w:history="1" r:id="rIdi-hrdlqr9wl9xrzjt9c9q">
               <w:r>
                 <w:rPr>
                   <w:rFonts w:ascii="Arial" w:cs="Arial" w:eastAsia="Arial" w:hAnsi="Arial"/>
@@ -12485,7 +12485,7 @@
               <w:spacing w:after="10" w:before="0"/>
               <w:ind w:left="120"/>
             </w:pPr>
-            <w:hyperlink w:history="1" r:id="rIdaylagoilcnnbnj46ljmvv">
+            <w:hyperlink w:history="1" r:id="rIdq8usfl4zkmyen50mdqatn">
               <w:r>
                 <w:rPr>
                   <w:rFonts w:ascii="Arial" w:cs="Arial" w:eastAsia="Arial" w:hAnsi="Arial"/>
@@ -12530,7 +12530,7 @@
             <w:pPr>
               <w:spacing w:after="20" w:before="0"/>
             </w:pPr>
-            <w:hyperlink w:history="1" r:id="rIdxhzpqvdmqnn54km53kkgm">
+            <w:hyperlink w:history="1" r:id="rIdp4r_pmljpiy9vktsak1xw">
               <w:r>
                 <w:rPr>
                   <w:rFonts w:ascii="Arial" w:cs="Arial" w:eastAsia="Arial" w:hAnsi="Arial"/>
@@ -12563,7 +12563,7 @@
               <w:spacing w:after="10" w:before="0"/>
               <w:ind w:left="120"/>
             </w:pPr>
-            <w:hyperlink w:history="1" r:id="rId7akiy6ibnwhebx1j--ifu">
+            <w:hyperlink w:history="1" r:id="rIdvzdarufumelrhrp9agz8u">
               <w:r>
                 <w:rPr>
                   <w:rFonts w:ascii="Arial" w:cs="Arial" w:eastAsia="Arial" w:hAnsi="Arial"/>
@@ -12758,7 +12758,7 @@
             <w:pPr>
               <w:spacing w:after="20" w:before="0"/>
             </w:pPr>
-            <w:hyperlink w:history="1" r:id="rIdkdepoue-w5amdmu3di-c4">
+            <w:hyperlink w:history="1" r:id="rId3nwhqogue49la7f7qghly">
               <w:r>
                 <w:rPr>
                   <w:rFonts w:ascii="Arial" w:cs="Arial" w:eastAsia="Arial" w:hAnsi="Arial"/>
@@ -12791,7 +12791,7 @@
               <w:spacing w:after="10" w:before="0"/>
               <w:ind w:left="120"/>
             </w:pPr>
-            <w:hyperlink w:history="1" r:id="rIdiwimgwfxj9tuwul6oxlgz">
+            <w:hyperlink w:history="1" r:id="rIdynafs48tdokv7epncyyo0">
               <w:r>
                 <w:rPr>
                   <w:rFonts w:ascii="Arial" w:cs="Arial" w:eastAsia="Arial" w:hAnsi="Arial"/>
@@ -12836,7 +12836,7 @@
             <w:pPr>
               <w:spacing w:after="20" w:before="0"/>
             </w:pPr>
-            <w:hyperlink w:history="1" r:id="rIdjlxuhubuhnlmph51zwrn_">
+            <w:hyperlink w:history="1" r:id="rId6jpzhem3sedg5q2sk2eea">
               <w:r>
                 <w:rPr>
                   <w:rFonts w:ascii="Arial" w:cs="Arial" w:eastAsia="Arial" w:hAnsi="Arial"/>
@@ -12869,7 +12869,7 @@
               <w:spacing w:after="10" w:before="0"/>
               <w:ind w:left="120"/>
             </w:pPr>
-            <w:hyperlink w:history="1" r:id="rIdxiafvl1g02qfkobtwjbbr">
+            <w:hyperlink w:history="1" r:id="rIdmlmq1wwkuma0kboi6cdab">
               <w:r>
                 <w:rPr>
                   <w:rFonts w:ascii="Arial" w:cs="Arial" w:eastAsia="Arial" w:hAnsi="Arial"/>
@@ -13064,7 +13064,7 @@
             <w:pPr>
               <w:spacing w:after="20" w:before="0"/>
             </w:pPr>
-            <w:hyperlink w:history="1" r:id="rIdr545kf_m2lz4yy49bebur">
+            <w:hyperlink w:history="1" r:id="rIdyzf3u_csexflwilvwg9pq">
               <w:r>
                 <w:rPr>
                   <w:rFonts w:ascii="Arial" w:cs="Arial" w:eastAsia="Arial" w:hAnsi="Arial"/>
@@ -13097,7 +13097,7 @@
               <w:spacing w:after="10" w:before="0"/>
               <w:ind w:left="120"/>
             </w:pPr>
-            <w:hyperlink w:history="1" r:id="rIdd13e85uyesc-yfl09icnp">
+            <w:hyperlink w:history="1" r:id="rIdai9kerbgq_slo-xa2lczb">
               <w:r>
                 <w:rPr>
                   <w:rFonts w:ascii="Arial" w:cs="Arial" w:eastAsia="Arial" w:hAnsi="Arial"/>
@@ -13142,7 +13142,7 @@
             <w:pPr>
               <w:spacing w:after="20" w:before="0"/>
             </w:pPr>
-            <w:hyperlink w:history="1" r:id="rIdvwbbzd7uw8kmx4w2pj2cw">
+            <w:hyperlink w:history="1" r:id="rIdskqg1nns-ldgyq1sydupd">
               <w:r>
                 <w:rPr>
                   <w:rFonts w:ascii="Arial" w:cs="Arial" w:eastAsia="Arial" w:hAnsi="Arial"/>
@@ -13175,7 +13175,7 @@
               <w:spacing w:after="10" w:before="0"/>
               <w:ind w:left="120"/>
             </w:pPr>
-            <w:hyperlink w:history="1" r:id="rIdnian6ajck82wqpsc6zecz">
+            <w:hyperlink w:history="1" r:id="rIdtqrjkjjz0lsprpu31bqg3">
               <w:r>
                 <w:rPr>
                   <w:rFonts w:ascii="Arial" w:cs="Arial" w:eastAsia="Arial" w:hAnsi="Arial"/>
@@ -14644,7 +14644,7 @@
             <w:pPr>
               <w:spacing w:after="20" w:before="0"/>
             </w:pPr>
-            <w:hyperlink w:history="1" r:id="rIdw3cnj1rads8sp8q_oy2vn">
+            <w:hyperlink w:history="1" r:id="rIds9f3re1mw0nq4uvuapxl3">
               <w:r>
                 <w:rPr>
                   <w:rFonts w:ascii="Arial" w:cs="Arial" w:eastAsia="Arial" w:hAnsi="Arial"/>
@@ -14677,7 +14677,7 @@
               <w:spacing w:after="10" w:before="0"/>
               <w:ind w:left="120"/>
             </w:pPr>
-            <w:hyperlink w:history="1" r:id="rIdzf5pspss2w4v12wnz_n9e">
+            <w:hyperlink w:history="1" r:id="rIdoayl4yl1tjicait1xdw0g">
               <w:r>
                 <w:rPr>
                   <w:rFonts w:ascii="Arial" w:cs="Arial" w:eastAsia="Arial" w:hAnsi="Arial"/>
@@ -14722,7 +14722,7 @@
             <w:pPr>
               <w:spacing w:after="20" w:before="0"/>
             </w:pPr>
-            <w:hyperlink w:history="1" r:id="rIdzx4wgq3t2ktxhierlo5rd">
+            <w:hyperlink w:history="1" r:id="rIds0jpnam4soocbzt1dxuub">
               <w:r>
                 <w:rPr>
                   <w:rFonts w:ascii="Arial" w:cs="Arial" w:eastAsia="Arial" w:hAnsi="Arial"/>
@@ -14755,7 +14755,7 @@
               <w:spacing w:after="10" w:before="0"/>
               <w:ind w:left="120"/>
             </w:pPr>
-            <w:hyperlink w:history="1" r:id="rIdpsyihiazyenn3mrymbvjy">
+            <w:hyperlink w:history="1" r:id="rIdzudmcw-u8h3kqrda9chrf">
               <w:r>
                 <w:rPr>
                   <w:rFonts w:ascii="Arial" w:cs="Arial" w:eastAsia="Arial" w:hAnsi="Arial"/>
@@ -14950,7 +14950,7 @@
             <w:pPr>
               <w:spacing w:after="20" w:before="0"/>
             </w:pPr>
-            <w:hyperlink w:history="1" r:id="rIdstbb1d0beghqbxjhirpr0">
+            <w:hyperlink w:history="1" r:id="rId6hhvugtttc1fycnxr25jq">
               <w:r>
                 <w:rPr>
                   <w:rFonts w:ascii="Arial" w:cs="Arial" w:eastAsia="Arial" w:hAnsi="Arial"/>
@@ -14983,7 +14983,7 @@
               <w:spacing w:after="10" w:before="0"/>
               <w:ind w:left="120"/>
             </w:pPr>
-            <w:hyperlink w:history="1" r:id="rId9fegly2u49ah6g51pfdf3">
+            <w:hyperlink w:history="1" r:id="rId7a0r2kiioyduezkyffsx6">
               <w:r>
                 <w:rPr>
                   <w:rFonts w:ascii="Arial" w:cs="Arial" w:eastAsia="Arial" w:hAnsi="Arial"/>
@@ -15028,7 +15028,7 @@
             <w:pPr>
               <w:spacing w:after="20" w:before="0"/>
             </w:pPr>
-            <w:hyperlink w:history="1" r:id="rId5vxd_-lqiudylw8qu1sxs">
+            <w:hyperlink w:history="1" r:id="rIdhwrkpscji_anfn7oqdd5g">
               <w:r>
                 <w:rPr>
                   <w:rFonts w:ascii="Arial" w:cs="Arial" w:eastAsia="Arial" w:hAnsi="Arial"/>
@@ -15061,7 +15061,7 @@
               <w:spacing w:after="10" w:before="0"/>
               <w:ind w:left="120"/>
             </w:pPr>
-            <w:hyperlink w:history="1" r:id="rIdufzcb-ifx3jp_6xx2gmrj">
+            <w:hyperlink w:history="1" r:id="rIdwnms54e171yzebdsrxnbs">
               <w:r>
                 <w:rPr>
                   <w:rFonts w:ascii="Arial" w:cs="Arial" w:eastAsia="Arial" w:hAnsi="Arial"/>
@@ -15256,7 +15256,7 @@
             <w:pPr>
               <w:spacing w:after="20" w:before="0"/>
             </w:pPr>
-            <w:hyperlink w:history="1" r:id="rIdmlceyzamgaisb70ufm0xv">
+            <w:hyperlink w:history="1" r:id="rIdape_jbcxy7jnqut6r56zq">
               <w:r>
                 <w:rPr>
                   <w:rFonts w:ascii="Arial" w:cs="Arial" w:eastAsia="Arial" w:hAnsi="Arial"/>
@@ -15289,7 +15289,7 @@
               <w:spacing w:after="10" w:before="0"/>
               <w:ind w:left="120"/>
             </w:pPr>
-            <w:hyperlink w:history="1" r:id="rId_ekza4nyw_ptvgwy-mlr7">
+            <w:hyperlink w:history="1" r:id="rIdvda8ca3fejpal4cxlhoz4">
               <w:r>
                 <w:rPr>
                   <w:rFonts w:ascii="Arial" w:cs="Arial" w:eastAsia="Arial" w:hAnsi="Arial"/>
@@ -15334,7 +15334,7 @@
             <w:pPr>
               <w:spacing w:after="20" w:before="0"/>
             </w:pPr>
-            <w:hyperlink w:history="1" r:id="rIdyokxqezvhni1vpavfl7sj">
+            <w:hyperlink w:history="1" r:id="rIdfavkfssxse0h4hax8lfe6">
               <w:r>
                 <w:rPr>
                   <w:rFonts w:ascii="Arial" w:cs="Arial" w:eastAsia="Arial" w:hAnsi="Arial"/>
@@ -15367,7 +15367,7 @@
               <w:spacing w:after="10" w:before="0"/>
               <w:ind w:left="120"/>
             </w:pPr>
-            <w:hyperlink w:history="1" r:id="rId_a6tibplay61dvvsbf1ai">
+            <w:hyperlink w:history="1" r:id="rIdoektmjkzthnhiiszhdyvm">
               <w:r>
                 <w:rPr>
                   <w:rFonts w:ascii="Arial" w:cs="Arial" w:eastAsia="Arial" w:hAnsi="Arial"/>
@@ -15562,7 +15562,7 @@
             <w:pPr>
               <w:spacing w:after="20" w:before="0"/>
             </w:pPr>
-            <w:hyperlink w:history="1" r:id="rIdqnsjnlra_0ud8lr8cpu8z">
+            <w:hyperlink w:history="1" r:id="rIdkltecnpcvnontsbhyoln8">
               <w:r>
                 <w:rPr>
                   <w:rFonts w:ascii="Arial" w:cs="Arial" w:eastAsia="Arial" w:hAnsi="Arial"/>
@@ -15595,7 +15595,7 @@
               <w:spacing w:after="10" w:before="0"/>
               <w:ind w:left="120"/>
             </w:pPr>
-            <w:hyperlink w:history="1" r:id="rIdyypjvpscls05fhzuzp5kc">
+            <w:hyperlink w:history="1" r:id="rIdhsmtb3txoxc8pic0ljnpn">
               <w:r>
                 <w:rPr>
                   <w:rFonts w:ascii="Arial" w:cs="Arial" w:eastAsia="Arial" w:hAnsi="Arial"/>
@@ -15640,7 +15640,7 @@
             <w:pPr>
               <w:spacing w:after="20" w:before="0"/>
             </w:pPr>
-            <w:hyperlink w:history="1" r:id="rIdrll8wd6clpfvd9l6x9a2v">
+            <w:hyperlink w:history="1" r:id="rIdttwupo6fqll94loeevgo4">
               <w:r>
                 <w:rPr>
                   <w:rFonts w:ascii="Arial" w:cs="Arial" w:eastAsia="Arial" w:hAnsi="Arial"/>
@@ -15673,7 +15673,7 @@
               <w:spacing w:after="10" w:before="0"/>
               <w:ind w:left="120"/>
             </w:pPr>
-            <w:hyperlink w:history="1" r:id="rIdqzvyfze0yvayuxrsnknaw">
+            <w:hyperlink w:history="1" r:id="rIdub1xhiiovx4ae-ma4dwgx">
               <w:r>
                 <w:rPr>
                   <w:rFonts w:ascii="Arial" w:cs="Arial" w:eastAsia="Arial" w:hAnsi="Arial"/>
@@ -15868,7 +15868,7 @@
             <w:pPr>
               <w:spacing w:after="20" w:before="0"/>
             </w:pPr>
-            <w:hyperlink w:history="1" r:id="rIdr9jgl61f8gits0gpnin0d">
+            <w:hyperlink w:history="1" r:id="rId-yz_mmszhsfuutygiehcb">
               <w:r>
                 <w:rPr>
                   <w:rFonts w:ascii="Arial" w:cs="Arial" w:eastAsia="Arial" w:hAnsi="Arial"/>
@@ -15901,7 +15901,7 @@
               <w:spacing w:after="10" w:before="0"/>
               <w:ind w:left="120"/>
             </w:pPr>
-            <w:hyperlink w:history="1" r:id="rIdvlk-1a1vdx4k_o_eshgiw">
+            <w:hyperlink w:history="1" r:id="rIdi6nb7ky0av6rcpuauk8um">
               <w:r>
                 <w:rPr>
                   <w:rFonts w:ascii="Arial" w:cs="Arial" w:eastAsia="Arial" w:hAnsi="Arial"/>
@@ -15946,7 +15946,7 @@
             <w:pPr>
               <w:spacing w:after="20" w:before="0"/>
             </w:pPr>
-            <w:hyperlink w:history="1" r:id="rIdiysxawo_7-aijbx88vqfq">
+            <w:hyperlink w:history="1" r:id="rIdbxiefprlgjw0ioov4ni0q">
               <w:r>
                 <w:rPr>
                   <w:rFonts w:ascii="Arial" w:cs="Arial" w:eastAsia="Arial" w:hAnsi="Arial"/>
@@ -15979,7 +15979,7 @@
               <w:spacing w:after="10" w:before="0"/>
               <w:ind w:left="120"/>
             </w:pPr>
-            <w:hyperlink w:history="1" r:id="rId7xevufomqoxaanjo_tiq-">
+            <w:hyperlink w:history="1" r:id="rId_-shdzru2ahicovfvho9m">
               <w:r>
                 <w:rPr>
                   <w:rFonts w:ascii="Arial" w:cs="Arial" w:eastAsia="Arial" w:hAnsi="Arial"/>
@@ -17418,32 +17418,32 @@
         <w:tc>
           <w:tcPr>
             <w:tcW w:type="dxa" w:w="1520"/>
-            <w:shd w:fill="F2F2F2" w:color="auto" w:val="clear"/>
-            <w:tcMar>
-              <w:top w:type="dxa" w:w="60"/>
-              <w:left w:type="dxa" w:w="120"/>
-              <w:bottom w:type="dxa" w:w="60"/>
-              <w:right w:type="dxa" w:w="120"/>
-            </w:tcMar>
-            <w:vAlign w:val="top"/>
-          </w:tcPr>
-          <w:p>
-            <w:pPr>
-              <w:spacing w:after="40" w:before="0"/>
-              <w:jc w:val="left"/>
-            </w:pPr>
-            <w:r>
-              <w:rPr>
-                <w:rFonts w:ascii="Arial" w:cs="Arial" w:eastAsia="Arial" w:hAnsi="Arial"/>
-                <w:b/>
-                <w:bCs/>
-                <w:i w:val="false"/>
-                <w:iCs w:val="false"/>
-                <w:color w:val="000000"/>
-                <w:sz w:val="18"/>
-                <w:szCs w:val="18"/>
-              </w:rPr>
-              <w:t xml:space="preserve">Phase 1 — Predict (Activate &amp; Connect to Phenomenon)</w:t>
+            <w:shd w:fill="EAD1F5" w:color="auto" w:val="clear"/>
+            <w:tcMar>
+              <w:top w:type="dxa" w:w="60"/>
+              <w:left w:type="dxa" w:w="120"/>
+              <w:bottom w:type="dxa" w:w="60"/>
+              <w:right w:type="dxa" w:w="120"/>
+            </w:tcMar>
+            <w:vAlign w:val="top"/>
+          </w:tcPr>
+          <w:p>
+            <w:pPr>
+              <w:spacing w:after="40" w:before="0"/>
+              <w:jc w:val="left"/>
+            </w:pPr>
+            <w:r>
+              <w:rPr>
+                <w:rFonts w:ascii="Arial" w:cs="Arial" w:eastAsia="Arial" w:hAnsi="Arial"/>
+                <w:b/>
+                <w:bCs/>
+                <w:i w:val="false"/>
+                <w:iCs w:val="false"/>
+                <w:color w:val="000000"/>
+                <w:sz w:val="18"/>
+                <w:szCs w:val="18"/>
+              </w:rPr>
+              <w:t xml:space="preserve">Predict Phase</w:t>
             </w:r>
           </w:p>
           <w:p>
@@ -17466,7 +17466,7 @@
             <w:pPr>
               <w:spacing w:after="20" w:before="0"/>
             </w:pPr>
-            <w:hyperlink w:history="1" r:id="rIdea6leimmtaqfpma2j_cd9">
+            <w:hyperlink w:history="1" r:id="rIdvhaoo-pa5p1rcnipganfj">
               <w:r>
                 <w:rPr>
                   <w:rFonts w:ascii="Arial" w:cs="Arial" w:eastAsia="Arial" w:hAnsi="Arial"/>
@@ -17499,7 +17499,7 @@
               <w:spacing w:after="10" w:before="0"/>
               <w:ind w:left="120"/>
             </w:pPr>
-            <w:hyperlink w:history="1" r:id="rIdiyac7uzdjjjcelvabldd9">
+            <w:hyperlink w:history="1" r:id="rId4l1ffbr_ybpbrjxwyyfzi">
               <w:r>
                 <w:rPr>
                   <w:rFonts w:ascii="Arial" w:cs="Arial" w:eastAsia="Arial" w:hAnsi="Arial"/>
@@ -17544,7 +17544,7 @@
             <w:pPr>
               <w:spacing w:after="20" w:before="0"/>
             </w:pPr>
-            <w:hyperlink w:history="1" r:id="rIdac_h4tng5gfe-cwtb93ap">
+            <w:hyperlink w:history="1" r:id="rIdfbzlywo9lugbflqryrdha">
               <w:r>
                 <w:rPr>
                   <w:rFonts w:ascii="Arial" w:cs="Arial" w:eastAsia="Arial" w:hAnsi="Arial"/>
@@ -17577,7 +17577,7 @@
               <w:spacing w:after="10" w:before="0"/>
               <w:ind w:left="120"/>
             </w:pPr>
-            <w:hyperlink w:history="1" r:id="rIdkzyf28mbq0tlekwp9wvqe">
+            <w:hyperlink w:history="1" r:id="rIdjhtrcypt0zdhlrbh11xgr">
               <w:r>
                 <w:rPr>
                   <w:rFonts w:ascii="Arial" w:cs="Arial" w:eastAsia="Arial" w:hAnsi="Arial"/>
@@ -17724,32 +17724,32 @@
         <w:tc>
           <w:tcPr>
             <w:tcW w:type="dxa" w:w="1520"/>
-            <w:shd w:fill="F2F2F2" w:color="auto" w:val="clear"/>
-            <w:tcMar>
-              <w:top w:type="dxa" w:w="60"/>
-              <w:left w:type="dxa" w:w="120"/>
-              <w:bottom w:type="dxa" w:w="60"/>
-              <w:right w:type="dxa" w:w="120"/>
-            </w:tcMar>
-            <w:vAlign w:val="top"/>
-          </w:tcPr>
-          <w:p>
-            <w:pPr>
-              <w:spacing w:after="40" w:before="0"/>
-              <w:jc w:val="left"/>
-            </w:pPr>
-            <w:r>
-              <w:rPr>
-                <w:rFonts w:ascii="Arial" w:cs="Arial" w:eastAsia="Arial" w:hAnsi="Arial"/>
-                <w:b/>
-                <w:bCs/>
-                <w:i w:val="false"/>
-                <w:iCs w:val="false"/>
-                <w:color w:val="000000"/>
-                <w:sz w:val="18"/>
-                <w:szCs w:val="18"/>
-              </w:rPr>
-              <w:t xml:space="preserve">Phase 2 — Observe (Jigsaw Expert-Group Research)</w:t>
+            <w:shd w:fill="D9EEF1" w:color="auto" w:val="clear"/>
+            <w:tcMar>
+              <w:top w:type="dxa" w:w="60"/>
+              <w:left w:type="dxa" w:w="120"/>
+              <w:bottom w:type="dxa" w:w="60"/>
+              <w:right w:type="dxa" w:w="120"/>
+            </w:tcMar>
+            <w:vAlign w:val="top"/>
+          </w:tcPr>
+          <w:p>
+            <w:pPr>
+              <w:spacing w:after="40" w:before="0"/>
+              <w:jc w:val="left"/>
+            </w:pPr>
+            <w:r>
+              <w:rPr>
+                <w:rFonts w:ascii="Arial" w:cs="Arial" w:eastAsia="Arial" w:hAnsi="Arial"/>
+                <w:b/>
+                <w:bCs/>
+                <w:i w:val="false"/>
+                <w:iCs w:val="false"/>
+                <w:color w:val="000000"/>
+                <w:sz w:val="18"/>
+                <w:szCs w:val="18"/>
+              </w:rPr>
+              <w:t xml:space="preserve">Observe Phase</w:t>
             </w:r>
           </w:p>
           <w:p>
@@ -17772,7 +17772,7 @@
             <w:pPr>
               <w:spacing w:after="20" w:before="0"/>
             </w:pPr>
-            <w:hyperlink w:history="1" r:id="rIdkijxi3nabfun1xnwhbwdu">
+            <w:hyperlink w:history="1" r:id="rIdemzvtotkhxgrmm8m2hlfj">
               <w:r>
                 <w:rPr>
                   <w:rFonts w:ascii="Arial" w:cs="Arial" w:eastAsia="Arial" w:hAnsi="Arial"/>
@@ -17805,7 +17805,7 @@
               <w:spacing w:after="10" w:before="0"/>
               <w:ind w:left="120"/>
             </w:pPr>
-            <w:hyperlink w:history="1" r:id="rIdczozfx4owlxn4el2wkcfn">
+            <w:hyperlink w:history="1" r:id="rIdwz1bjlwfblt23mzupzhaq">
               <w:r>
                 <w:rPr>
                   <w:rFonts w:ascii="Arial" w:cs="Arial" w:eastAsia="Arial" w:hAnsi="Arial"/>
@@ -17850,7 +17850,7 @@
             <w:pPr>
               <w:spacing w:after="20" w:before="0"/>
             </w:pPr>
-            <w:hyperlink w:history="1" r:id="rIdlojchqhorrhgjdsle9l7_">
+            <w:hyperlink w:history="1" r:id="rIdiugq4tbvmcgeii1kvxqr7">
               <w:r>
                 <w:rPr>
                   <w:rFonts w:ascii="Arial" w:cs="Arial" w:eastAsia="Arial" w:hAnsi="Arial"/>
@@ -17883,7 +17883,7 @@
               <w:spacing w:after="10" w:before="0"/>
               <w:ind w:left="120"/>
             </w:pPr>
-            <w:hyperlink w:history="1" r:id="rIdo6qkefjqw60jbdtg4c0ls">
+            <w:hyperlink w:history="1" r:id="rIdwktyukfkfa92m5depsjkh">
               <w:r>
                 <w:rPr>
                   <w:rFonts w:ascii="Arial" w:cs="Arial" w:eastAsia="Arial" w:hAnsi="Arial"/>
@@ -18030,32 +18030,32 @@
         <w:tc>
           <w:tcPr>
             <w:tcW w:type="dxa" w:w="1520"/>
-            <w:shd w:fill="F2F2F2" w:color="auto" w:val="clear"/>
-            <w:tcMar>
-              <w:top w:type="dxa" w:w="60"/>
-              <w:left w:type="dxa" w:w="120"/>
-              <w:bottom w:type="dxa" w:w="60"/>
-              <w:right w:type="dxa" w:w="120"/>
-            </w:tcMar>
-            <w:vAlign w:val="top"/>
-          </w:tcPr>
-          <w:p>
-            <w:pPr>
-              <w:spacing w:after="40" w:before="0"/>
-              <w:jc w:val="left"/>
-            </w:pPr>
-            <w:r>
-              <w:rPr>
-                <w:rFonts w:ascii="Arial" w:cs="Arial" w:eastAsia="Arial" w:hAnsi="Arial"/>
-                <w:b/>
-                <w:bCs/>
-                <w:i w:val="false"/>
-                <w:iCs w:val="false"/>
-                <w:color w:val="000000"/>
-                <w:sz w:val="18"/>
-                <w:szCs w:val="18"/>
-              </w:rPr>
-              <w:t xml:space="preserve">Phase 3 — Explain (Jigsaw Teaching Groups + Class Consolidation)</w:t>
+            <w:shd w:fill="E2EFDA" w:color="auto" w:val="clear"/>
+            <w:tcMar>
+              <w:top w:type="dxa" w:w="60"/>
+              <w:left w:type="dxa" w:w="120"/>
+              <w:bottom w:type="dxa" w:w="60"/>
+              <w:right w:type="dxa" w:w="120"/>
+            </w:tcMar>
+            <w:vAlign w:val="top"/>
+          </w:tcPr>
+          <w:p>
+            <w:pPr>
+              <w:spacing w:after="40" w:before="0"/>
+              <w:jc w:val="left"/>
+            </w:pPr>
+            <w:r>
+              <w:rPr>
+                <w:rFonts w:ascii="Arial" w:cs="Arial" w:eastAsia="Arial" w:hAnsi="Arial"/>
+                <w:b/>
+                <w:bCs/>
+                <w:i w:val="false"/>
+                <w:iCs w:val="false"/>
+                <w:color w:val="000000"/>
+                <w:sz w:val="18"/>
+                <w:szCs w:val="18"/>
+              </w:rPr>
+              <w:t xml:space="preserve">Explain Phase</w:t>
             </w:r>
           </w:p>
           <w:p>
@@ -18078,7 +18078,7 @@
             <w:pPr>
               <w:spacing w:after="20" w:before="0"/>
             </w:pPr>
-            <w:hyperlink w:history="1" r:id="rIdqsto2m-_teeqktnxz6200">
+            <w:hyperlink w:history="1" r:id="rIdq-vhpwycnkqgmuwdlzs96">
               <w:r>
                 <w:rPr>
                   <w:rFonts w:ascii="Arial" w:cs="Arial" w:eastAsia="Arial" w:hAnsi="Arial"/>
@@ -18111,7 +18111,7 @@
               <w:spacing w:after="10" w:before="0"/>
               <w:ind w:left="120"/>
             </w:pPr>
-            <w:hyperlink w:history="1" r:id="rIdsxee--tkqfujv41kvu4vu">
+            <w:hyperlink w:history="1" r:id="rIdkw_1h9eymfp5v1xm5ndma">
               <w:r>
                 <w:rPr>
                   <w:rFonts w:ascii="Arial" w:cs="Arial" w:eastAsia="Arial" w:hAnsi="Arial"/>
@@ -18156,7 +18156,7 @@
             <w:pPr>
               <w:spacing w:after="20" w:before="0"/>
             </w:pPr>
-            <w:hyperlink w:history="1" r:id="rIds4ad0_4wy-y763fxhj0pf">
+            <w:hyperlink w:history="1" r:id="rIdgzkwm1gfsml62kgj3bru-">
               <w:r>
                 <w:rPr>
                   <w:rFonts w:ascii="Arial" w:cs="Arial" w:eastAsia="Arial" w:hAnsi="Arial"/>
@@ -18189,7 +18189,7 @@
               <w:spacing w:after="10" w:before="0"/>
               <w:ind w:left="120"/>
             </w:pPr>
-            <w:hyperlink w:history="1" r:id="rId0wzspdnt6t-a5cxcyxjcm">
+            <w:hyperlink w:history="1" r:id="rIdzl85qbf1dbgfw1gvpx79g">
               <w:r>
                 <w:rPr>
                   <w:rFonts w:ascii="Arial" w:cs="Arial" w:eastAsia="Arial" w:hAnsi="Arial"/>
@@ -18336,32 +18336,32 @@
         <w:tc>
           <w:tcPr>
             <w:tcW w:type="dxa" w:w="1520"/>
-            <w:shd w:fill="F2F2F2" w:color="auto" w:val="clear"/>
-            <w:tcMar>
-              <w:top w:type="dxa" w:w="60"/>
-              <w:left w:type="dxa" w:w="120"/>
-              <w:bottom w:type="dxa" w:w="60"/>
-              <w:right w:type="dxa" w:w="120"/>
-            </w:tcMar>
-            <w:vAlign w:val="top"/>
-          </w:tcPr>
-          <w:p>
-            <w:pPr>
-              <w:spacing w:after="40" w:before="0"/>
-              <w:jc w:val="left"/>
-            </w:pPr>
-            <w:r>
-              <w:rPr>
-                <w:rFonts w:ascii="Arial" w:cs="Arial" w:eastAsia="Arial" w:hAnsi="Arial"/>
-                <w:b/>
-                <w:bCs/>
-                <w:i w:val="false"/>
-                <w:iCs w:val="false"/>
-                <w:color w:val="000000"/>
-                <w:sz w:val="18"/>
-                <w:szCs w:val="18"/>
-              </w:rPr>
-              <w:t xml:space="preserve">Phase 4 — Driving Question Board (DQB) Update</w:t>
+            <w:shd w:fill="FCE4D6" w:color="auto" w:val="clear"/>
+            <w:tcMar>
+              <w:top w:type="dxa" w:w="60"/>
+              <w:left w:type="dxa" w:w="120"/>
+              <w:bottom w:type="dxa" w:w="60"/>
+              <w:right w:type="dxa" w:w="120"/>
+            </w:tcMar>
+            <w:vAlign w:val="top"/>
+          </w:tcPr>
+          <w:p>
+            <w:pPr>
+              <w:spacing w:after="40" w:before="0"/>
+              <w:jc w:val="left"/>
+            </w:pPr>
+            <w:r>
+              <w:rPr>
+                <w:rFonts w:ascii="Arial" w:cs="Arial" w:eastAsia="Arial" w:hAnsi="Arial"/>
+                <w:b/>
+                <w:bCs/>
+                <w:i w:val="false"/>
+                <w:iCs w:val="false"/>
+                <w:color w:val="000000"/>
+                <w:sz w:val="18"/>
+                <w:szCs w:val="18"/>
+              </w:rPr>
+              <w:t xml:space="preserve">Driving Question Board (DQB) Creation</w:t>
             </w:r>
           </w:p>
           <w:p>
@@ -18384,7 +18384,7 @@
             <w:pPr>
               <w:spacing w:after="20" w:before="0"/>
             </w:pPr>
-            <w:hyperlink w:history="1" r:id="rIdf7pw3hakieusw6oyqip-g">
+            <w:hyperlink w:history="1" r:id="rIdnevir5gwwkcas1bbjwcvn">
               <w:r>
                 <w:rPr>
                   <w:rFonts w:ascii="Arial" w:cs="Arial" w:eastAsia="Arial" w:hAnsi="Arial"/>
@@ -18417,7 +18417,7 @@
               <w:spacing w:after="10" w:before="0"/>
               <w:ind w:left="120"/>
             </w:pPr>
-            <w:hyperlink w:history="1" r:id="rIdc9jit3juao3uyeuix-0cc">
+            <w:hyperlink w:history="1" r:id="rIdysyxz_1lwbca-47gofpku">
               <w:r>
                 <w:rPr>
                   <w:rFonts w:ascii="Arial" w:cs="Arial" w:eastAsia="Arial" w:hAnsi="Arial"/>
@@ -18462,7 +18462,7 @@
             <w:pPr>
               <w:spacing w:after="20" w:before="0"/>
             </w:pPr>
-            <w:hyperlink w:history="1" r:id="rId6vtagh-r86t8csm1teaij">
+            <w:hyperlink w:history="1" r:id="rId2spfkjgojed7ys2hvpvig">
               <w:r>
                 <w:rPr>
                   <w:rFonts w:ascii="Arial" w:cs="Arial" w:eastAsia="Arial" w:hAnsi="Arial"/>
@@ -18495,7 +18495,7 @@
               <w:spacing w:after="10" w:before="0"/>
               <w:ind w:left="120"/>
             </w:pPr>
-            <w:hyperlink w:history="1" r:id="rIdj6o99nyv-pxreoj6oxzxr">
+            <w:hyperlink w:history="1" r:id="rIdn5fn974tdx_duhejefade">
               <w:r>
                 <w:rPr>
                   <w:rFonts w:ascii="Arial" w:cs="Arial" w:eastAsia="Arial" w:hAnsi="Arial"/>
@@ -18642,32 +18642,32 @@
         <w:tc>
           <w:tcPr>
             <w:tcW w:type="dxa" w:w="1520"/>
-            <w:shd w:fill="F2F2F2" w:color="auto" w:val="clear"/>
-            <w:tcMar>
-              <w:top w:type="dxa" w:w="60"/>
-              <w:left w:type="dxa" w:w="120"/>
-              <w:bottom w:type="dxa" w:w="60"/>
-              <w:right w:type="dxa" w:w="120"/>
-            </w:tcMar>
-            <w:vAlign w:val="top"/>
-          </w:tcPr>
-          <w:p>
-            <w:pPr>
-              <w:spacing w:after="40" w:before="0"/>
-              <w:jc w:val="left"/>
-            </w:pPr>
-            <w:r>
-              <w:rPr>
-                <w:rFonts w:ascii="Arial" w:cs="Arial" w:eastAsia="Arial" w:hAnsi="Arial"/>
-                <w:b/>
-                <w:bCs/>
-                <w:i w:val="false"/>
-                <w:iCs w:val="false"/>
-                <w:color w:val="000000"/>
-                <w:sz w:val="18"/>
-                <w:szCs w:val="18"/>
-              </w:rPr>
-              <w:t xml:space="preserve">Phase 5 — Model Building (Community Project Launch + Cumulative Model Revision)</w:t>
+            <w:shd w:fill="D5E8F0" w:color="auto" w:val="clear"/>
+            <w:tcMar>
+              <w:top w:type="dxa" w:w="60"/>
+              <w:left w:type="dxa" w:w="120"/>
+              <w:bottom w:type="dxa" w:w="60"/>
+              <w:right w:type="dxa" w:w="120"/>
+            </w:tcMar>
+            <w:vAlign w:val="top"/>
+          </w:tcPr>
+          <w:p>
+            <w:pPr>
+              <w:spacing w:after="40" w:before="0"/>
+              <w:jc w:val="left"/>
+            </w:pPr>
+            <w:r>
+              <w:rPr>
+                <w:rFonts w:ascii="Arial" w:cs="Arial" w:eastAsia="Arial" w:hAnsi="Arial"/>
+                <w:b/>
+                <w:bCs/>
+                <w:i w:val="false"/>
+                <w:iCs w:val="false"/>
+                <w:color w:val="000000"/>
+                <w:sz w:val="18"/>
+                <w:szCs w:val="18"/>
+              </w:rPr>
+              <w:t xml:space="preserve">Model Building Phase</w:t>
             </w:r>
           </w:p>
           <w:p>
@@ -18690,7 +18690,7 @@
             <w:pPr>
               <w:spacing w:after="20" w:before="0"/>
             </w:pPr>
-            <w:hyperlink w:history="1" r:id="rIdiagdyotjbfyssropxvenx">
+            <w:hyperlink w:history="1" r:id="rId53l3_wdqj95aqhjcfaljf">
               <w:r>
                 <w:rPr>
                   <w:rFonts w:ascii="Arial" w:cs="Arial" w:eastAsia="Arial" w:hAnsi="Arial"/>
@@ -18723,7 +18723,7 @@
               <w:spacing w:after="10" w:before="0"/>
               <w:ind w:left="120"/>
             </w:pPr>
-            <w:hyperlink w:history="1" r:id="rIdq-xsxapgfgqf3k6wlmzmx">
+            <w:hyperlink w:history="1" r:id="rIdwdcb25izazyw7tftu3vs-">
               <w:r>
                 <w:rPr>
                   <w:rFonts w:ascii="Arial" w:cs="Arial" w:eastAsia="Arial" w:hAnsi="Arial"/>
@@ -18768,7 +18768,7 @@
             <w:pPr>
               <w:spacing w:after="20" w:before="0"/>
             </w:pPr>
-            <w:hyperlink w:history="1" r:id="rIdakfhmwqhgerozcotuj1-b">
+            <w:hyperlink w:history="1" r:id="rIdggvhjmigj97ck76wz-nss">
               <w:r>
                 <w:rPr>
                   <w:rFonts w:ascii="Arial" w:cs="Arial" w:eastAsia="Arial" w:hAnsi="Arial"/>
@@ -18801,7 +18801,7 @@
               <w:spacing w:after="10" w:before="0"/>
               <w:ind w:left="120"/>
             </w:pPr>
-            <w:hyperlink w:history="1" r:id="rIdx707nlpabguqo6g10y8xt">
+            <w:hyperlink w:history="1" r:id="rIdujycfcup3cd0whqioce5a">
               <w:r>
                 <w:rPr>
                   <w:rFonts w:ascii="Arial" w:cs="Arial" w:eastAsia="Arial" w:hAnsi="Arial"/>
@@ -20270,7 +20270,7 @@
             <w:pPr>
               <w:spacing w:after="20" w:before="0"/>
             </w:pPr>
-            <w:hyperlink w:history="1" r:id="rId3lwr4vm41ak1bucchjblf">
+            <w:hyperlink w:history="1" r:id="rIdmwtwiaqo25-nr4yrd8ayb">
               <w:r>
                 <w:rPr>
                   <w:rFonts w:ascii="Arial" w:cs="Arial" w:eastAsia="Arial" w:hAnsi="Arial"/>
@@ -20303,7 +20303,7 @@
               <w:spacing w:after="10" w:before="0"/>
               <w:ind w:left="120"/>
             </w:pPr>
-            <w:hyperlink w:history="1" r:id="rIdqtlduogxv2oyiwx6d3bjo">
+            <w:hyperlink w:history="1" r:id="rIdulid0pf6sqi1nprqxjwum">
               <w:r>
                 <w:rPr>
                   <w:rFonts w:ascii="Arial" w:cs="Arial" w:eastAsia="Arial" w:hAnsi="Arial"/>
@@ -20348,7 +20348,7 @@
             <w:pPr>
               <w:spacing w:after="20" w:before="0"/>
             </w:pPr>
-            <w:hyperlink w:history="1" r:id="rIdfjnweuzne7pplcbluak9v">
+            <w:hyperlink w:history="1" r:id="rId6flbsdx_qzbqfbg8ihzkh">
               <w:r>
                 <w:rPr>
                   <w:rFonts w:ascii="Arial" w:cs="Arial" w:eastAsia="Arial" w:hAnsi="Arial"/>
@@ -20381,7 +20381,7 @@
               <w:spacing w:after="10" w:before="0"/>
               <w:ind w:left="120"/>
             </w:pPr>
-            <w:hyperlink w:history="1" r:id="rIdxoj6lfqehjm6ngretsdst">
+            <w:hyperlink w:history="1" r:id="rIdqw1_tsj18nq7ab2vxctth">
               <w:r>
                 <w:rPr>
                   <w:rFonts w:ascii="Arial" w:cs="Arial" w:eastAsia="Arial" w:hAnsi="Arial"/>
@@ -20576,7 +20576,7 @@
             <w:pPr>
               <w:spacing w:after="20" w:before="0"/>
             </w:pPr>
-            <w:hyperlink w:history="1" r:id="rIduvd4r18zjv67rryl8bvs4">
+            <w:hyperlink w:history="1" r:id="rIdjc_4058_kw-y5dmdbfqyq">
               <w:r>
                 <w:rPr>
                   <w:rFonts w:ascii="Arial" w:cs="Arial" w:eastAsia="Arial" w:hAnsi="Arial"/>
@@ -20609,7 +20609,7 @@
               <w:spacing w:after="10" w:before="0"/>
               <w:ind w:left="120"/>
             </w:pPr>
-            <w:hyperlink w:history="1" r:id="rIdhvunsfb37t1w0jpldn1e1">
+            <w:hyperlink w:history="1" r:id="rIdtehxot9n-cb8igjfjbzre">
               <w:r>
                 <w:rPr>
                   <w:rFonts w:ascii="Arial" w:cs="Arial" w:eastAsia="Arial" w:hAnsi="Arial"/>
@@ -20654,7 +20654,7 @@
             <w:pPr>
               <w:spacing w:after="20" w:before="0"/>
             </w:pPr>
-            <w:hyperlink w:history="1" r:id="rIdp-xa8ylg419dbiwcooonh">
+            <w:hyperlink w:history="1" r:id="rIdpojmzrrspr5hjzrhmfpnm">
               <w:r>
                 <w:rPr>
                   <w:rFonts w:ascii="Arial" w:cs="Arial" w:eastAsia="Arial" w:hAnsi="Arial"/>
@@ -20687,7 +20687,7 @@
               <w:spacing w:after="10" w:before="0"/>
               <w:ind w:left="120"/>
             </w:pPr>
-            <w:hyperlink w:history="1" r:id="rIdt1suid75rpmpkysf7fenc">
+            <w:hyperlink w:history="1" r:id="rIdm7u1byr3vlqlzxkz7akye">
               <w:r>
                 <w:rPr>
                   <w:rFonts w:ascii="Arial" w:cs="Arial" w:eastAsia="Arial" w:hAnsi="Arial"/>
@@ -20882,7 +20882,7 @@
             <w:pPr>
               <w:spacing w:after="20" w:before="0"/>
             </w:pPr>
-            <w:hyperlink w:history="1" r:id="rIdzdgekqbny-_i1hzjb7_n4">
+            <w:hyperlink w:history="1" r:id="rIdtaw6yxqppzu1yi_c0kfsl">
               <w:r>
                 <w:rPr>
                   <w:rFonts w:ascii="Arial" w:cs="Arial" w:eastAsia="Arial" w:hAnsi="Arial"/>
@@ -20915,7 +20915,7 @@
               <w:spacing w:after="10" w:before="0"/>
               <w:ind w:left="120"/>
             </w:pPr>
-            <w:hyperlink w:history="1" r:id="rId5m5_nvenirbdvfooxrvae">
+            <w:hyperlink w:history="1" r:id="rIdabmzcfydsupjfdswx9x41">
               <w:r>
                 <w:rPr>
                   <w:rFonts w:ascii="Arial" w:cs="Arial" w:eastAsia="Arial" w:hAnsi="Arial"/>
@@ -20960,7 +20960,7 @@
             <w:pPr>
               <w:spacing w:after="20" w:before="0"/>
             </w:pPr>
-            <w:hyperlink w:history="1" r:id="rIdam8rv2gxgkaphdfbksmlc">
+            <w:hyperlink w:history="1" r:id="rIdu1idgvbifk8ivvbg1hiwb">
               <w:r>
                 <w:rPr>
                   <w:rFonts w:ascii="Arial" w:cs="Arial" w:eastAsia="Arial" w:hAnsi="Arial"/>
@@ -20993,7 +20993,7 @@
               <w:spacing w:after="10" w:before="0"/>
               <w:ind w:left="120"/>
             </w:pPr>
-            <w:hyperlink w:history="1" r:id="rIdtao_kovmbyikfujscrjkr">
+            <w:hyperlink w:history="1" r:id="rIdchr8f9xm6-burpvwgnrnb">
               <w:r>
                 <w:rPr>
                   <w:rFonts w:ascii="Arial" w:cs="Arial" w:eastAsia="Arial" w:hAnsi="Arial"/>
@@ -21188,7 +21188,7 @@
             <w:pPr>
               <w:spacing w:after="20" w:before="0"/>
             </w:pPr>
-            <w:hyperlink w:history="1" r:id="rIdca3fxkyoqfxfpc7sfgqln">
+            <w:hyperlink w:history="1" r:id="rIdfix_hjuw0ktyuiyydly7v">
               <w:r>
                 <w:rPr>
                   <w:rFonts w:ascii="Arial" w:cs="Arial" w:eastAsia="Arial" w:hAnsi="Arial"/>
@@ -21221,7 +21221,7 @@
               <w:spacing w:after="10" w:before="0"/>
               <w:ind w:left="120"/>
             </w:pPr>
-            <w:hyperlink w:history="1" r:id="rIdu86znipjfvqkqgxcgwyfb">
+            <w:hyperlink w:history="1" r:id="rId7zwsxkczd60vvxef8m0ch">
               <w:r>
                 <w:rPr>
                   <w:rFonts w:ascii="Arial" w:cs="Arial" w:eastAsia="Arial" w:hAnsi="Arial"/>
@@ -21266,7 +21266,7 @@
             <w:pPr>
               <w:spacing w:after="20" w:before="0"/>
             </w:pPr>
-            <w:hyperlink w:history="1" r:id="rIdbdfyclcf0emixve58o1i6">
+            <w:hyperlink w:history="1" r:id="rIduw8jssdjxoh-xjyhyrhm7">
               <w:r>
                 <w:rPr>
                   <w:rFonts w:ascii="Arial" w:cs="Arial" w:eastAsia="Arial" w:hAnsi="Arial"/>
@@ -21299,7 +21299,7 @@
               <w:spacing w:after="10" w:before="0"/>
               <w:ind w:left="120"/>
             </w:pPr>
-            <w:hyperlink w:history="1" r:id="rIdx5dyf68g5efqcvkp3u2eo">
+            <w:hyperlink w:history="1" r:id="rId6prgbl1mx5xlpvsfnkap8">
               <w:r>
                 <w:rPr>
                   <w:rFonts w:ascii="Arial" w:cs="Arial" w:eastAsia="Arial" w:hAnsi="Arial"/>
@@ -21494,7 +21494,7 @@
             <w:pPr>
               <w:spacing w:after="20" w:before="0"/>
             </w:pPr>
-            <w:hyperlink w:history="1" r:id="rIdzocfdchv-whmxxwawfoe8">
+            <w:hyperlink w:history="1" r:id="rIdnalv94wlvy72_km5ajm2u">
               <w:r>
                 <w:rPr>
                   <w:rFonts w:ascii="Arial" w:cs="Arial" w:eastAsia="Arial" w:hAnsi="Arial"/>
@@ -21527,7 +21527,7 @@
               <w:spacing w:after="10" w:before="0"/>
               <w:ind w:left="120"/>
             </w:pPr>
-            <w:hyperlink w:history="1" r:id="rId4zb-fyyagm7ck3lstyizf">
+            <w:hyperlink w:history="1" r:id="rIdalbbxjzpplb5sxim02niz">
               <w:r>
                 <w:rPr>
                   <w:rFonts w:ascii="Arial" w:cs="Arial" w:eastAsia="Arial" w:hAnsi="Arial"/>
@@ -21572,7 +21572,7 @@
             <w:pPr>
               <w:spacing w:after="20" w:before="0"/>
             </w:pPr>
-            <w:hyperlink w:history="1" r:id="rIdvj1luott7oyke3fhhoptx">
+            <w:hyperlink w:history="1" r:id="rIdd2diwd9-rjmtg-bbo3u02">
               <w:r>
                 <w:rPr>
                   <w:rFonts w:ascii="Arial" w:cs="Arial" w:eastAsia="Arial" w:hAnsi="Arial"/>
@@ -21605,7 +21605,7 @@
               <w:spacing w:after="10" w:before="0"/>
               <w:ind w:left="120"/>
             </w:pPr>
-            <w:hyperlink w:history="1" r:id="rIdnbcnbtu8bshh-ipy81ka0">
+            <w:hyperlink w:history="1" r:id="rIdr2axujo7mso-_2hrrcbji">
               <w:r>
                 <w:rPr>
                   <w:rFonts w:ascii="Arial" w:cs="Arial" w:eastAsia="Arial" w:hAnsi="Arial"/>
@@ -23044,32 +23044,32 @@
         <w:tc>
           <w:tcPr>
             <w:tcW w:type="dxa" w:w="1520"/>
-            <w:shd w:fill="F2F2F2" w:color="auto" w:val="clear"/>
-            <w:tcMar>
-              <w:top w:type="dxa" w:w="60"/>
-              <w:left w:type="dxa" w:w="120"/>
-              <w:bottom w:type="dxa" w:w="60"/>
-              <w:right w:type="dxa" w:w="120"/>
-            </w:tcMar>
-            <w:vAlign w:val="top"/>
-          </w:tcPr>
-          <w:p>
-            <w:pPr>
-              <w:spacing w:after="40" w:before="0"/>
-              <w:jc w:val="left"/>
-            </w:pPr>
-            <w:r>
-              <w:rPr>
-                <w:rFonts w:ascii="Arial" w:cs="Arial" w:eastAsia="Arial" w:hAnsi="Arial"/>
-                <w:b/>
-                <w:bCs/>
-                <w:i w:val="false"/>
-                <w:iCs w:val="false"/>
-                <w:color w:val="000000"/>
-                <w:sz w:val="18"/>
-                <w:szCs w:val="18"/>
-              </w:rPr>
-              <w:t xml:space="preserve">Phase 1 — Predict: Revisiting Original Predictions &amp; Self-Rating Understanding Growth</w:t>
+            <w:shd w:fill="EAD1F5" w:color="auto" w:val="clear"/>
+            <w:tcMar>
+              <w:top w:type="dxa" w:w="60"/>
+              <w:left w:type="dxa" w:w="120"/>
+              <w:bottom w:type="dxa" w:w="60"/>
+              <w:right w:type="dxa" w:w="120"/>
+            </w:tcMar>
+            <w:vAlign w:val="top"/>
+          </w:tcPr>
+          <w:p>
+            <w:pPr>
+              <w:spacing w:after="40" w:before="0"/>
+              <w:jc w:val="left"/>
+            </w:pPr>
+            <w:r>
+              <w:rPr>
+                <w:rFonts w:ascii="Arial" w:cs="Arial" w:eastAsia="Arial" w:hAnsi="Arial"/>
+                <w:b/>
+                <w:bCs/>
+                <w:i w:val="false"/>
+                <w:iCs w:val="false"/>
+                <w:color w:val="000000"/>
+                <w:sz w:val="18"/>
+                <w:szCs w:val="18"/>
+              </w:rPr>
+              <w:t xml:space="preserve">Predict Phase</w:t>
             </w:r>
           </w:p>
           <w:p>
@@ -23092,7 +23092,7 @@
             <w:pPr>
               <w:spacing w:after="20" w:before="0"/>
             </w:pPr>
-            <w:hyperlink w:history="1" r:id="rIdkbonpy-3xygafg9ea0clv">
+            <w:hyperlink w:history="1" r:id="rId3zbgfzlebher6lwny_4xn">
               <w:r>
                 <w:rPr>
                   <w:rFonts w:ascii="Arial" w:cs="Arial" w:eastAsia="Arial" w:hAnsi="Arial"/>
@@ -23125,7 +23125,7 @@
               <w:spacing w:after="10" w:before="0"/>
               <w:ind w:left="120"/>
             </w:pPr>
-            <w:hyperlink w:history="1" r:id="rIdkrdiaqdwrickrs6yq5o8q">
+            <w:hyperlink w:history="1" r:id="rId5dyolxvoszn2runwxoyqe">
               <w:r>
                 <w:rPr>
                   <w:rFonts w:ascii="Arial" w:cs="Arial" w:eastAsia="Arial" w:hAnsi="Arial"/>
@@ -23170,7 +23170,7 @@
             <w:pPr>
               <w:spacing w:after="20" w:before="0"/>
             </w:pPr>
-            <w:hyperlink w:history="1" r:id="rId1jybcawb4uwtynqd91mem">
+            <w:hyperlink w:history="1" r:id="rId5llnbejcwfvcwmideun67">
               <w:r>
                 <w:rPr>
                   <w:rFonts w:ascii="Arial" w:cs="Arial" w:eastAsia="Arial" w:hAnsi="Arial"/>
@@ -23203,7 +23203,7 @@
               <w:spacing w:after="10" w:before="0"/>
               <w:ind w:left="120"/>
             </w:pPr>
-            <w:hyperlink w:history="1" r:id="rIdkxk1_yq1uiqvnywubkmts">
+            <w:hyperlink w:history="1" r:id="rIdtcexou-ezcdyky_uu5fka">
               <w:r>
                 <w:rPr>
                   <w:rFonts w:ascii="Arial" w:cs="Arial" w:eastAsia="Arial" w:hAnsi="Arial"/>
@@ -23350,32 +23350,32 @@
         <w:tc>
           <w:tcPr>
             <w:tcW w:type="dxa" w:w="1520"/>
-            <w:shd w:fill="F2F2F2" w:color="auto" w:val="clear"/>
-            <w:tcMar>
-              <w:top w:type="dxa" w:w="60"/>
-              <w:left w:type="dxa" w:w="120"/>
-              <w:bottom w:type="dxa" w:w="60"/>
-              <w:right w:type="dxa" w:w="120"/>
-            </w:tcMar>
-            <w:vAlign w:val="top"/>
-          </w:tcPr>
-          <w:p>
-            <w:pPr>
-              <w:spacing w:after="40" w:before="0"/>
-              <w:jc w:val="left"/>
-            </w:pPr>
-            <w:r>
-              <w:rPr>
-                <w:rFonts w:ascii="Arial" w:cs="Arial" w:eastAsia="Arial" w:hAnsi="Arial"/>
-                <w:b/>
-                <w:bCs/>
-                <w:i w:val="false"/>
-                <w:iCs w:val="false"/>
-                <w:color w:val="000000"/>
-                <w:sz w:val="18"/>
-                <w:szCs w:val="18"/>
-              </w:rPr>
-              <w:t xml:space="preserve">Phase 2 — Observe: Eutrophication Case Study — Lake Victoria's Water Hyacinth Crisis</w:t>
+            <w:shd w:fill="D9EEF1" w:color="auto" w:val="clear"/>
+            <w:tcMar>
+              <w:top w:type="dxa" w:w="60"/>
+              <w:left w:type="dxa" w:w="120"/>
+              <w:bottom w:type="dxa" w:w="60"/>
+              <w:right w:type="dxa" w:w="120"/>
+            </w:tcMar>
+            <w:vAlign w:val="top"/>
+          </w:tcPr>
+          <w:p>
+            <w:pPr>
+              <w:spacing w:after="40" w:before="0"/>
+              <w:jc w:val="left"/>
+            </w:pPr>
+            <w:r>
+              <w:rPr>
+                <w:rFonts w:ascii="Arial" w:cs="Arial" w:eastAsia="Arial" w:hAnsi="Arial"/>
+                <w:b/>
+                <w:bCs/>
+                <w:i w:val="false"/>
+                <w:iCs w:val="false"/>
+                <w:color w:val="000000"/>
+                <w:sz w:val="18"/>
+                <w:szCs w:val="18"/>
+              </w:rPr>
+              <w:t xml:space="preserve">Observe Phase</w:t>
             </w:r>
           </w:p>
           <w:p>
@@ -23398,7 +23398,7 @@
             <w:pPr>
               <w:spacing w:after="20" w:before="0"/>
             </w:pPr>
-            <w:hyperlink w:history="1" r:id="rIdoqh5f0svxn1uopq_lbfbx">
+            <w:hyperlink w:history="1" r:id="rIdc9qj3xlnfwiydzdnfs5ym">
               <w:r>
                 <w:rPr>
                   <w:rFonts w:ascii="Arial" w:cs="Arial" w:eastAsia="Arial" w:hAnsi="Arial"/>
@@ -23431,7 +23431,7 @@
               <w:spacing w:after="10" w:before="0"/>
               <w:ind w:left="120"/>
             </w:pPr>
-            <w:hyperlink w:history="1" r:id="rIdux2rxc8dakh0nr5f0ac9x">
+            <w:hyperlink w:history="1" r:id="rIdwbqje0fqpuvontl168cpi">
               <w:r>
                 <w:rPr>
                   <w:rFonts w:ascii="Arial" w:cs="Arial" w:eastAsia="Arial" w:hAnsi="Arial"/>
@@ -23476,7 +23476,7 @@
             <w:pPr>
               <w:spacing w:after="20" w:before="0"/>
             </w:pPr>
-            <w:hyperlink w:history="1" r:id="rIdbci_o31tcg_guebuct3iy">
+            <w:hyperlink w:history="1" r:id="rIdtq_lgxenq2qqa6sm_lxkz">
               <w:r>
                 <w:rPr>
                   <w:rFonts w:ascii="Arial" w:cs="Arial" w:eastAsia="Arial" w:hAnsi="Arial"/>
@@ -23509,7 +23509,7 @@
               <w:spacing w:after="10" w:before="0"/>
               <w:ind w:left="120"/>
             </w:pPr>
-            <w:hyperlink w:history="1" r:id="rIdpi01yuu0nrivwcmf3ka8h">
+            <w:hyperlink w:history="1" r:id="rIdern9z3cdkg1znzpd9uegs">
               <w:r>
                 <w:rPr>
                   <w:rFonts w:ascii="Arial" w:cs="Arial" w:eastAsia="Arial" w:hAnsi="Arial"/>
@@ -23656,32 +23656,32 @@
         <w:tc>
           <w:tcPr>
             <w:tcW w:type="dxa" w:w="1520"/>
-            <w:shd w:fill="F2F2F2" w:color="auto" w:val="clear"/>
-            <w:tcMar>
-              <w:top w:type="dxa" w:w="60"/>
-              <w:left w:type="dxa" w:w="120"/>
-              <w:bottom w:type="dxa" w:w="60"/>
-              <w:right w:type="dxa" w:w="120"/>
-            </w:tcMar>
-            <w:vAlign w:val="top"/>
-          </w:tcPr>
-          <w:p>
-            <w:pPr>
-              <w:spacing w:after="40" w:before="0"/>
-              <w:jc w:val="left"/>
-            </w:pPr>
-            <w:r>
-              <w:rPr>
-                <w:rFonts w:ascii="Arial" w:cs="Arial" w:eastAsia="Arial" w:hAnsi="Arial"/>
-                <w:b/>
-                <w:bCs/>
-                <w:i w:val="false"/>
-                <w:iCs w:val="false"/>
-                <w:color w:val="000000"/>
-                <w:sz w:val="18"/>
-                <w:szCs w:val="18"/>
-              </w:rPr>
-              <w:t xml:space="preserve">Phase 3 — Explain: Final Explanation — Community Project Showcase &amp; Comprehensive Phenomenon Explanation</w:t>
+            <w:shd w:fill="E2EFDA" w:color="auto" w:val="clear"/>
+            <w:tcMar>
+              <w:top w:type="dxa" w:w="60"/>
+              <w:left w:type="dxa" w:w="120"/>
+              <w:bottom w:type="dxa" w:w="60"/>
+              <w:right w:type="dxa" w:w="120"/>
+            </w:tcMar>
+            <w:vAlign w:val="top"/>
+          </w:tcPr>
+          <w:p>
+            <w:pPr>
+              <w:spacing w:after="40" w:before="0"/>
+              <w:jc w:val="left"/>
+            </w:pPr>
+            <w:r>
+              <w:rPr>
+                <w:rFonts w:ascii="Arial" w:cs="Arial" w:eastAsia="Arial" w:hAnsi="Arial"/>
+                <w:b/>
+                <w:bCs/>
+                <w:i w:val="false"/>
+                <w:iCs w:val="false"/>
+                <w:color w:val="000000"/>
+                <w:sz w:val="18"/>
+                <w:szCs w:val="18"/>
+              </w:rPr>
+              <w:t xml:space="preserve">Explain Phase</w:t>
             </w:r>
           </w:p>
           <w:p>
@@ -23704,7 +23704,7 @@
             <w:pPr>
               <w:spacing w:after="20" w:before="0"/>
             </w:pPr>
-            <w:hyperlink w:history="1" r:id="rIdk3ihwfrwsdn216qhil2ow">
+            <w:hyperlink w:history="1" r:id="rIdk-9l82c_tv_edzashrr-g">
               <w:r>
                 <w:rPr>
                   <w:rFonts w:ascii="Arial" w:cs="Arial" w:eastAsia="Arial" w:hAnsi="Arial"/>
@@ -23737,7 +23737,7 @@
               <w:spacing w:after="10" w:before="0"/>
               <w:ind w:left="120"/>
             </w:pPr>
-            <w:hyperlink w:history="1" r:id="rIdoyt8u-c0mkm2rabcr-evu">
+            <w:hyperlink w:history="1" r:id="rIdwypevrrqyaactiugr6zpn">
               <w:r>
                 <w:rPr>
                   <w:rFonts w:ascii="Arial" w:cs="Arial" w:eastAsia="Arial" w:hAnsi="Arial"/>
@@ -23782,7 +23782,7 @@
             <w:pPr>
               <w:spacing w:after="20" w:before="0"/>
             </w:pPr>
-            <w:hyperlink w:history="1" r:id="rIdblvb314vowhenz7dlger-">
+            <w:hyperlink w:history="1" r:id="rIdbzylqrlxjp50kfbk9jlue">
               <w:r>
                 <w:rPr>
                   <w:rFonts w:ascii="Arial" w:cs="Arial" w:eastAsia="Arial" w:hAnsi="Arial"/>
@@ -23815,7 +23815,7 @@
               <w:spacing w:after="10" w:before="0"/>
               <w:ind w:left="120"/>
             </w:pPr>
-            <w:hyperlink w:history="1" r:id="rIdedrjajtnevynlqdb6qkhq">
+            <w:hyperlink w:history="1" r:id="rIddmdgnoa2pqchggz4qtt50">
               <w:r>
                 <w:rPr>
                   <w:rFonts w:ascii="Arial" w:cs="Arial" w:eastAsia="Arial" w:hAnsi="Arial"/>
@@ -23962,32 +23962,32 @@
         <w:tc>
           <w:tcPr>
             <w:tcW w:type="dxa" w:w="1520"/>
-            <w:shd w:fill="F2F2F2" w:color="auto" w:val="clear"/>
-            <w:tcMar>
-              <w:top w:type="dxa" w:w="60"/>
-              <w:left w:type="dxa" w:w="120"/>
-              <w:bottom w:type="dxa" w:w="60"/>
-              <w:right w:type="dxa" w:w="120"/>
-            </w:tcMar>
-            <w:vAlign w:val="top"/>
-          </w:tcPr>
-          <w:p>
-            <w:pPr>
-              <w:spacing w:after="40" w:before="0"/>
-              <w:jc w:val="left"/>
-            </w:pPr>
-            <w:r>
-              <w:rPr>
-                <w:rFonts w:ascii="Arial" w:cs="Arial" w:eastAsia="Arial" w:hAnsi="Arial"/>
-                <w:b/>
-                <w:bCs/>
-                <w:i w:val="false"/>
-                <w:iCs w:val="false"/>
-                <w:color w:val="000000"/>
-                <w:sz w:val="18"/>
-                <w:szCs w:val="18"/>
-              </w:rPr>
-              <w:t xml:space="preserve">Phase 4 — Driving Question Board (DQB) Completion: Closing Questions &amp; Honouring What Remains Unknown</w:t>
+            <w:shd w:fill="FCE4D6" w:color="auto" w:val="clear"/>
+            <w:tcMar>
+              <w:top w:type="dxa" w:w="60"/>
+              <w:left w:type="dxa" w:w="120"/>
+              <w:bottom w:type="dxa" w:w="60"/>
+              <w:right w:type="dxa" w:w="120"/>
+            </w:tcMar>
+            <w:vAlign w:val="top"/>
+          </w:tcPr>
+          <w:p>
+            <w:pPr>
+              <w:spacing w:after="40" w:before="0"/>
+              <w:jc w:val="left"/>
+            </w:pPr>
+            <w:r>
+              <w:rPr>
+                <w:rFonts w:ascii="Arial" w:cs="Arial" w:eastAsia="Arial" w:hAnsi="Arial"/>
+                <w:b/>
+                <w:bCs/>
+                <w:i w:val="false"/>
+                <w:iCs w:val="false"/>
+                <w:color w:val="000000"/>
+                <w:sz w:val="18"/>
+                <w:szCs w:val="18"/>
+              </w:rPr>
+              <w:t xml:space="preserve">Driving Question Board (DQB) Creation</w:t>
             </w:r>
           </w:p>
           <w:p>
@@ -24010,7 +24010,7 @@
             <w:pPr>
               <w:spacing w:after="20" w:before="0"/>
             </w:pPr>
-            <w:hyperlink w:history="1" r:id="rIdd1bvvlrbaaxvnyhioezhw">
+            <w:hyperlink w:history="1" r:id="rIdxwbj8iuwkry-60xezwlfk">
               <w:r>
                 <w:rPr>
                   <w:rFonts w:ascii="Arial" w:cs="Arial" w:eastAsia="Arial" w:hAnsi="Arial"/>
@@ -24043,7 +24043,7 @@
               <w:spacing w:after="10" w:before="0"/>
               <w:ind w:left="120"/>
             </w:pPr>
-            <w:hyperlink w:history="1" r:id="rId1og2_vslge9wsjcmwsoij">
+            <w:hyperlink w:history="1" r:id="rIdrkdo-fdios5vni5mzraqc">
               <w:r>
                 <w:rPr>
                   <w:rFonts w:ascii="Arial" w:cs="Arial" w:eastAsia="Arial" w:hAnsi="Arial"/>
@@ -24088,7 +24088,7 @@
             <w:pPr>
               <w:spacing w:after="20" w:before="0"/>
             </w:pPr>
-            <w:hyperlink w:history="1" r:id="rIdd5i-_uklrymuc-li58hjv">
+            <w:hyperlink w:history="1" r:id="rIduwfpxn-xnpq0zeerj7sfb">
               <w:r>
                 <w:rPr>
                   <w:rFonts w:ascii="Arial" w:cs="Arial" w:eastAsia="Arial" w:hAnsi="Arial"/>
@@ -24121,7 +24121,7 @@
               <w:spacing w:after="10" w:before="0"/>
               <w:ind w:left="120"/>
             </w:pPr>
-            <w:hyperlink w:history="1" r:id="rIdvrsl1_9hehlzxxzvz5-mf">
+            <w:hyperlink w:history="1" r:id="rIdijcm9o1kuopn1snecp5_e">
               <w:r>
                 <w:rPr>
                   <w:rFonts w:ascii="Arial" w:cs="Arial" w:eastAsia="Arial" w:hAnsi="Arial"/>
@@ -24268,32 +24268,32 @@
         <w:tc>
           <w:tcPr>
             <w:tcW w:type="dxa" w:w="1520"/>
-            <w:shd w:fill="F2F2F2" w:color="auto" w:val="clear"/>
-            <w:tcMar>
-              <w:top w:type="dxa" w:w="60"/>
-              <w:left w:type="dxa" w:w="120"/>
-              <w:bottom w:type="dxa" w:w="60"/>
-              <w:right w:type="dxa" w:w="120"/>
-            </w:tcMar>
-            <w:vAlign w:val="top"/>
-          </w:tcPr>
-          <w:p>
-            <w:pPr>
-              <w:spacing w:after="40" w:before="0"/>
-              <w:jc w:val="left"/>
-            </w:pPr>
-            <w:r>
-              <w:rPr>
-                <w:rFonts w:ascii="Arial" w:cs="Arial" w:eastAsia="Arial" w:hAnsi="Arial"/>
-                <w:b/>
-                <w:bCs/>
-                <w:i w:val="false"/>
-                <w:iCs w:val="false"/>
-                <w:color w:val="000000"/>
-                <w:sz w:val="18"/>
-                <w:szCs w:val="18"/>
-              </w:rPr>
-              <w:t xml:space="preserve">Phase 5 — Model Building: L1 vs Final Model Comparison &amp; Written Formative Assessment</w:t>
+            <w:shd w:fill="D5E8F0" w:color="auto" w:val="clear"/>
+            <w:tcMar>
+              <w:top w:type="dxa" w:w="60"/>
+              <w:left w:type="dxa" w:w="120"/>
+              <w:bottom w:type="dxa" w:w="60"/>
+              <w:right w:type="dxa" w:w="120"/>
+            </w:tcMar>
+            <w:vAlign w:val="top"/>
+          </w:tcPr>
+          <w:p>
+            <w:pPr>
+              <w:spacing w:after="40" w:before="0"/>
+              <w:jc w:val="left"/>
+            </w:pPr>
+            <w:r>
+              <w:rPr>
+                <w:rFonts w:ascii="Arial" w:cs="Arial" w:eastAsia="Arial" w:hAnsi="Arial"/>
+                <w:b/>
+                <w:bCs/>
+                <w:i w:val="false"/>
+                <w:iCs w:val="false"/>
+                <w:color w:val="000000"/>
+                <w:sz w:val="18"/>
+                <w:szCs w:val="18"/>
+              </w:rPr>
+              <w:t xml:space="preserve">Model Building Phase</w:t>
             </w:r>
           </w:p>
           <w:p>
@@ -24316,7 +24316,7 @@
             <w:pPr>
               <w:spacing w:after="20" w:before="0"/>
             </w:pPr>
-            <w:hyperlink w:history="1" r:id="rIdlxurebtw-h23rjpjrssav">
+            <w:hyperlink w:history="1" r:id="rIdrjqq5-vi9v9pivl8x9od7">
               <w:r>
                 <w:rPr>
                   <w:rFonts w:ascii="Arial" w:cs="Arial" w:eastAsia="Arial" w:hAnsi="Arial"/>
@@ -24349,7 +24349,7 @@
               <w:spacing w:after="10" w:before="0"/>
               <w:ind w:left="120"/>
             </w:pPr>
-            <w:hyperlink w:history="1" r:id="rIdc5bze92x57w3utbxhdroj">
+            <w:hyperlink w:history="1" r:id="rId47lwrxp0dxwmylnr7r2bj">
               <w:r>
                 <w:rPr>
                   <w:rFonts w:ascii="Arial" w:cs="Arial" w:eastAsia="Arial" w:hAnsi="Arial"/>
@@ -24394,7 +24394,7 @@
             <w:pPr>
               <w:spacing w:after="20" w:before="0"/>
             </w:pPr>
-            <w:hyperlink w:history="1" r:id="rId-e1oujtaevyofmm2ciuyt">
+            <w:hyperlink w:history="1" r:id="rIdwomr_w-0umolakfhgdfso">
               <w:r>
                 <w:rPr>
                   <w:rFonts w:ascii="Arial" w:cs="Arial" w:eastAsia="Arial" w:hAnsi="Arial"/>
@@ -24427,7 +24427,7 @@
               <w:spacing w:after="10" w:before="0"/>
               <w:ind w:left="120"/>
             </w:pPr>
-            <w:hyperlink w:history="1" r:id="rIdzmwicxds7poqtqjvefycz">
+            <w:hyperlink w:history="1" r:id="rId8tbabng0pl5wguvo7ah_o">
               <w:r>
                 <w:rPr>
                   <w:rFonts w:ascii="Arial" w:cs="Arial" w:eastAsia="Arial" w:hAnsi="Arial"/>

--- a/data/outputs/v2/General_Science/SS2.4_Acids,_Bases_and_Salts/General_Science_Acids,_Bases_and_Salts_CBE_LessonSequence.docx
+++ b/data/outputs/v2/General_Science/SS2.4_Acids,_Bases_and_Salts/General_Science_Acids,_Bases_and_Salts_CBE_LessonSequence.docx
@@ -2809,7 +2809,25 @@
             </w:tcMar>
             <w:vAlign w:val="top"/>
           </w:tcPr>
-          <w:p/>
+          <w:p>
+            <w:pPr>
+              <w:spacing w:after="40" w:before="0"/>
+              <w:jc w:val="left"/>
+            </w:pPr>
+            <w:r>
+              <w:rPr>
+                <w:rFonts w:ascii="Arial" w:cs="Arial" w:eastAsia="Arial" w:hAnsi="Arial"/>
+                <w:b w:val="false"/>
+                <w:bCs w:val="false"/>
+                <w:i w:val="false"/>
+                <w:iCs w:val="false"/>
+                <w:color w:val="000000"/>
+                <w:sz w:val="18"/>
+                <w:szCs w:val="18"/>
+              </w:rPr>
+              <w:t xml:space="preserve">No chemicals are handled in this lesson. All 12 substance cards are laminated images or printed labels — not actual substances. If actual small samples are displayed in sealed containers for sensory engagement, ensure containers remain sealed. Remind students never to taste or smell unknown substances. This lesson establishes the safety norm that will be reinforced in every subsequent practical lesson.</w:t>
+            </w:r>
+          </w:p>
         </w:tc>
       </w:tr>
     </w:tbl>
@@ -3183,7 +3201,7 @@
             <w:pPr>
               <w:spacing w:after="20" w:before="0"/>
             </w:pPr>
-            <w:hyperlink w:history="1" r:id="rIdah5ups4y7uj1lohof88le">
+            <w:hyperlink w:history="1" r:id="rIdgbpl6kojfyyc8w4d6dyfx">
               <w:r>
                 <w:rPr>
                   <w:rFonts w:ascii="Arial" w:cs="Arial" w:eastAsia="Arial" w:hAnsi="Arial"/>
@@ -3216,7 +3234,7 @@
               <w:spacing w:after="10" w:before="0"/>
               <w:ind w:left="120"/>
             </w:pPr>
-            <w:hyperlink w:history="1" r:id="rIdzpjll6m6lqdytrhdejaum">
+            <w:hyperlink w:history="1" r:id="rId1yeon3sncmfwfdvcs2nbe">
               <w:r>
                 <w:rPr>
                   <w:rFonts w:ascii="Arial" w:cs="Arial" w:eastAsia="Arial" w:hAnsi="Arial"/>
@@ -3261,7 +3279,7 @@
             <w:pPr>
               <w:spacing w:after="20" w:before="0"/>
             </w:pPr>
-            <w:hyperlink w:history="1" r:id="rId480-yo1mtzwic1ykenfne">
+            <w:hyperlink w:history="1" r:id="rId7l1xma2yoefqdnwm2mgl2">
               <w:r>
                 <w:rPr>
                   <w:rFonts w:ascii="Arial" w:cs="Arial" w:eastAsia="Arial" w:hAnsi="Arial"/>
@@ -3294,7 +3312,7 @@
               <w:spacing w:after="10" w:before="0"/>
               <w:ind w:left="120"/>
             </w:pPr>
-            <w:hyperlink w:history="1" r:id="rIdtafj-yyxusi-nhdpeks8g">
+            <w:hyperlink w:history="1" r:id="rIdbtkbwvjulxiszhrgjkhfy">
               <w:r>
                 <w:rPr>
                   <w:rFonts w:ascii="Arial" w:cs="Arial" w:eastAsia="Arial" w:hAnsi="Arial"/>
@@ -3489,7 +3507,7 @@
             <w:pPr>
               <w:spacing w:after="20" w:before="0"/>
             </w:pPr>
-            <w:hyperlink w:history="1" r:id="rIdmdr4cduncisvnkbjmdi39">
+            <w:hyperlink w:history="1" r:id="rIdz_ic31gf-sn99qga8ixem">
               <w:r>
                 <w:rPr>
                   <w:rFonts w:ascii="Arial" w:cs="Arial" w:eastAsia="Arial" w:hAnsi="Arial"/>
@@ -3522,7 +3540,7 @@
               <w:spacing w:after="10" w:before="0"/>
               <w:ind w:left="120"/>
             </w:pPr>
-            <w:hyperlink w:history="1" r:id="rIdcmqleyymcwptdvup1wvkk">
+            <w:hyperlink w:history="1" r:id="rIdvanmtnv5s3qzz1mi1ocvm">
               <w:r>
                 <w:rPr>
                   <w:rFonts w:ascii="Arial" w:cs="Arial" w:eastAsia="Arial" w:hAnsi="Arial"/>
@@ -3567,7 +3585,7 @@
             <w:pPr>
               <w:spacing w:after="20" w:before="0"/>
             </w:pPr>
-            <w:hyperlink w:history="1" r:id="rIdzcjzurqk4b7sdd-fqbdsh">
+            <w:hyperlink w:history="1" r:id="rIdtdwxuysg8vqck8pdv6scq">
               <w:r>
                 <w:rPr>
                   <w:rFonts w:ascii="Arial" w:cs="Arial" w:eastAsia="Arial" w:hAnsi="Arial"/>
@@ -3600,7 +3618,7 @@
               <w:spacing w:after="10" w:before="0"/>
               <w:ind w:left="120"/>
             </w:pPr>
-            <w:hyperlink w:history="1" r:id="rIdlkxfz4pcvirrz7cal01vg">
+            <w:hyperlink w:history="1" r:id="rIdzuluuerselnss-p3zzxdd">
               <w:r>
                 <w:rPr>
                   <w:rFonts w:ascii="Arial" w:cs="Arial" w:eastAsia="Arial" w:hAnsi="Arial"/>
@@ -3795,7 +3813,7 @@
             <w:pPr>
               <w:spacing w:after="20" w:before="0"/>
             </w:pPr>
-            <w:hyperlink w:history="1" r:id="rIdo-unj6yc-bl3lq_rqudbo">
+            <w:hyperlink w:history="1" r:id="rIdca0lmihaqcjwe1gpjvra7">
               <w:r>
                 <w:rPr>
                   <w:rFonts w:ascii="Arial" w:cs="Arial" w:eastAsia="Arial" w:hAnsi="Arial"/>
@@ -3828,7 +3846,7 @@
               <w:spacing w:after="10" w:before="0"/>
               <w:ind w:left="120"/>
             </w:pPr>
-            <w:hyperlink w:history="1" r:id="rIdwhdi5ta80vsryjeayzjvk">
+            <w:hyperlink w:history="1" r:id="rId1sc4q01dyiseaft_tgeli">
               <w:r>
                 <w:rPr>
                   <w:rFonts w:ascii="Arial" w:cs="Arial" w:eastAsia="Arial" w:hAnsi="Arial"/>
@@ -3873,7 +3891,7 @@
             <w:pPr>
               <w:spacing w:after="20" w:before="0"/>
             </w:pPr>
-            <w:hyperlink w:history="1" r:id="rIdfdfugvqm3mxc0je2h4dru">
+            <w:hyperlink w:history="1" r:id="rId_04gcht8jzvslf5jrzbps">
               <w:r>
                 <w:rPr>
                   <w:rFonts w:ascii="Arial" w:cs="Arial" w:eastAsia="Arial" w:hAnsi="Arial"/>
@@ -3906,7 +3924,7 @@
               <w:spacing w:after="10" w:before="0"/>
               <w:ind w:left="120"/>
             </w:pPr>
-            <w:hyperlink w:history="1" r:id="rId-wv9z479vtzvgd-i7jgcm">
+            <w:hyperlink w:history="1" r:id="rIda68scjwiyx0dvrlyxgitz">
               <w:r>
                 <w:rPr>
                   <w:rFonts w:ascii="Arial" w:cs="Arial" w:eastAsia="Arial" w:hAnsi="Arial"/>
@@ -4101,7 +4119,7 @@
             <w:pPr>
               <w:spacing w:after="20" w:before="0"/>
             </w:pPr>
-            <w:hyperlink w:history="1" r:id="rIdf8bnyagukr2kwqzf24xv9">
+            <w:hyperlink w:history="1" r:id="rIdguivdrnkykzempi1-nosa">
               <w:r>
                 <w:rPr>
                   <w:rFonts w:ascii="Arial" w:cs="Arial" w:eastAsia="Arial" w:hAnsi="Arial"/>
@@ -4134,7 +4152,7 @@
               <w:spacing w:after="10" w:before="0"/>
               <w:ind w:left="120"/>
             </w:pPr>
-            <w:hyperlink w:history="1" r:id="rIdqojqhggfjpj_y_layrwy7">
+            <w:hyperlink w:history="1" r:id="rIdgfjpa0e8giwdfoghc7y4w">
               <w:r>
                 <w:rPr>
                   <w:rFonts w:ascii="Arial" w:cs="Arial" w:eastAsia="Arial" w:hAnsi="Arial"/>
@@ -4179,7 +4197,7 @@
             <w:pPr>
               <w:spacing w:after="20" w:before="0"/>
             </w:pPr>
-            <w:hyperlink w:history="1" r:id="rIddobcopvsht7kklolqxj_e">
+            <w:hyperlink w:history="1" r:id="rIdjrfdhrnyqpnww1zizlrzm">
               <w:r>
                 <w:rPr>
                   <w:rFonts w:ascii="Arial" w:cs="Arial" w:eastAsia="Arial" w:hAnsi="Arial"/>
@@ -4212,7 +4230,7 @@
               <w:spacing w:after="10" w:before="0"/>
               <w:ind w:left="120"/>
             </w:pPr>
-            <w:hyperlink w:history="1" r:id="rIdstlfpggkwk_ypua_doz8t">
+            <w:hyperlink w:history="1" r:id="rId9xkjpowzgfkh6i3kmxqrs">
               <w:r>
                 <w:rPr>
                   <w:rFonts w:ascii="Arial" w:cs="Arial" w:eastAsia="Arial" w:hAnsi="Arial"/>
@@ -4407,7 +4425,7 @@
             <w:pPr>
               <w:spacing w:after="20" w:before="0"/>
             </w:pPr>
-            <w:hyperlink w:history="1" r:id="rId75-nsmx3hoqyvlflefj57">
+            <w:hyperlink w:history="1" r:id="rIdal8mlpmrzszhkwqc_bmby">
               <w:r>
                 <w:rPr>
                   <w:rFonts w:ascii="Arial" w:cs="Arial" w:eastAsia="Arial" w:hAnsi="Arial"/>
@@ -4440,7 +4458,7 @@
               <w:spacing w:after="10" w:before="0"/>
               <w:ind w:left="120"/>
             </w:pPr>
-            <w:hyperlink w:history="1" r:id="rIdyuhr98uax1pnpipcyyxtz">
+            <w:hyperlink w:history="1" r:id="rIdxyguozetotfgnd0zmughv">
               <w:r>
                 <w:rPr>
                   <w:rFonts w:ascii="Arial" w:cs="Arial" w:eastAsia="Arial" w:hAnsi="Arial"/>
@@ -4485,7 +4503,7 @@
             <w:pPr>
               <w:spacing w:after="20" w:before="0"/>
             </w:pPr>
-            <w:hyperlink w:history="1" r:id="rIdf1wnbcsrsjzkcdj46mg4r">
+            <w:hyperlink w:history="1" r:id="rIdsdye-vegxicjido3wo1-d">
               <w:r>
                 <w:rPr>
                   <w:rFonts w:ascii="Arial" w:cs="Arial" w:eastAsia="Arial" w:hAnsi="Arial"/>
@@ -4518,7 +4536,7 @@
               <w:spacing w:after="10" w:before="0"/>
               <w:ind w:left="120"/>
             </w:pPr>
-            <w:hyperlink w:history="1" r:id="rIdhiz0w-0gokh01jsyz41eh">
+            <w:hyperlink w:history="1" r:id="rIdjusd8u3kdrx4dj3johowj">
               <w:r>
                 <w:rPr>
                   <w:rFonts w:ascii="Arial" w:cs="Arial" w:eastAsia="Arial" w:hAnsi="Arial"/>
@@ -6005,7 +6023,7 @@
             <w:pPr>
               <w:spacing w:after="20" w:before="0"/>
             </w:pPr>
-            <w:hyperlink w:history="1" r:id="rId2nfaer54jsxxlm1c4iejp">
+            <w:hyperlink w:history="1" r:id="rIden2ionev2s9cwpxi-xtav">
               <w:r>
                 <w:rPr>
                   <w:rFonts w:ascii="Arial" w:cs="Arial" w:eastAsia="Arial" w:hAnsi="Arial"/>
@@ -6038,7 +6056,7 @@
               <w:spacing w:after="10" w:before="0"/>
               <w:ind w:left="120"/>
             </w:pPr>
-            <w:hyperlink w:history="1" r:id="rId4llz1idgcq7m3bgbqgg0x">
+            <w:hyperlink w:history="1" r:id="rId-qtawe8kha2yxqpzf042z">
               <w:r>
                 <w:rPr>
                   <w:rFonts w:ascii="Arial" w:cs="Arial" w:eastAsia="Arial" w:hAnsi="Arial"/>
@@ -6083,7 +6101,7 @@
             <w:pPr>
               <w:spacing w:after="20" w:before="0"/>
             </w:pPr>
-            <w:hyperlink w:history="1" r:id="rIdtpxh0b8lufoadsrrczqrx">
+            <w:hyperlink w:history="1" r:id="rId6g9ukunpddv8o_1igxzo0">
               <w:r>
                 <w:rPr>
                   <w:rFonts w:ascii="Arial" w:cs="Arial" w:eastAsia="Arial" w:hAnsi="Arial"/>
@@ -6116,7 +6134,7 @@
               <w:spacing w:after="10" w:before="0"/>
               <w:ind w:left="120"/>
             </w:pPr>
-            <w:hyperlink w:history="1" r:id="rIdpgn96f-mzggxkxp4exyqv">
+            <w:hyperlink w:history="1" r:id="rIduubb-5pe_ipamgo0ysfmk">
               <w:r>
                 <w:rPr>
                   <w:rFonts w:ascii="Arial" w:cs="Arial" w:eastAsia="Arial" w:hAnsi="Arial"/>
@@ -6311,7 +6329,7 @@
             <w:pPr>
               <w:spacing w:after="20" w:before="0"/>
             </w:pPr>
-            <w:hyperlink w:history="1" r:id="rIdmgxeutebow4tzovqjkncb">
+            <w:hyperlink w:history="1" r:id="rIdgoo8e95dkdvyqi0qtvkbh">
               <w:r>
                 <w:rPr>
                   <w:rFonts w:ascii="Arial" w:cs="Arial" w:eastAsia="Arial" w:hAnsi="Arial"/>
@@ -6344,7 +6362,7 @@
               <w:spacing w:after="10" w:before="0"/>
               <w:ind w:left="120"/>
             </w:pPr>
-            <w:hyperlink w:history="1" r:id="rIdecqtioxduu7wwt5ivtiqa">
+            <w:hyperlink w:history="1" r:id="rIdn0b4puxbblwvvrsdfjbbk">
               <w:r>
                 <w:rPr>
                   <w:rFonts w:ascii="Arial" w:cs="Arial" w:eastAsia="Arial" w:hAnsi="Arial"/>
@@ -6389,7 +6407,7 @@
             <w:pPr>
               <w:spacing w:after="20" w:before="0"/>
             </w:pPr>
-            <w:hyperlink w:history="1" r:id="rIdrfjwuj8cpzcmxtpit8yvq">
+            <w:hyperlink w:history="1" r:id="rId-unfae1tp9nt5vpyg0oba">
               <w:r>
                 <w:rPr>
                   <w:rFonts w:ascii="Arial" w:cs="Arial" w:eastAsia="Arial" w:hAnsi="Arial"/>
@@ -6422,7 +6440,7 @@
               <w:spacing w:after="10" w:before="0"/>
               <w:ind w:left="120"/>
             </w:pPr>
-            <w:hyperlink w:history="1" r:id="rId0irmlfwn-wjwilalijf2i">
+            <w:hyperlink w:history="1" r:id="rIdcoc7orgqwemmeojzkdyky">
               <w:r>
                 <w:rPr>
                   <w:rFonts w:ascii="Arial" w:cs="Arial" w:eastAsia="Arial" w:hAnsi="Arial"/>
@@ -6617,7 +6635,7 @@
             <w:pPr>
               <w:spacing w:after="20" w:before="0"/>
             </w:pPr>
-            <w:hyperlink w:history="1" r:id="rId9rqom871ebk6dbp0lpwo4">
+            <w:hyperlink w:history="1" r:id="rIdyhknn65_vdv20muteam4r">
               <w:r>
                 <w:rPr>
                   <w:rFonts w:ascii="Arial" w:cs="Arial" w:eastAsia="Arial" w:hAnsi="Arial"/>
@@ -6650,7 +6668,7 @@
               <w:spacing w:after="10" w:before="0"/>
               <w:ind w:left="120"/>
             </w:pPr>
-            <w:hyperlink w:history="1" r:id="rIdpwry-cu9ebwwuldbgndg2">
+            <w:hyperlink w:history="1" r:id="rIdxhkf3tpsasrnmwzdx-up1">
               <w:r>
                 <w:rPr>
                   <w:rFonts w:ascii="Arial" w:cs="Arial" w:eastAsia="Arial" w:hAnsi="Arial"/>
@@ -6695,7 +6713,7 @@
             <w:pPr>
               <w:spacing w:after="20" w:before="0"/>
             </w:pPr>
-            <w:hyperlink w:history="1" r:id="rIdz87d8fdr0wrmtn3pivfcj">
+            <w:hyperlink w:history="1" r:id="rIdp_lxz4gxjzh2wshbmaslq">
               <w:r>
                 <w:rPr>
                   <w:rFonts w:ascii="Arial" w:cs="Arial" w:eastAsia="Arial" w:hAnsi="Arial"/>
@@ -6728,7 +6746,7 @@
               <w:spacing w:after="10" w:before="0"/>
               <w:ind w:left="120"/>
             </w:pPr>
-            <w:hyperlink w:history="1" r:id="rIdgwy1duyviciksdmftitwu">
+            <w:hyperlink w:history="1" r:id="rIdq1zlj0tdgzhlep5rcph5t">
               <w:r>
                 <w:rPr>
                   <w:rFonts w:ascii="Arial" w:cs="Arial" w:eastAsia="Arial" w:hAnsi="Arial"/>
@@ -6923,7 +6941,7 @@
             <w:pPr>
               <w:spacing w:after="20" w:before="0"/>
             </w:pPr>
-            <w:hyperlink w:history="1" r:id="rIdmuy8urxbyqcbqg1-navcr">
+            <w:hyperlink w:history="1" r:id="rId0a8h_okdt62wsrfwifmre">
               <w:r>
                 <w:rPr>
                   <w:rFonts w:ascii="Arial" w:cs="Arial" w:eastAsia="Arial" w:hAnsi="Arial"/>
@@ -6956,7 +6974,7 @@
               <w:spacing w:after="10" w:before="0"/>
               <w:ind w:left="120"/>
             </w:pPr>
-            <w:hyperlink w:history="1" r:id="rIdqbclalfd2gy7oizmam51j">
+            <w:hyperlink w:history="1" r:id="rIdcol3gra85_v_sn8jz7r2c">
               <w:r>
                 <w:rPr>
                   <w:rFonts w:ascii="Arial" w:cs="Arial" w:eastAsia="Arial" w:hAnsi="Arial"/>
@@ -7001,7 +7019,7 @@
             <w:pPr>
               <w:spacing w:after="20" w:before="0"/>
             </w:pPr>
-            <w:hyperlink w:history="1" r:id="rIde6pzyitsrktsytzrjzg-y">
+            <w:hyperlink w:history="1" r:id="rIdutk709eg0uvgijxxxznml">
               <w:r>
                 <w:rPr>
                   <w:rFonts w:ascii="Arial" w:cs="Arial" w:eastAsia="Arial" w:hAnsi="Arial"/>
@@ -7034,7 +7052,7 @@
               <w:spacing w:after="10" w:before="0"/>
               <w:ind w:left="120"/>
             </w:pPr>
-            <w:hyperlink w:history="1" r:id="rIdzmpi_ot82bxpi1bpc2lok">
+            <w:hyperlink w:history="1" r:id="rIdoswcyedesgb9hxdkxror1">
               <w:r>
                 <w:rPr>
                   <w:rFonts w:ascii="Arial" w:cs="Arial" w:eastAsia="Arial" w:hAnsi="Arial"/>
@@ -7229,7 +7247,7 @@
             <w:pPr>
               <w:spacing w:after="20" w:before="0"/>
             </w:pPr>
-            <w:hyperlink w:history="1" r:id="rIdsiv_ti6nkoindesvzf44p">
+            <w:hyperlink w:history="1" r:id="rIdxec2epwz_llehc3hz05hh">
               <w:r>
                 <w:rPr>
                   <w:rFonts w:ascii="Arial" w:cs="Arial" w:eastAsia="Arial" w:hAnsi="Arial"/>
@@ -7262,7 +7280,7 @@
               <w:spacing w:after="10" w:before="0"/>
               <w:ind w:left="120"/>
             </w:pPr>
-            <w:hyperlink w:history="1" r:id="rIdwab3d3u3p18w6eex9vrcr">
+            <w:hyperlink w:history="1" r:id="rId2c-cmmmcdxd6yrzyfpqfi">
               <w:r>
                 <w:rPr>
                   <w:rFonts w:ascii="Arial" w:cs="Arial" w:eastAsia="Arial" w:hAnsi="Arial"/>
@@ -7307,7 +7325,7 @@
             <w:pPr>
               <w:spacing w:after="20" w:before="0"/>
             </w:pPr>
-            <w:hyperlink w:history="1" r:id="rId2n8r0-i1cyaki9uagge5x">
+            <w:hyperlink w:history="1" r:id="rId5gwbniu3lyjaezsm9l4dk">
               <w:r>
                 <w:rPr>
                   <w:rFonts w:ascii="Arial" w:cs="Arial" w:eastAsia="Arial" w:hAnsi="Arial"/>
@@ -7340,7 +7358,7 @@
               <w:spacing w:after="10" w:before="0"/>
               <w:ind w:left="120"/>
             </w:pPr>
-            <w:hyperlink w:history="1" r:id="rIdie1u5ik7ecylygczlr6ft">
+            <w:hyperlink w:history="1" r:id="rIdpx9wmqrfhh4xzyyfcsvv1">
               <w:r>
                 <w:rPr>
                   <w:rFonts w:ascii="Arial" w:cs="Arial" w:eastAsia="Arial" w:hAnsi="Arial"/>
@@ -8941,7 +8959,7 @@
             <w:pPr>
               <w:spacing w:after="20" w:before="0"/>
             </w:pPr>
-            <w:hyperlink w:history="1" r:id="rIdlgwl6boe1eilpabadfhnb">
+            <w:hyperlink w:history="1" r:id="rId8dkwojff0eemvil1a-yal">
               <w:r>
                 <w:rPr>
                   <w:rFonts w:ascii="Arial" w:cs="Arial" w:eastAsia="Arial" w:hAnsi="Arial"/>
@@ -8974,7 +8992,7 @@
               <w:spacing w:after="10" w:before="0"/>
               <w:ind w:left="120"/>
             </w:pPr>
-            <w:hyperlink w:history="1" r:id="rIdxueakhlu55_4qy4c_ssj-">
+            <w:hyperlink w:history="1" r:id="rIdqkzjnfutf8nbufgcw7erh">
               <w:r>
                 <w:rPr>
                   <w:rFonts w:ascii="Arial" w:cs="Arial" w:eastAsia="Arial" w:hAnsi="Arial"/>
@@ -9019,7 +9037,7 @@
             <w:pPr>
               <w:spacing w:after="20" w:before="0"/>
             </w:pPr>
-            <w:hyperlink w:history="1" r:id="rIdsai-g6rvghecxn86cldvz">
+            <w:hyperlink w:history="1" r:id="rIdrdryuwespnaeg6ddtdmhg">
               <w:r>
                 <w:rPr>
                   <w:rFonts w:ascii="Arial" w:cs="Arial" w:eastAsia="Arial" w:hAnsi="Arial"/>
@@ -9052,7 +9070,7 @@
               <w:spacing w:after="10" w:before="0"/>
               <w:ind w:left="120"/>
             </w:pPr>
-            <w:hyperlink w:history="1" r:id="rIdsvvfwgj-tn20bzaeweny0">
+            <w:hyperlink w:history="1" r:id="rIdv3iiyj_plzjzjnaqkobxl">
               <w:r>
                 <w:rPr>
                   <w:rFonts w:ascii="Arial" w:cs="Arial" w:eastAsia="Arial" w:hAnsi="Arial"/>
@@ -9247,7 +9265,7 @@
             <w:pPr>
               <w:spacing w:after="20" w:before="0"/>
             </w:pPr>
-            <w:hyperlink w:history="1" r:id="rIdoc5t55466a8auwpi_lqgc">
+            <w:hyperlink w:history="1" r:id="rIdwltr2ahlf9jvwuycm1hj3">
               <w:r>
                 <w:rPr>
                   <w:rFonts w:ascii="Arial" w:cs="Arial" w:eastAsia="Arial" w:hAnsi="Arial"/>
@@ -9280,7 +9298,7 @@
               <w:spacing w:after="10" w:before="0"/>
               <w:ind w:left="120"/>
             </w:pPr>
-            <w:hyperlink w:history="1" r:id="rIdefll4gwl-d5pjmukokpxn">
+            <w:hyperlink w:history="1" r:id="rIde7re1sodnthx8wnk-kv32">
               <w:r>
                 <w:rPr>
                   <w:rFonts w:ascii="Arial" w:cs="Arial" w:eastAsia="Arial" w:hAnsi="Arial"/>
@@ -9325,7 +9343,7 @@
             <w:pPr>
               <w:spacing w:after="20" w:before="0"/>
             </w:pPr>
-            <w:hyperlink w:history="1" r:id="rIdbs2hxnprwl1bom5o2hjaz">
+            <w:hyperlink w:history="1" r:id="rIdq11wgk1ryiawxor6d_rb2">
               <w:r>
                 <w:rPr>
                   <w:rFonts w:ascii="Arial" w:cs="Arial" w:eastAsia="Arial" w:hAnsi="Arial"/>
@@ -9358,7 +9376,7 @@
               <w:spacing w:after="10" w:before="0"/>
               <w:ind w:left="120"/>
             </w:pPr>
-            <w:hyperlink w:history="1" r:id="rIdumh0csut8ldseztb920ik">
+            <w:hyperlink w:history="1" r:id="rId9l3t3eonbhdkehqinysgd">
               <w:r>
                 <w:rPr>
                   <w:rFonts w:ascii="Arial" w:cs="Arial" w:eastAsia="Arial" w:hAnsi="Arial"/>
@@ -9553,7 +9571,7 @@
             <w:pPr>
               <w:spacing w:after="20" w:before="0"/>
             </w:pPr>
-            <w:hyperlink w:history="1" r:id="rIdxrp5_epylwow4dwevbvlm">
+            <w:hyperlink w:history="1" r:id="rId_kooxhmxf4k2t4lvdglxg">
               <w:r>
                 <w:rPr>
                   <w:rFonts w:ascii="Arial" w:cs="Arial" w:eastAsia="Arial" w:hAnsi="Arial"/>
@@ -9586,7 +9604,7 @@
               <w:spacing w:after="10" w:before="0"/>
               <w:ind w:left="120"/>
             </w:pPr>
-            <w:hyperlink w:history="1" r:id="rIdztpehalig-wxlltsdbrwc">
+            <w:hyperlink w:history="1" r:id="rIdi2tdfj5veprenvuk8su8c">
               <w:r>
                 <w:rPr>
                   <w:rFonts w:ascii="Arial" w:cs="Arial" w:eastAsia="Arial" w:hAnsi="Arial"/>
@@ -9631,7 +9649,7 @@
             <w:pPr>
               <w:spacing w:after="20" w:before="0"/>
             </w:pPr>
-            <w:hyperlink w:history="1" r:id="rIdqdhtnl58aq18tchzrkmyd">
+            <w:hyperlink w:history="1" r:id="rIdztopwpywdnzao9tmsvq47">
               <w:r>
                 <w:rPr>
                   <w:rFonts w:ascii="Arial" w:cs="Arial" w:eastAsia="Arial" w:hAnsi="Arial"/>
@@ -9664,7 +9682,7 @@
               <w:spacing w:after="10" w:before="0"/>
               <w:ind w:left="120"/>
             </w:pPr>
-            <w:hyperlink w:history="1" r:id="rIdgonxbpnwcisan3nbjhphj">
+            <w:hyperlink w:history="1" r:id="rIdvz8nio0gbtqapngcmiif7">
               <w:r>
                 <w:rPr>
                   <w:rFonts w:ascii="Arial" w:cs="Arial" w:eastAsia="Arial" w:hAnsi="Arial"/>
@@ -9859,7 +9877,7 @@
             <w:pPr>
               <w:spacing w:after="20" w:before="0"/>
             </w:pPr>
-            <w:hyperlink w:history="1" r:id="rIdlaf25mqxdfilwagebugei">
+            <w:hyperlink w:history="1" r:id="rIdkomblw_cwesmc9nqizyqq">
               <w:r>
                 <w:rPr>
                   <w:rFonts w:ascii="Arial" w:cs="Arial" w:eastAsia="Arial" w:hAnsi="Arial"/>
@@ -9892,7 +9910,7 @@
               <w:spacing w:after="10" w:before="0"/>
               <w:ind w:left="120"/>
             </w:pPr>
-            <w:hyperlink w:history="1" r:id="rId0esu80qt4onb2o_c59csf">
+            <w:hyperlink w:history="1" r:id="rIdc2wcsdnmddnjuufeus0ur">
               <w:r>
                 <w:rPr>
                   <w:rFonts w:ascii="Arial" w:cs="Arial" w:eastAsia="Arial" w:hAnsi="Arial"/>
@@ -9937,7 +9955,7 @@
             <w:pPr>
               <w:spacing w:after="20" w:before="0"/>
             </w:pPr>
-            <w:hyperlink w:history="1" r:id="rIda3izi32dbiv829kade1yj">
+            <w:hyperlink w:history="1" r:id="rIdqqjiiqinr2yk5l9741eqn">
               <w:r>
                 <w:rPr>
                   <w:rFonts w:ascii="Arial" w:cs="Arial" w:eastAsia="Arial" w:hAnsi="Arial"/>
@@ -9970,7 +9988,7 @@
               <w:spacing w:after="10" w:before="0"/>
               <w:ind w:left="120"/>
             </w:pPr>
-            <w:hyperlink w:history="1" r:id="rId-butyapkdv9hvxkwdea0o">
+            <w:hyperlink w:history="1" r:id="rIdq_pm-cuevpc7zpioskhlr">
               <w:r>
                 <w:rPr>
                   <w:rFonts w:ascii="Arial" w:cs="Arial" w:eastAsia="Arial" w:hAnsi="Arial"/>
@@ -10165,7 +10183,7 @@
             <w:pPr>
               <w:spacing w:after="20" w:before="0"/>
             </w:pPr>
-            <w:hyperlink w:history="1" r:id="rId6jfizb4utgaif3v6stoz6">
+            <w:hyperlink w:history="1" r:id="rIdhfk3po3bbqmlb_ohohrcg">
               <w:r>
                 <w:rPr>
                   <w:rFonts w:ascii="Arial" w:cs="Arial" w:eastAsia="Arial" w:hAnsi="Arial"/>
@@ -10198,7 +10216,7 @@
               <w:spacing w:after="10" w:before="0"/>
               <w:ind w:left="120"/>
             </w:pPr>
-            <w:hyperlink w:history="1" r:id="rIdf2muivu8zhp9j9py6mmy-">
+            <w:hyperlink w:history="1" r:id="rIdd1_xvenoqcczda6tmo5xg">
               <w:r>
                 <w:rPr>
                   <w:rFonts w:ascii="Arial" w:cs="Arial" w:eastAsia="Arial" w:hAnsi="Arial"/>
@@ -10243,7 +10261,7 @@
             <w:pPr>
               <w:spacing w:after="20" w:before="0"/>
             </w:pPr>
-            <w:hyperlink w:history="1" r:id="rIdvf2w8pgoqpueb0cwqsvlc">
+            <w:hyperlink w:history="1" r:id="rIdd7c_enh76u2i5xuffodbb">
               <w:r>
                 <w:rPr>
                   <w:rFonts w:ascii="Arial" w:cs="Arial" w:eastAsia="Arial" w:hAnsi="Arial"/>
@@ -10276,7 +10294,7 @@
               <w:spacing w:after="10" w:before="0"/>
               <w:ind w:left="120"/>
             </w:pPr>
-            <w:hyperlink w:history="1" r:id="rIdyg1yjbzvicab2huwb7252">
+            <w:hyperlink w:history="1" r:id="rIdqodwjswg7xavr4u-x96nr">
               <w:r>
                 <w:rPr>
                   <w:rFonts w:ascii="Arial" w:cs="Arial" w:eastAsia="Arial" w:hAnsi="Arial"/>
@@ -11466,7 +11484,25 @@
             </w:tcMar>
             <w:vAlign w:val="top"/>
           </w:tcPr>
-          <w:p/>
+          <w:p>
+            <w:pPr>
+              <w:spacing w:after="40" w:before="0"/>
+              <w:jc w:val="left"/>
+            </w:pPr>
+            <w:r>
+              <w:rPr>
+                <w:rFonts w:ascii="Arial" w:cs="Arial" w:eastAsia="Arial" w:hAnsi="Arial"/>
+                <w:b w:val="false"/>
+                <w:bCs w:val="false"/>
+                <w:i w:val="false"/>
+                <w:iCs w:val="false"/>
+                <w:color w:val="000000"/>
+                <w:sz w:val="18"/>
+                <w:szCs w:val="18"/>
+              </w:rPr>
+              <w:t xml:space="preserve">All experiments use dilute solutions only (HCl max 1 mol/L; H2SO4 max 0.5 mol/L). Students must wear safety goggles and lab coats or aprons throughout. No open flames near hydrogen gas in Experiment 3. Teacher rehearses spill procedure and eye-wash location before any experiment begins. Marble chips are pre-rinsed. Magnesium ribbon is cut to 2 cm lengths by teacher before the lesson. Broken glass or contaminated materials are disposed of in the labelled waste container. Teacher circulates continuously and no student works alone.</w:t>
+            </w:r>
+          </w:p>
         </w:tc>
       </w:tr>
     </w:tbl>
@@ -11840,7 +11876,7 @@
             <w:pPr>
               <w:spacing w:after="20" w:before="0"/>
             </w:pPr>
-            <w:hyperlink w:history="1" r:id="rIdzosbjxfylvheukthbnhfi">
+            <w:hyperlink w:history="1" r:id="rIdzecwkjj3gvoifyaeiud-f">
               <w:r>
                 <w:rPr>
                   <w:rFonts w:ascii="Arial" w:cs="Arial" w:eastAsia="Arial" w:hAnsi="Arial"/>
@@ -11873,7 +11909,7 @@
               <w:spacing w:after="10" w:before="0"/>
               <w:ind w:left="120"/>
             </w:pPr>
-            <w:hyperlink w:history="1" r:id="rId7amycagy7-1hi1_qyvqcm">
+            <w:hyperlink w:history="1" r:id="rId4wwh-kso3ju2zizztilau">
               <w:r>
                 <w:rPr>
                   <w:rFonts w:ascii="Arial" w:cs="Arial" w:eastAsia="Arial" w:hAnsi="Arial"/>
@@ -11918,7 +11954,7 @@
             <w:pPr>
               <w:spacing w:after="20" w:before="0"/>
             </w:pPr>
-            <w:hyperlink w:history="1" r:id="rIdmj7gl3qviddt6g1rtbuec">
+            <w:hyperlink w:history="1" r:id="rIdupq-mpl4xy7ukynhy3yx6">
               <w:r>
                 <w:rPr>
                   <w:rFonts w:ascii="Arial" w:cs="Arial" w:eastAsia="Arial" w:hAnsi="Arial"/>
@@ -11951,7 +11987,7 @@
               <w:spacing w:after="10" w:before="0"/>
               <w:ind w:left="120"/>
             </w:pPr>
-            <w:hyperlink w:history="1" r:id="rIdddkw166ykjmv9fdc6cbve">
+            <w:hyperlink w:history="1" r:id="rIdgbi3ro5n0yto8g2ebcakp">
               <w:r>
                 <w:rPr>
                   <w:rFonts w:ascii="Arial" w:cs="Arial" w:eastAsia="Arial" w:hAnsi="Arial"/>
@@ -12146,7 +12182,7 @@
             <w:pPr>
               <w:spacing w:after="20" w:before="0"/>
             </w:pPr>
-            <w:hyperlink w:history="1" r:id="rIdaj8xea5amwzbt81oq8gbu">
+            <w:hyperlink w:history="1" r:id="rIdgfjhevsdzkdkd9on2bbxi">
               <w:r>
                 <w:rPr>
                   <w:rFonts w:ascii="Arial" w:cs="Arial" w:eastAsia="Arial" w:hAnsi="Arial"/>
@@ -12179,7 +12215,7 @@
               <w:spacing w:after="10" w:before="0"/>
               <w:ind w:left="120"/>
             </w:pPr>
-            <w:hyperlink w:history="1" r:id="rIdhzxgyk9sywdl8gjtz1qec">
+            <w:hyperlink w:history="1" r:id="rIdyhcfbd_eaolb6i_dy1edb">
               <w:r>
                 <w:rPr>
                   <w:rFonts w:ascii="Arial" w:cs="Arial" w:eastAsia="Arial" w:hAnsi="Arial"/>
@@ -12224,7 +12260,7 @@
             <w:pPr>
               <w:spacing w:after="20" w:before="0"/>
             </w:pPr>
-            <w:hyperlink w:history="1" r:id="rIdvshr_f-pyvhxd0leeeu69">
+            <w:hyperlink w:history="1" r:id="rIdstorhtvvvyjxprmwkdy6n">
               <w:r>
                 <w:rPr>
                   <w:rFonts w:ascii="Arial" w:cs="Arial" w:eastAsia="Arial" w:hAnsi="Arial"/>
@@ -12257,7 +12293,7 @@
               <w:spacing w:after="10" w:before="0"/>
               <w:ind w:left="120"/>
             </w:pPr>
-            <w:hyperlink w:history="1" r:id="rIdmouzhwbcakpj9hclwohie">
+            <w:hyperlink w:history="1" r:id="rIdxwurdixmsujgrv3_wauim">
               <w:r>
                 <w:rPr>
                   <w:rFonts w:ascii="Arial" w:cs="Arial" w:eastAsia="Arial" w:hAnsi="Arial"/>
@@ -12452,7 +12488,7 @@
             <w:pPr>
               <w:spacing w:after="20" w:before="0"/>
             </w:pPr>
-            <w:hyperlink w:history="1" r:id="rIdi-hrdlqr9wl9xrzjt9c9q">
+            <w:hyperlink w:history="1" r:id="rIdboekzyrztamo_z8wfca0k">
               <w:r>
                 <w:rPr>
                   <w:rFonts w:ascii="Arial" w:cs="Arial" w:eastAsia="Arial" w:hAnsi="Arial"/>
@@ -12485,7 +12521,7 @@
               <w:spacing w:after="10" w:before="0"/>
               <w:ind w:left="120"/>
             </w:pPr>
-            <w:hyperlink w:history="1" r:id="rIdq8usfl4zkmyen50mdqatn">
+            <w:hyperlink w:history="1" r:id="rId8zaihewmvgpy7jnag1y0e">
               <w:r>
                 <w:rPr>
                   <w:rFonts w:ascii="Arial" w:cs="Arial" w:eastAsia="Arial" w:hAnsi="Arial"/>
@@ -12530,7 +12566,7 @@
             <w:pPr>
               <w:spacing w:after="20" w:before="0"/>
             </w:pPr>
-            <w:hyperlink w:history="1" r:id="rIdp4r_pmljpiy9vktsak1xw">
+            <w:hyperlink w:history="1" r:id="rIdicsh_g_qmdvlmnplgfevr">
               <w:r>
                 <w:rPr>
                   <w:rFonts w:ascii="Arial" w:cs="Arial" w:eastAsia="Arial" w:hAnsi="Arial"/>
@@ -12563,7 +12599,7 @@
               <w:spacing w:after="10" w:before="0"/>
               <w:ind w:left="120"/>
             </w:pPr>
-            <w:hyperlink w:history="1" r:id="rIdvzdarufumelrhrp9agz8u">
+            <w:hyperlink w:history="1" r:id="rIdv3oyphjasrk7dpseremda">
               <w:r>
                 <w:rPr>
                   <w:rFonts w:ascii="Arial" w:cs="Arial" w:eastAsia="Arial" w:hAnsi="Arial"/>
@@ -12758,7 +12794,7 @@
             <w:pPr>
               <w:spacing w:after="20" w:before="0"/>
             </w:pPr>
-            <w:hyperlink w:history="1" r:id="rId3nwhqogue49la7f7qghly">
+            <w:hyperlink w:history="1" r:id="rIdjlzl3xiq814bartazt4v2">
               <w:r>
                 <w:rPr>
                   <w:rFonts w:ascii="Arial" w:cs="Arial" w:eastAsia="Arial" w:hAnsi="Arial"/>
@@ -12791,7 +12827,7 @@
               <w:spacing w:after="10" w:before="0"/>
               <w:ind w:left="120"/>
             </w:pPr>
-            <w:hyperlink w:history="1" r:id="rIdynafs48tdokv7epncyyo0">
+            <w:hyperlink w:history="1" r:id="rIdyjn8uc9bfwajdqrddkyxd">
               <w:r>
                 <w:rPr>
                   <w:rFonts w:ascii="Arial" w:cs="Arial" w:eastAsia="Arial" w:hAnsi="Arial"/>
@@ -12836,7 +12872,7 @@
             <w:pPr>
               <w:spacing w:after="20" w:before="0"/>
             </w:pPr>
-            <w:hyperlink w:history="1" r:id="rId6jpzhem3sedg5q2sk2eea">
+            <w:hyperlink w:history="1" r:id="rId9dwlcx6mijtx7621jkohd">
               <w:r>
                 <w:rPr>
                   <w:rFonts w:ascii="Arial" w:cs="Arial" w:eastAsia="Arial" w:hAnsi="Arial"/>
@@ -12869,7 +12905,7 @@
               <w:spacing w:after="10" w:before="0"/>
               <w:ind w:left="120"/>
             </w:pPr>
-            <w:hyperlink w:history="1" r:id="rIdmlmq1wwkuma0kboi6cdab">
+            <w:hyperlink w:history="1" r:id="rIdp5ug5-i039gctf4dimbp6">
               <w:r>
                 <w:rPr>
                   <w:rFonts w:ascii="Arial" w:cs="Arial" w:eastAsia="Arial" w:hAnsi="Arial"/>
@@ -13064,7 +13100,7 @@
             <w:pPr>
               <w:spacing w:after="20" w:before="0"/>
             </w:pPr>
-            <w:hyperlink w:history="1" r:id="rIdyzf3u_csexflwilvwg9pq">
+            <w:hyperlink w:history="1" r:id="rIdpb9su3wtsj_djtxeo2y6g">
               <w:r>
                 <w:rPr>
                   <w:rFonts w:ascii="Arial" w:cs="Arial" w:eastAsia="Arial" w:hAnsi="Arial"/>
@@ -13097,7 +13133,7 @@
               <w:spacing w:after="10" w:before="0"/>
               <w:ind w:left="120"/>
             </w:pPr>
-            <w:hyperlink w:history="1" r:id="rIdai9kerbgq_slo-xa2lczb">
+            <w:hyperlink w:history="1" r:id="rIdo_hilqcujcscirvkbvsrh">
               <w:r>
                 <w:rPr>
                   <w:rFonts w:ascii="Arial" w:cs="Arial" w:eastAsia="Arial" w:hAnsi="Arial"/>
@@ -13142,7 +13178,7 @@
             <w:pPr>
               <w:spacing w:after="20" w:before="0"/>
             </w:pPr>
-            <w:hyperlink w:history="1" r:id="rIdskqg1nns-ldgyq1sydupd">
+            <w:hyperlink w:history="1" r:id="rIdghhq75scubj7ewt095ssi">
               <w:r>
                 <w:rPr>
                   <w:rFonts w:ascii="Arial" w:cs="Arial" w:eastAsia="Arial" w:hAnsi="Arial"/>
@@ -13175,7 +13211,7 @@
               <w:spacing w:after="10" w:before="0"/>
               <w:ind w:left="120"/>
             </w:pPr>
-            <w:hyperlink w:history="1" r:id="rIdtqrjkjjz0lsprpu31bqg3">
+            <w:hyperlink w:history="1" r:id="rId_mprffvq5yhkrttwwjpkp">
               <w:r>
                 <w:rPr>
                   <w:rFonts w:ascii="Arial" w:cs="Arial" w:eastAsia="Arial" w:hAnsi="Arial"/>
@@ -14270,7 +14306,25 @@
             </w:tcMar>
             <w:vAlign w:val="top"/>
           </w:tcPr>
-          <w:p/>
+          <w:p>
+            <w:pPr>
+              <w:spacing w:after="40" w:before="0"/>
+              <w:jc w:val="left"/>
+            </w:pPr>
+            <w:r>
+              <w:rPr>
+                <w:rFonts w:ascii="Arial" w:cs="Arial" w:eastAsia="Arial" w:hAnsi="Arial"/>
+                <w:b w:val="false"/>
+                <w:bCs w:val="false"/>
+                <w:i w:val="false"/>
+                <w:iCs w:val="false"/>
+                <w:color w:val="000000"/>
+                <w:sz w:val="18"/>
+                <w:szCs w:val="18"/>
+              </w:rPr>
+              <w:t xml:space="preserve">Anhydrous CaCl2 is an irritant; students must not handle it with bare hands — use a spatula and wash hands after contact. CuSO4.5H2O is toxic to aquatic organisms; any spills should be collected on paper towel and placed in a designated waste container, not washed down the sink. Universal caution: do not taste any chemicals. Petri dishes set up at end of Lesson 4 should be placed on a stable shelf away from direct sunlight and away from areas where they may be knocked over.</w:t>
+            </w:r>
+          </w:p>
         </w:tc>
       </w:tr>
     </w:tbl>
@@ -14644,7 +14698,7 @@
             <w:pPr>
               <w:spacing w:after="20" w:before="0"/>
             </w:pPr>
-            <w:hyperlink w:history="1" r:id="rIds9f3re1mw0nq4uvuapxl3">
+            <w:hyperlink w:history="1" r:id="rIdajcxkcakm2ojqcq6xe0nh">
               <w:r>
                 <w:rPr>
                   <w:rFonts w:ascii="Arial" w:cs="Arial" w:eastAsia="Arial" w:hAnsi="Arial"/>
@@ -14677,7 +14731,7 @@
               <w:spacing w:after="10" w:before="0"/>
               <w:ind w:left="120"/>
             </w:pPr>
-            <w:hyperlink w:history="1" r:id="rIdoayl4yl1tjicait1xdw0g">
+            <w:hyperlink w:history="1" r:id="rIdx4eoxoisyulwwrxjdylmp">
               <w:r>
                 <w:rPr>
                   <w:rFonts w:ascii="Arial" w:cs="Arial" w:eastAsia="Arial" w:hAnsi="Arial"/>
@@ -14722,7 +14776,7 @@
             <w:pPr>
               <w:spacing w:after="20" w:before="0"/>
             </w:pPr>
-            <w:hyperlink w:history="1" r:id="rIds0jpnam4soocbzt1dxuub">
+            <w:hyperlink w:history="1" r:id="rIdgxlkgwtst6olbcr1lcvb2">
               <w:r>
                 <w:rPr>
                   <w:rFonts w:ascii="Arial" w:cs="Arial" w:eastAsia="Arial" w:hAnsi="Arial"/>
@@ -14755,7 +14809,7 @@
               <w:spacing w:after="10" w:before="0"/>
               <w:ind w:left="120"/>
             </w:pPr>
-            <w:hyperlink w:history="1" r:id="rIdzudmcw-u8h3kqrda9chrf">
+            <w:hyperlink w:history="1" r:id="rIdm_j_sdfbgviutndqr9xuk">
               <w:r>
                 <w:rPr>
                   <w:rFonts w:ascii="Arial" w:cs="Arial" w:eastAsia="Arial" w:hAnsi="Arial"/>
@@ -14950,7 +15004,7 @@
             <w:pPr>
               <w:spacing w:after="20" w:before="0"/>
             </w:pPr>
-            <w:hyperlink w:history="1" r:id="rId6hhvugtttc1fycnxr25jq">
+            <w:hyperlink w:history="1" r:id="rIduvb_gfnvw2yxzbmzgmaza">
               <w:r>
                 <w:rPr>
                   <w:rFonts w:ascii="Arial" w:cs="Arial" w:eastAsia="Arial" w:hAnsi="Arial"/>
@@ -14983,7 +15037,7 @@
               <w:spacing w:after="10" w:before="0"/>
               <w:ind w:left="120"/>
             </w:pPr>
-            <w:hyperlink w:history="1" r:id="rId7a0r2kiioyduezkyffsx6">
+            <w:hyperlink w:history="1" r:id="rIdqbunaiyzqpp8m5geagyav">
               <w:r>
                 <w:rPr>
                   <w:rFonts w:ascii="Arial" w:cs="Arial" w:eastAsia="Arial" w:hAnsi="Arial"/>
@@ -15028,7 +15082,7 @@
             <w:pPr>
               <w:spacing w:after="20" w:before="0"/>
             </w:pPr>
-            <w:hyperlink w:history="1" r:id="rIdhwrkpscji_anfn7oqdd5g">
+            <w:hyperlink w:history="1" r:id="rIdapmlloplfyetaqvohvnpa">
               <w:r>
                 <w:rPr>
                   <w:rFonts w:ascii="Arial" w:cs="Arial" w:eastAsia="Arial" w:hAnsi="Arial"/>
@@ -15061,7 +15115,7 @@
               <w:spacing w:after="10" w:before="0"/>
               <w:ind w:left="120"/>
             </w:pPr>
-            <w:hyperlink w:history="1" r:id="rIdwnms54e171yzebdsrxnbs">
+            <w:hyperlink w:history="1" r:id="rId_ppyqdyeili-hmclxngjk">
               <w:r>
                 <w:rPr>
                   <w:rFonts w:ascii="Arial" w:cs="Arial" w:eastAsia="Arial" w:hAnsi="Arial"/>
@@ -15256,7 +15310,7 @@
             <w:pPr>
               <w:spacing w:after="20" w:before="0"/>
             </w:pPr>
-            <w:hyperlink w:history="1" r:id="rIdape_jbcxy7jnqut6r56zq">
+            <w:hyperlink w:history="1" r:id="rIdug8phnn7o0gumjgdbpkbp">
               <w:r>
                 <w:rPr>
                   <w:rFonts w:ascii="Arial" w:cs="Arial" w:eastAsia="Arial" w:hAnsi="Arial"/>
@@ -15289,7 +15343,7 @@
               <w:spacing w:after="10" w:before="0"/>
               <w:ind w:left="120"/>
             </w:pPr>
-            <w:hyperlink w:history="1" r:id="rIdvda8ca3fejpal4cxlhoz4">
+            <w:hyperlink w:history="1" r:id="rIdkcbtibqt4gthk2kpfwavv">
               <w:r>
                 <w:rPr>
                   <w:rFonts w:ascii="Arial" w:cs="Arial" w:eastAsia="Arial" w:hAnsi="Arial"/>
@@ -15334,7 +15388,7 @@
             <w:pPr>
               <w:spacing w:after="20" w:before="0"/>
             </w:pPr>
-            <w:hyperlink w:history="1" r:id="rIdfavkfssxse0h4hax8lfe6">
+            <w:hyperlink w:history="1" r:id="rIdcg1hies4pjrcop0cwcw-_">
               <w:r>
                 <w:rPr>
                   <w:rFonts w:ascii="Arial" w:cs="Arial" w:eastAsia="Arial" w:hAnsi="Arial"/>
@@ -15367,7 +15421,7 @@
               <w:spacing w:after="10" w:before="0"/>
               <w:ind w:left="120"/>
             </w:pPr>
-            <w:hyperlink w:history="1" r:id="rIdoektmjkzthnhiiszhdyvm">
+            <w:hyperlink w:history="1" r:id="rIdwu6w3npp2v8_rhpv4cwi-">
               <w:r>
                 <w:rPr>
                   <w:rFonts w:ascii="Arial" w:cs="Arial" w:eastAsia="Arial" w:hAnsi="Arial"/>
@@ -15562,7 +15616,7 @@
             <w:pPr>
               <w:spacing w:after="20" w:before="0"/>
             </w:pPr>
-            <w:hyperlink w:history="1" r:id="rIdkltecnpcvnontsbhyoln8">
+            <w:hyperlink w:history="1" r:id="rId72t7pkysbdur7woidlvue">
               <w:r>
                 <w:rPr>
                   <w:rFonts w:ascii="Arial" w:cs="Arial" w:eastAsia="Arial" w:hAnsi="Arial"/>
@@ -15595,7 +15649,7 @@
               <w:spacing w:after="10" w:before="0"/>
               <w:ind w:left="120"/>
             </w:pPr>
-            <w:hyperlink w:history="1" r:id="rIdhsmtb3txoxc8pic0ljnpn">
+            <w:hyperlink w:history="1" r:id="rIdv4265a9mtjrx06kgxomgs">
               <w:r>
                 <w:rPr>
                   <w:rFonts w:ascii="Arial" w:cs="Arial" w:eastAsia="Arial" w:hAnsi="Arial"/>
@@ -15640,7 +15694,7 @@
             <w:pPr>
               <w:spacing w:after="20" w:before="0"/>
             </w:pPr>
-            <w:hyperlink w:history="1" r:id="rIdttwupo6fqll94loeevgo4">
+            <w:hyperlink w:history="1" r:id="rId_lf2b3ko3kfklxby_9e-b">
               <w:r>
                 <w:rPr>
                   <w:rFonts w:ascii="Arial" w:cs="Arial" w:eastAsia="Arial" w:hAnsi="Arial"/>
@@ -15673,7 +15727,7 @@
               <w:spacing w:after="10" w:before="0"/>
               <w:ind w:left="120"/>
             </w:pPr>
-            <w:hyperlink w:history="1" r:id="rIdub1xhiiovx4ae-ma4dwgx">
+            <w:hyperlink w:history="1" r:id="rIdiw_1hbfd559xjy8uxronm">
               <w:r>
                 <w:rPr>
                   <w:rFonts w:ascii="Arial" w:cs="Arial" w:eastAsia="Arial" w:hAnsi="Arial"/>
@@ -15868,7 +15922,7 @@
             <w:pPr>
               <w:spacing w:after="20" w:before="0"/>
             </w:pPr>
-            <w:hyperlink w:history="1" r:id="rId-yz_mmszhsfuutygiehcb">
+            <w:hyperlink w:history="1" r:id="rIdcvtiodrxsi0rjcpnh8brj">
               <w:r>
                 <w:rPr>
                   <w:rFonts w:ascii="Arial" w:cs="Arial" w:eastAsia="Arial" w:hAnsi="Arial"/>
@@ -15901,7 +15955,7 @@
               <w:spacing w:after="10" w:before="0"/>
               <w:ind w:left="120"/>
             </w:pPr>
-            <w:hyperlink w:history="1" r:id="rIdi6nb7ky0av6rcpuauk8um">
+            <w:hyperlink w:history="1" r:id="rIdq_kqxvcn6msaal-tfqw-m">
               <w:r>
                 <w:rPr>
                   <w:rFonts w:ascii="Arial" w:cs="Arial" w:eastAsia="Arial" w:hAnsi="Arial"/>
@@ -15946,7 +16000,7 @@
             <w:pPr>
               <w:spacing w:after="20" w:before="0"/>
             </w:pPr>
-            <w:hyperlink w:history="1" r:id="rIdbxiefprlgjw0ioov4ni0q">
+            <w:hyperlink w:history="1" r:id="rIdqx6uknm6rmvextx8vfkqz">
               <w:r>
                 <w:rPr>
                   <w:rFonts w:ascii="Arial" w:cs="Arial" w:eastAsia="Arial" w:hAnsi="Arial"/>
@@ -15979,7 +16033,7 @@
               <w:spacing w:after="10" w:before="0"/>
               <w:ind w:left="120"/>
             </w:pPr>
-            <w:hyperlink w:history="1" r:id="rId_-shdzru2ahicovfvho9m">
+            <w:hyperlink w:history="1" r:id="rIdc9v-zkx984mwkjr_icl8m">
               <w:r>
                 <w:rPr>
                   <w:rFonts w:ascii="Arial" w:cs="Arial" w:eastAsia="Arial" w:hAnsi="Arial"/>
@@ -17466,7 +17520,7 @@
             <w:pPr>
               <w:spacing w:after="20" w:before="0"/>
             </w:pPr>
-            <w:hyperlink w:history="1" r:id="rIdvhaoo-pa5p1rcnipganfj">
+            <w:hyperlink w:history="1" r:id="rIdryvb2w0famuuuu8-xwepi">
               <w:r>
                 <w:rPr>
                   <w:rFonts w:ascii="Arial" w:cs="Arial" w:eastAsia="Arial" w:hAnsi="Arial"/>
@@ -17499,7 +17553,7 @@
               <w:spacing w:after="10" w:before="0"/>
               <w:ind w:left="120"/>
             </w:pPr>
-            <w:hyperlink w:history="1" r:id="rId4l1ffbr_ybpbrjxwyyfzi">
+            <w:hyperlink w:history="1" r:id="rIdbirpkqvlmpxcniplsdxod">
               <w:r>
                 <w:rPr>
                   <w:rFonts w:ascii="Arial" w:cs="Arial" w:eastAsia="Arial" w:hAnsi="Arial"/>
@@ -17544,7 +17598,7 @@
             <w:pPr>
               <w:spacing w:after="20" w:before="0"/>
             </w:pPr>
-            <w:hyperlink w:history="1" r:id="rIdfbzlywo9lugbflqryrdha">
+            <w:hyperlink w:history="1" r:id="rIdb0bfonfinvl_agfag6mmf">
               <w:r>
                 <w:rPr>
                   <w:rFonts w:ascii="Arial" w:cs="Arial" w:eastAsia="Arial" w:hAnsi="Arial"/>
@@ -17577,7 +17631,7 @@
               <w:spacing w:after="10" w:before="0"/>
               <w:ind w:left="120"/>
             </w:pPr>
-            <w:hyperlink w:history="1" r:id="rIdjhtrcypt0zdhlrbh11xgr">
+            <w:hyperlink w:history="1" r:id="rIddhixpyvwn3cruwuwls6cn">
               <w:r>
                 <w:rPr>
                   <w:rFonts w:ascii="Arial" w:cs="Arial" w:eastAsia="Arial" w:hAnsi="Arial"/>
@@ -17772,7 +17826,7 @@
             <w:pPr>
               <w:spacing w:after="20" w:before="0"/>
             </w:pPr>
-            <w:hyperlink w:history="1" r:id="rIdemzvtotkhxgrmm8m2hlfj">
+            <w:hyperlink w:history="1" r:id="rIdjymkoqhvvhzaovjjwn17e">
               <w:r>
                 <w:rPr>
                   <w:rFonts w:ascii="Arial" w:cs="Arial" w:eastAsia="Arial" w:hAnsi="Arial"/>
@@ -17805,7 +17859,7 @@
               <w:spacing w:after="10" w:before="0"/>
               <w:ind w:left="120"/>
             </w:pPr>
-            <w:hyperlink w:history="1" r:id="rIdwz1bjlwfblt23mzupzhaq">
+            <w:hyperlink w:history="1" r:id="rIdhuiezpxwuscf25grciphz">
               <w:r>
                 <w:rPr>
                   <w:rFonts w:ascii="Arial" w:cs="Arial" w:eastAsia="Arial" w:hAnsi="Arial"/>
@@ -17850,7 +17904,7 @@
             <w:pPr>
               <w:spacing w:after="20" w:before="0"/>
             </w:pPr>
-            <w:hyperlink w:history="1" r:id="rIdiugq4tbvmcgeii1kvxqr7">
+            <w:hyperlink w:history="1" r:id="rIdgwhcisg3aekv2szsesbty">
               <w:r>
                 <w:rPr>
                   <w:rFonts w:ascii="Arial" w:cs="Arial" w:eastAsia="Arial" w:hAnsi="Arial"/>
@@ -17883,7 +17937,7 @@
               <w:spacing w:after="10" w:before="0"/>
               <w:ind w:left="120"/>
             </w:pPr>
-            <w:hyperlink w:history="1" r:id="rIdwktyukfkfa92m5depsjkh">
+            <w:hyperlink w:history="1" r:id="rIdaya96p65u4a17dpridiul">
               <w:r>
                 <w:rPr>
                   <w:rFonts w:ascii="Arial" w:cs="Arial" w:eastAsia="Arial" w:hAnsi="Arial"/>
@@ -18078,7 +18132,7 @@
             <w:pPr>
               <w:spacing w:after="20" w:before="0"/>
             </w:pPr>
-            <w:hyperlink w:history="1" r:id="rIdq-vhpwycnkqgmuwdlzs96">
+            <w:hyperlink w:history="1" r:id="rIdzrz_fiau2idcbyownqxf5">
               <w:r>
                 <w:rPr>
                   <w:rFonts w:ascii="Arial" w:cs="Arial" w:eastAsia="Arial" w:hAnsi="Arial"/>
@@ -18111,7 +18165,7 @@
               <w:spacing w:after="10" w:before="0"/>
               <w:ind w:left="120"/>
             </w:pPr>
-            <w:hyperlink w:history="1" r:id="rIdkw_1h9eymfp5v1xm5ndma">
+            <w:hyperlink w:history="1" r:id="rIdum0rkw756rfg4feo92ovt">
               <w:r>
                 <w:rPr>
                   <w:rFonts w:ascii="Arial" w:cs="Arial" w:eastAsia="Arial" w:hAnsi="Arial"/>
@@ -18156,7 +18210,7 @@
             <w:pPr>
               <w:spacing w:after="20" w:before="0"/>
             </w:pPr>
-            <w:hyperlink w:history="1" r:id="rIdgzkwm1gfsml62kgj3bru-">
+            <w:hyperlink w:history="1" r:id="rIdqujztbdybczp5tsuowoi3">
               <w:r>
                 <w:rPr>
                   <w:rFonts w:ascii="Arial" w:cs="Arial" w:eastAsia="Arial" w:hAnsi="Arial"/>
@@ -18189,7 +18243,7 @@
               <w:spacing w:after="10" w:before="0"/>
               <w:ind w:left="120"/>
             </w:pPr>
-            <w:hyperlink w:history="1" r:id="rIdzl85qbf1dbgfw1gvpx79g">
+            <w:hyperlink w:history="1" r:id="rId461vvknstcvr63yk1hhix">
               <w:r>
                 <w:rPr>
                   <w:rFonts w:ascii="Arial" w:cs="Arial" w:eastAsia="Arial" w:hAnsi="Arial"/>
@@ -18384,7 +18438,7 @@
             <w:pPr>
               <w:spacing w:after="20" w:before="0"/>
             </w:pPr>
-            <w:hyperlink w:history="1" r:id="rIdnevir5gwwkcas1bbjwcvn">
+            <w:hyperlink w:history="1" r:id="rIdbghy4pzqi0qo6qtjy5v2x">
               <w:r>
                 <w:rPr>
                   <w:rFonts w:ascii="Arial" w:cs="Arial" w:eastAsia="Arial" w:hAnsi="Arial"/>
@@ -18417,7 +18471,7 @@
               <w:spacing w:after="10" w:before="0"/>
               <w:ind w:left="120"/>
             </w:pPr>
-            <w:hyperlink w:history="1" r:id="rIdysyxz_1lwbca-47gofpku">
+            <w:hyperlink w:history="1" r:id="rId1i9vdegzttn5acjidov90">
               <w:r>
                 <w:rPr>
                   <w:rFonts w:ascii="Arial" w:cs="Arial" w:eastAsia="Arial" w:hAnsi="Arial"/>
@@ -18462,7 +18516,7 @@
             <w:pPr>
               <w:spacing w:after="20" w:before="0"/>
             </w:pPr>
-            <w:hyperlink w:history="1" r:id="rId2spfkjgojed7ys2hvpvig">
+            <w:hyperlink w:history="1" r:id="rIdkfdudddcysn2xasi8lcgh">
               <w:r>
                 <w:rPr>
                   <w:rFonts w:ascii="Arial" w:cs="Arial" w:eastAsia="Arial" w:hAnsi="Arial"/>
@@ -18495,7 +18549,7 @@
               <w:spacing w:after="10" w:before="0"/>
               <w:ind w:left="120"/>
             </w:pPr>
-            <w:hyperlink w:history="1" r:id="rIdn5fn974tdx_duhejefade">
+            <w:hyperlink w:history="1" r:id="rIdsvvb8btqvljyz16fnoj9a">
               <w:r>
                 <w:rPr>
                   <w:rFonts w:ascii="Arial" w:cs="Arial" w:eastAsia="Arial" w:hAnsi="Arial"/>
@@ -18690,7 +18744,7 @@
             <w:pPr>
               <w:spacing w:after="20" w:before="0"/>
             </w:pPr>
-            <w:hyperlink w:history="1" r:id="rId53l3_wdqj95aqhjcfaljf">
+            <w:hyperlink w:history="1" r:id="rIdrkgoyssgtd7p-azxlusew">
               <w:r>
                 <w:rPr>
                   <w:rFonts w:ascii="Arial" w:cs="Arial" w:eastAsia="Arial" w:hAnsi="Arial"/>
@@ -18723,7 +18777,7 @@
               <w:spacing w:after="10" w:before="0"/>
               <w:ind w:left="120"/>
             </w:pPr>
-            <w:hyperlink w:history="1" r:id="rIdwdcb25izazyw7tftu3vs-">
+            <w:hyperlink w:history="1" r:id="rIdnfabb_drpocswowb5dpt-">
               <w:r>
                 <w:rPr>
                   <w:rFonts w:ascii="Arial" w:cs="Arial" w:eastAsia="Arial" w:hAnsi="Arial"/>
@@ -18768,7 +18822,7 @@
             <w:pPr>
               <w:spacing w:after="20" w:before="0"/>
             </w:pPr>
-            <w:hyperlink w:history="1" r:id="rIdggvhjmigj97ck76wz-nss">
+            <w:hyperlink w:history="1" r:id="rIdigtmbpggtecibdgm3seeg">
               <w:r>
                 <w:rPr>
                   <w:rFonts w:ascii="Arial" w:cs="Arial" w:eastAsia="Arial" w:hAnsi="Arial"/>
@@ -18801,7 +18855,7 @@
               <w:spacing w:after="10" w:before="0"/>
               <w:ind w:left="120"/>
             </w:pPr>
-            <w:hyperlink w:history="1" r:id="rIdujycfcup3cd0whqioce5a">
+            <w:hyperlink w:history="1" r:id="rIduvpxp-cc9t4opcoy7rz4j">
               <w:r>
                 <w:rPr>
                   <w:rFonts w:ascii="Arial" w:cs="Arial" w:eastAsia="Arial" w:hAnsi="Arial"/>
@@ -19896,7 +19950,25 @@
             </w:tcMar>
             <w:vAlign w:val="top"/>
           </w:tcPr>
-          <w:p/>
+          <w:p>
+            <w:pPr>
+              <w:spacing w:after="40" w:before="0"/>
+              <w:jc w:val="left"/>
+            </w:pPr>
+            <w:r>
+              <w:rPr>
+                <w:rFonts w:ascii="Arial" w:cs="Arial" w:eastAsia="Arial" w:hAnsi="Arial"/>
+                <w:b w:val="false"/>
+                <w:bCs w:val="false"/>
+                <w:i w:val="false"/>
+                <w:iCs w:val="false"/>
+                <w:color w:val="000000"/>
+                <w:sz w:val="18"/>
+                <w:szCs w:val="18"/>
+              </w:rPr>
+              <w:t xml:space="preserve">No hazardous chemicals are used in this lesson. Students handle only paper artefacts, markers, sticky notes and digital devices. Ensure classroom movement during gallery walk is orderly and that posters are securely fixed to prevent falling.</w:t>
+            </w:r>
+          </w:p>
         </w:tc>
       </w:tr>
     </w:tbl>
@@ -20270,7 +20342,7 @@
             <w:pPr>
               <w:spacing w:after="20" w:before="0"/>
             </w:pPr>
-            <w:hyperlink w:history="1" r:id="rIdmwtwiaqo25-nr4yrd8ayb">
+            <w:hyperlink w:history="1" r:id="rIdhosr1przsugtzmvjlren8">
               <w:r>
                 <w:rPr>
                   <w:rFonts w:ascii="Arial" w:cs="Arial" w:eastAsia="Arial" w:hAnsi="Arial"/>
@@ -20303,7 +20375,7 @@
               <w:spacing w:after="10" w:before="0"/>
               <w:ind w:left="120"/>
             </w:pPr>
-            <w:hyperlink w:history="1" r:id="rIdulid0pf6sqi1nprqxjwum">
+            <w:hyperlink w:history="1" r:id="rIdydcvmw6t2feitx8qkm5bk">
               <w:r>
                 <w:rPr>
                   <w:rFonts w:ascii="Arial" w:cs="Arial" w:eastAsia="Arial" w:hAnsi="Arial"/>
@@ -20348,7 +20420,7 @@
             <w:pPr>
               <w:spacing w:after="20" w:before="0"/>
             </w:pPr>
-            <w:hyperlink w:history="1" r:id="rId6flbsdx_qzbqfbg8ihzkh">
+            <w:hyperlink w:history="1" r:id="rIdnmc2n4owiqgnfvmx7e0rz">
               <w:r>
                 <w:rPr>
                   <w:rFonts w:ascii="Arial" w:cs="Arial" w:eastAsia="Arial" w:hAnsi="Arial"/>
@@ -20381,7 +20453,7 @@
               <w:spacing w:after="10" w:before="0"/>
               <w:ind w:left="120"/>
             </w:pPr>
-            <w:hyperlink w:history="1" r:id="rIdqw1_tsj18nq7ab2vxctth">
+            <w:hyperlink w:history="1" r:id="rId7k-x77masoyppi4ohy307">
               <w:r>
                 <w:rPr>
                   <w:rFonts w:ascii="Arial" w:cs="Arial" w:eastAsia="Arial" w:hAnsi="Arial"/>
@@ -20576,7 +20648,7 @@
             <w:pPr>
               <w:spacing w:after="20" w:before="0"/>
             </w:pPr>
-            <w:hyperlink w:history="1" r:id="rIdjc_4058_kw-y5dmdbfqyq">
+            <w:hyperlink w:history="1" r:id="rIdngzm1xyn237bidwopavdv">
               <w:r>
                 <w:rPr>
                   <w:rFonts w:ascii="Arial" w:cs="Arial" w:eastAsia="Arial" w:hAnsi="Arial"/>
@@ -20609,7 +20681,7 @@
               <w:spacing w:after="10" w:before="0"/>
               <w:ind w:left="120"/>
             </w:pPr>
-            <w:hyperlink w:history="1" r:id="rIdtehxot9n-cb8igjfjbzre">
+            <w:hyperlink w:history="1" r:id="rIditkbxhkk5bdfhlttmzepo">
               <w:r>
                 <w:rPr>
                   <w:rFonts w:ascii="Arial" w:cs="Arial" w:eastAsia="Arial" w:hAnsi="Arial"/>
@@ -20654,7 +20726,7 @@
             <w:pPr>
               <w:spacing w:after="20" w:before="0"/>
             </w:pPr>
-            <w:hyperlink w:history="1" r:id="rIdpojmzrrspr5hjzrhmfpnm">
+            <w:hyperlink w:history="1" r:id="rIdawgif2xgwmt6m_ej99lw-">
               <w:r>
                 <w:rPr>
                   <w:rFonts w:ascii="Arial" w:cs="Arial" w:eastAsia="Arial" w:hAnsi="Arial"/>
@@ -20687,7 +20759,7 @@
               <w:spacing w:after="10" w:before="0"/>
               <w:ind w:left="120"/>
             </w:pPr>
-            <w:hyperlink w:history="1" r:id="rIdm7u1byr3vlqlzxkz7akye">
+            <w:hyperlink w:history="1" r:id="rIdnrw9jpsdox4c9w9wnb-mj">
               <w:r>
                 <w:rPr>
                   <w:rFonts w:ascii="Arial" w:cs="Arial" w:eastAsia="Arial" w:hAnsi="Arial"/>
@@ -20882,7 +20954,7 @@
             <w:pPr>
               <w:spacing w:after="20" w:before="0"/>
             </w:pPr>
-            <w:hyperlink w:history="1" r:id="rIdtaw6yxqppzu1yi_c0kfsl">
+            <w:hyperlink w:history="1" r:id="rIduqpqyucjk65o7gy12llmf">
               <w:r>
                 <w:rPr>
                   <w:rFonts w:ascii="Arial" w:cs="Arial" w:eastAsia="Arial" w:hAnsi="Arial"/>
@@ -20915,7 +20987,7 @@
               <w:spacing w:after="10" w:before="0"/>
               <w:ind w:left="120"/>
             </w:pPr>
-            <w:hyperlink w:history="1" r:id="rIdabmzcfydsupjfdswx9x41">
+            <w:hyperlink w:history="1" r:id="rId3lsxk0-gqq5uzlqfi_vix">
               <w:r>
                 <w:rPr>
                   <w:rFonts w:ascii="Arial" w:cs="Arial" w:eastAsia="Arial" w:hAnsi="Arial"/>
@@ -20960,7 +21032,7 @@
             <w:pPr>
               <w:spacing w:after="20" w:before="0"/>
             </w:pPr>
-            <w:hyperlink w:history="1" r:id="rIdu1idgvbifk8ivvbg1hiwb">
+            <w:hyperlink w:history="1" r:id="rId2ggiqz71fapmpyrrfyw1w">
               <w:r>
                 <w:rPr>
                   <w:rFonts w:ascii="Arial" w:cs="Arial" w:eastAsia="Arial" w:hAnsi="Arial"/>
@@ -20993,7 +21065,7 @@
               <w:spacing w:after="10" w:before="0"/>
               <w:ind w:left="120"/>
             </w:pPr>
-            <w:hyperlink w:history="1" r:id="rIdchr8f9xm6-burpvwgnrnb">
+            <w:hyperlink w:history="1" r:id="rIdso_r4cnqdgbca5rumpjvv">
               <w:r>
                 <w:rPr>
                   <w:rFonts w:ascii="Arial" w:cs="Arial" w:eastAsia="Arial" w:hAnsi="Arial"/>
@@ -21188,7 +21260,7 @@
             <w:pPr>
               <w:spacing w:after="20" w:before="0"/>
             </w:pPr>
-            <w:hyperlink w:history="1" r:id="rIdfix_hjuw0ktyuiyydly7v">
+            <w:hyperlink w:history="1" r:id="rId25yrtkjbprnwv5pkg9o8d">
               <w:r>
                 <w:rPr>
                   <w:rFonts w:ascii="Arial" w:cs="Arial" w:eastAsia="Arial" w:hAnsi="Arial"/>
@@ -21221,7 +21293,7 @@
               <w:spacing w:after="10" w:before="0"/>
               <w:ind w:left="120"/>
             </w:pPr>
-            <w:hyperlink w:history="1" r:id="rId7zwsxkczd60vvxef8m0ch">
+            <w:hyperlink w:history="1" r:id="rIdk3lnnvcr-du1xwunln6bv">
               <w:r>
                 <w:rPr>
                   <w:rFonts w:ascii="Arial" w:cs="Arial" w:eastAsia="Arial" w:hAnsi="Arial"/>
@@ -21266,7 +21338,7 @@
             <w:pPr>
               <w:spacing w:after="20" w:before="0"/>
             </w:pPr>
-            <w:hyperlink w:history="1" r:id="rIduw8jssdjxoh-xjyhyrhm7">
+            <w:hyperlink w:history="1" r:id="rIdszfeeklgrxvffsjkhgp9j">
               <w:r>
                 <w:rPr>
                   <w:rFonts w:ascii="Arial" w:cs="Arial" w:eastAsia="Arial" w:hAnsi="Arial"/>
@@ -21299,7 +21371,7 @@
               <w:spacing w:after="10" w:before="0"/>
               <w:ind w:left="120"/>
             </w:pPr>
-            <w:hyperlink w:history="1" r:id="rId6prgbl1mx5xlpvsfnkap8">
+            <w:hyperlink w:history="1" r:id="rIdabwl4hnaljhu3g1ak5xcl">
               <w:r>
                 <w:rPr>
                   <w:rFonts w:ascii="Arial" w:cs="Arial" w:eastAsia="Arial" w:hAnsi="Arial"/>
@@ -21494,7 +21566,7 @@
             <w:pPr>
               <w:spacing w:after="20" w:before="0"/>
             </w:pPr>
-            <w:hyperlink w:history="1" r:id="rIdnalv94wlvy72_km5ajm2u">
+            <w:hyperlink w:history="1" r:id="rIdjcrdcerrxv9rb6xezff_z">
               <w:r>
                 <w:rPr>
                   <w:rFonts w:ascii="Arial" w:cs="Arial" w:eastAsia="Arial" w:hAnsi="Arial"/>
@@ -21527,7 +21599,7 @@
               <w:spacing w:after="10" w:before="0"/>
               <w:ind w:left="120"/>
             </w:pPr>
-            <w:hyperlink w:history="1" r:id="rIdalbbxjzpplb5sxim02niz">
+            <w:hyperlink w:history="1" r:id="rIduyywoc1zrzx5ksgoxba66">
               <w:r>
                 <w:rPr>
                   <w:rFonts w:ascii="Arial" w:cs="Arial" w:eastAsia="Arial" w:hAnsi="Arial"/>
@@ -21572,7 +21644,7 @@
             <w:pPr>
               <w:spacing w:after="20" w:before="0"/>
             </w:pPr>
-            <w:hyperlink w:history="1" r:id="rIdd2diwd9-rjmtg-bbo3u02">
+            <w:hyperlink w:history="1" r:id="rIdkuaxxnrfdkqzprjotcgi_">
               <w:r>
                 <w:rPr>
                   <w:rFonts w:ascii="Arial" w:cs="Arial" w:eastAsia="Arial" w:hAnsi="Arial"/>
@@ -21605,7 +21677,7 @@
               <w:spacing w:after="10" w:before="0"/>
               <w:ind w:left="120"/>
             </w:pPr>
-            <w:hyperlink w:history="1" r:id="rIdr2axujo7mso-_2hrrcbji">
+            <w:hyperlink w:history="1" r:id="rIdighvjqmwxfcii2cl8n03e">
               <w:r>
                 <w:rPr>
                   <w:rFonts w:ascii="Arial" w:cs="Arial" w:eastAsia="Arial" w:hAnsi="Arial"/>
@@ -23092,7 +23164,7 @@
             <w:pPr>
               <w:spacing w:after="20" w:before="0"/>
             </w:pPr>
-            <w:hyperlink w:history="1" r:id="rId3zbgfzlebher6lwny_4xn">
+            <w:hyperlink w:history="1" r:id="rIdcvmrkuaqkszcjogberwsa">
               <w:r>
                 <w:rPr>
                   <w:rFonts w:ascii="Arial" w:cs="Arial" w:eastAsia="Arial" w:hAnsi="Arial"/>
@@ -23125,7 +23197,7 @@
               <w:spacing w:after="10" w:before="0"/>
               <w:ind w:left="120"/>
             </w:pPr>
-            <w:hyperlink w:history="1" r:id="rId5dyolxvoszn2runwxoyqe">
+            <w:hyperlink w:history="1" r:id="rIdj_uzi8xw5hlyzwvwobgvw">
               <w:r>
                 <w:rPr>
                   <w:rFonts w:ascii="Arial" w:cs="Arial" w:eastAsia="Arial" w:hAnsi="Arial"/>
@@ -23170,7 +23242,7 @@
             <w:pPr>
               <w:spacing w:after="20" w:before="0"/>
             </w:pPr>
-            <w:hyperlink w:history="1" r:id="rId5llnbejcwfvcwmideun67">
+            <w:hyperlink w:history="1" r:id="rIdd4141i3uccdly-wjjjvsu">
               <w:r>
                 <w:rPr>
                   <w:rFonts w:ascii="Arial" w:cs="Arial" w:eastAsia="Arial" w:hAnsi="Arial"/>
@@ -23203,7 +23275,7 @@
               <w:spacing w:after="10" w:before="0"/>
               <w:ind w:left="120"/>
             </w:pPr>
-            <w:hyperlink w:history="1" r:id="rIdtcexou-ezcdyky_uu5fka">
+            <w:hyperlink w:history="1" r:id="rIdw-rl-ix6czlbutccqvvuv">
               <w:r>
                 <w:rPr>
                   <w:rFonts w:ascii="Arial" w:cs="Arial" w:eastAsia="Arial" w:hAnsi="Arial"/>
@@ -23398,7 +23470,7 @@
             <w:pPr>
               <w:spacing w:after="20" w:before="0"/>
             </w:pPr>
-            <w:hyperlink w:history="1" r:id="rIdc9qj3xlnfwiydzdnfs5ym">
+            <w:hyperlink w:history="1" r:id="rIdnn68-qk9u4srr7gr4uwib">
               <w:r>
                 <w:rPr>
                   <w:rFonts w:ascii="Arial" w:cs="Arial" w:eastAsia="Arial" w:hAnsi="Arial"/>
@@ -23431,7 +23503,7 @@
               <w:spacing w:after="10" w:before="0"/>
               <w:ind w:left="120"/>
             </w:pPr>
-            <w:hyperlink w:history="1" r:id="rIdwbqje0fqpuvontl168cpi">
+            <w:hyperlink w:history="1" r:id="rIdvrdrfdsvf9wsgkmcwuqzs">
               <w:r>
                 <w:rPr>
                   <w:rFonts w:ascii="Arial" w:cs="Arial" w:eastAsia="Arial" w:hAnsi="Arial"/>
@@ -23476,7 +23548,7 @@
             <w:pPr>
               <w:spacing w:after="20" w:before="0"/>
             </w:pPr>
-            <w:hyperlink w:history="1" r:id="rIdtq_lgxenq2qqa6sm_lxkz">
+            <w:hyperlink w:history="1" r:id="rIdnessba0lja2pkotovh-sh">
               <w:r>
                 <w:rPr>
                   <w:rFonts w:ascii="Arial" w:cs="Arial" w:eastAsia="Arial" w:hAnsi="Arial"/>
@@ -23509,7 +23581,7 @@
               <w:spacing w:after="10" w:before="0"/>
               <w:ind w:left="120"/>
             </w:pPr>
-            <w:hyperlink w:history="1" r:id="rIdern9z3cdkg1znzpd9uegs">
+            <w:hyperlink w:history="1" r:id="rIduqw-fq19xmvomom42ciaq">
               <w:r>
                 <w:rPr>
                   <w:rFonts w:ascii="Arial" w:cs="Arial" w:eastAsia="Arial" w:hAnsi="Arial"/>
@@ -23704,7 +23776,7 @@
             <w:pPr>
               <w:spacing w:after="20" w:before="0"/>
             </w:pPr>
-            <w:hyperlink w:history="1" r:id="rIdk-9l82c_tv_edzashrr-g">
+            <w:hyperlink w:history="1" r:id="rIdqavmi7ci7skdz_ep2idtw">
               <w:r>
                 <w:rPr>
                   <w:rFonts w:ascii="Arial" w:cs="Arial" w:eastAsia="Arial" w:hAnsi="Arial"/>
@@ -23737,7 +23809,7 @@
               <w:spacing w:after="10" w:before="0"/>
               <w:ind w:left="120"/>
             </w:pPr>
-            <w:hyperlink w:history="1" r:id="rIdwypevrrqyaactiugr6zpn">
+            <w:hyperlink w:history="1" r:id="rIdjodfezoyykdcktk0alyaj">
               <w:r>
                 <w:rPr>
                   <w:rFonts w:ascii="Arial" w:cs="Arial" w:eastAsia="Arial" w:hAnsi="Arial"/>
@@ -23782,7 +23854,7 @@
             <w:pPr>
               <w:spacing w:after="20" w:before="0"/>
             </w:pPr>
-            <w:hyperlink w:history="1" r:id="rIdbzylqrlxjp50kfbk9jlue">
+            <w:hyperlink w:history="1" r:id="rIdioq35lsvmzfpaoxntygow">
               <w:r>
                 <w:rPr>
                   <w:rFonts w:ascii="Arial" w:cs="Arial" w:eastAsia="Arial" w:hAnsi="Arial"/>
@@ -23815,7 +23887,7 @@
               <w:spacing w:after="10" w:before="0"/>
               <w:ind w:left="120"/>
             </w:pPr>
-            <w:hyperlink w:history="1" r:id="rIddmdgnoa2pqchggz4qtt50">
+            <w:hyperlink w:history="1" r:id="rIdp2xow97syrnchs2hpisze">
               <w:r>
                 <w:rPr>
                   <w:rFonts w:ascii="Arial" w:cs="Arial" w:eastAsia="Arial" w:hAnsi="Arial"/>
@@ -24010,7 +24082,7 @@
             <w:pPr>
               <w:spacing w:after="20" w:before="0"/>
             </w:pPr>
-            <w:hyperlink w:history="1" r:id="rIdxwbj8iuwkry-60xezwlfk">
+            <w:hyperlink w:history="1" r:id="rIdxwtmjmdcqbzkysc3emki5">
               <w:r>
                 <w:rPr>
                   <w:rFonts w:ascii="Arial" w:cs="Arial" w:eastAsia="Arial" w:hAnsi="Arial"/>
@@ -24043,7 +24115,7 @@
               <w:spacing w:after="10" w:before="0"/>
               <w:ind w:left="120"/>
             </w:pPr>
-            <w:hyperlink w:history="1" r:id="rIdrkdo-fdios5vni5mzraqc">
+            <w:hyperlink w:history="1" r:id="rIdiqzxuuugsnq-bxoi_il_i">
               <w:r>
                 <w:rPr>
                   <w:rFonts w:ascii="Arial" w:cs="Arial" w:eastAsia="Arial" w:hAnsi="Arial"/>
@@ -24088,7 +24160,7 @@
             <w:pPr>
               <w:spacing w:after="20" w:before="0"/>
             </w:pPr>
-            <w:hyperlink w:history="1" r:id="rIduwfpxn-xnpq0zeerj7sfb">
+            <w:hyperlink w:history="1" r:id="rIdkn29gnwakwvjt_wv2midj">
               <w:r>
                 <w:rPr>
                   <w:rFonts w:ascii="Arial" w:cs="Arial" w:eastAsia="Arial" w:hAnsi="Arial"/>
@@ -24121,7 +24193,7 @@
               <w:spacing w:after="10" w:before="0"/>
               <w:ind w:left="120"/>
             </w:pPr>
-            <w:hyperlink w:history="1" r:id="rIdijcm9o1kuopn1snecp5_e">
+            <w:hyperlink w:history="1" r:id="rId_odtjt8cyolu3y7_pafgw">
               <w:r>
                 <w:rPr>
                   <w:rFonts w:ascii="Arial" w:cs="Arial" w:eastAsia="Arial" w:hAnsi="Arial"/>
@@ -24316,7 +24388,7 @@
             <w:pPr>
               <w:spacing w:after="20" w:before="0"/>
             </w:pPr>
-            <w:hyperlink w:history="1" r:id="rIdrjqq5-vi9v9pivl8x9od7">
+            <w:hyperlink w:history="1" r:id="rIdzkd7-dowl8slvcwnljimm">
               <w:r>
                 <w:rPr>
                   <w:rFonts w:ascii="Arial" w:cs="Arial" w:eastAsia="Arial" w:hAnsi="Arial"/>
@@ -24349,7 +24421,7 @@
               <w:spacing w:after="10" w:before="0"/>
               <w:ind w:left="120"/>
             </w:pPr>
-            <w:hyperlink w:history="1" r:id="rId47lwrxp0dxwmylnr7r2bj">
+            <w:hyperlink w:history="1" r:id="rIdmgrcxkmacad72dsnnf8tr">
               <w:r>
                 <w:rPr>
                   <w:rFonts w:ascii="Arial" w:cs="Arial" w:eastAsia="Arial" w:hAnsi="Arial"/>
@@ -24394,7 +24466,7 @@
             <w:pPr>
               <w:spacing w:after="20" w:before="0"/>
             </w:pPr>
-            <w:hyperlink w:history="1" r:id="rIdwomr_w-0umolakfhgdfso">
+            <w:hyperlink w:history="1" r:id="rIduut7u4ntzebubxdmqbdht">
               <w:r>
                 <w:rPr>
                   <w:rFonts w:ascii="Arial" w:cs="Arial" w:eastAsia="Arial" w:hAnsi="Arial"/>
@@ -24427,7 +24499,7 @@
               <w:spacing w:after="10" w:before="0"/>
               <w:ind w:left="120"/>
             </w:pPr>
-            <w:hyperlink w:history="1" r:id="rId8tbabng0pl5wguvo7ah_o">
+            <w:hyperlink w:history="1" r:id="rId9awmbis7ekjwzdjryxuch">
               <w:r>
                 <w:rPr>
                   <w:rFonts w:ascii="Arial" w:cs="Arial" w:eastAsia="Arial" w:hAnsi="Arial"/>

--- a/data/outputs/v2/General_Science/SS2.4_Acids,_Bases_and_Salts/General_Science_Acids,_Bases_and_Salts_CBE_LessonSequence.docx
+++ b/data/outputs/v2/General_Science/SS2.4_Acids,_Bases_and_Salts/General_Science_Acids,_Bases_and_Salts_CBE_LessonSequence.docx
@@ -3201,7 +3201,7 @@
             <w:pPr>
               <w:spacing w:after="20" w:before="0"/>
             </w:pPr>
-            <w:hyperlink w:history="1" r:id="rIdgbpl6kojfyyc8w4d6dyfx">
+            <w:hyperlink w:history="1" r:id="rIdgxm1ikps7-p_nunjs5k04">
               <w:r>
                 <w:rPr>
                   <w:rFonts w:ascii="Arial" w:cs="Arial" w:eastAsia="Arial" w:hAnsi="Arial"/>
@@ -3234,7 +3234,7 @@
               <w:spacing w:after="10" w:before="0"/>
               <w:ind w:left="120"/>
             </w:pPr>
-            <w:hyperlink w:history="1" r:id="rId1yeon3sncmfwfdvcs2nbe">
+            <w:hyperlink w:history="1" r:id="rIdklsfesxe4pjsr2cqeapxd">
               <w:r>
                 <w:rPr>
                   <w:rFonts w:ascii="Arial" w:cs="Arial" w:eastAsia="Arial" w:hAnsi="Arial"/>
@@ -3279,7 +3279,7 @@
             <w:pPr>
               <w:spacing w:after="20" w:before="0"/>
             </w:pPr>
-            <w:hyperlink w:history="1" r:id="rId7l1xma2yoefqdnwm2mgl2">
+            <w:hyperlink w:history="1" r:id="rIda0yjjvqbkko7owx7grcoo">
               <w:r>
                 <w:rPr>
                   <w:rFonts w:ascii="Arial" w:cs="Arial" w:eastAsia="Arial" w:hAnsi="Arial"/>
@@ -3312,7 +3312,7 @@
               <w:spacing w:after="10" w:before="0"/>
               <w:ind w:left="120"/>
             </w:pPr>
-            <w:hyperlink w:history="1" r:id="rIdbtkbwvjulxiszhrgjkhfy">
+            <w:hyperlink w:history="1" r:id="rIdgxsdwkb6i3lkmok3xau0s">
               <w:r>
                 <w:rPr>
                   <w:rFonts w:ascii="Arial" w:cs="Arial" w:eastAsia="Arial" w:hAnsi="Arial"/>
@@ -3507,7 +3507,7 @@
             <w:pPr>
               <w:spacing w:after="20" w:before="0"/>
             </w:pPr>
-            <w:hyperlink w:history="1" r:id="rIdz_ic31gf-sn99qga8ixem">
+            <w:hyperlink w:history="1" r:id="rIdh_nqvmfwmtozaeocnav_e">
               <w:r>
                 <w:rPr>
                   <w:rFonts w:ascii="Arial" w:cs="Arial" w:eastAsia="Arial" w:hAnsi="Arial"/>
@@ -3540,7 +3540,7 @@
               <w:spacing w:after="10" w:before="0"/>
               <w:ind w:left="120"/>
             </w:pPr>
-            <w:hyperlink w:history="1" r:id="rIdvanmtnv5s3qzz1mi1ocvm">
+            <w:hyperlink w:history="1" r:id="rId2vdgnfhk6j7efladj4sya">
               <w:r>
                 <w:rPr>
                   <w:rFonts w:ascii="Arial" w:cs="Arial" w:eastAsia="Arial" w:hAnsi="Arial"/>
@@ -3585,7 +3585,7 @@
             <w:pPr>
               <w:spacing w:after="20" w:before="0"/>
             </w:pPr>
-            <w:hyperlink w:history="1" r:id="rIdtdwxuysg8vqck8pdv6scq">
+            <w:hyperlink w:history="1" r:id="rIdt2ohbqpeb45tbt7qqfw1o">
               <w:r>
                 <w:rPr>
                   <w:rFonts w:ascii="Arial" w:cs="Arial" w:eastAsia="Arial" w:hAnsi="Arial"/>
@@ -3618,7 +3618,7 @@
               <w:spacing w:after="10" w:before="0"/>
               <w:ind w:left="120"/>
             </w:pPr>
-            <w:hyperlink w:history="1" r:id="rIdzuluuerselnss-p3zzxdd">
+            <w:hyperlink w:history="1" r:id="rIdl-dzuhl2bwxalushjdbot">
               <w:r>
                 <w:rPr>
                   <w:rFonts w:ascii="Arial" w:cs="Arial" w:eastAsia="Arial" w:hAnsi="Arial"/>
@@ -3813,7 +3813,7 @@
             <w:pPr>
               <w:spacing w:after="20" w:before="0"/>
             </w:pPr>
-            <w:hyperlink w:history="1" r:id="rIdca0lmihaqcjwe1gpjvra7">
+            <w:hyperlink w:history="1" r:id="rId_wx8de2ei9u9v48rzcdra">
               <w:r>
                 <w:rPr>
                   <w:rFonts w:ascii="Arial" w:cs="Arial" w:eastAsia="Arial" w:hAnsi="Arial"/>
@@ -3846,7 +3846,7 @@
               <w:spacing w:after="10" w:before="0"/>
               <w:ind w:left="120"/>
             </w:pPr>
-            <w:hyperlink w:history="1" r:id="rId1sc4q01dyiseaft_tgeli">
+            <w:hyperlink w:history="1" r:id="rIdfjxz5tw8pans71o0iwfxs">
               <w:r>
                 <w:rPr>
                   <w:rFonts w:ascii="Arial" w:cs="Arial" w:eastAsia="Arial" w:hAnsi="Arial"/>
@@ -3891,7 +3891,7 @@
             <w:pPr>
               <w:spacing w:after="20" w:before="0"/>
             </w:pPr>
-            <w:hyperlink w:history="1" r:id="rId_04gcht8jzvslf5jrzbps">
+            <w:hyperlink w:history="1" r:id="rIdyds3tjz5nnph5lbhoo3hi">
               <w:r>
                 <w:rPr>
                   <w:rFonts w:ascii="Arial" w:cs="Arial" w:eastAsia="Arial" w:hAnsi="Arial"/>
@@ -3924,7 +3924,7 @@
               <w:spacing w:after="10" w:before="0"/>
               <w:ind w:left="120"/>
             </w:pPr>
-            <w:hyperlink w:history="1" r:id="rIda68scjwiyx0dvrlyxgitz">
+            <w:hyperlink w:history="1" r:id="rIdwr5daxec9ir6zuh8b0bkz">
               <w:r>
                 <w:rPr>
                   <w:rFonts w:ascii="Arial" w:cs="Arial" w:eastAsia="Arial" w:hAnsi="Arial"/>
@@ -4119,7 +4119,7 @@
             <w:pPr>
               <w:spacing w:after="20" w:before="0"/>
             </w:pPr>
-            <w:hyperlink w:history="1" r:id="rIdguivdrnkykzempi1-nosa">
+            <w:hyperlink w:history="1" r:id="rIdaepb3zt-9zdaaecptxoss">
               <w:r>
                 <w:rPr>
                   <w:rFonts w:ascii="Arial" w:cs="Arial" w:eastAsia="Arial" w:hAnsi="Arial"/>
@@ -4152,7 +4152,7 @@
               <w:spacing w:after="10" w:before="0"/>
               <w:ind w:left="120"/>
             </w:pPr>
-            <w:hyperlink w:history="1" r:id="rIdgfjpa0e8giwdfoghc7y4w">
+            <w:hyperlink w:history="1" r:id="rIdslhn5jovxk3baokglhpat">
               <w:r>
                 <w:rPr>
                   <w:rFonts w:ascii="Arial" w:cs="Arial" w:eastAsia="Arial" w:hAnsi="Arial"/>
@@ -4197,7 +4197,7 @@
             <w:pPr>
               <w:spacing w:after="20" w:before="0"/>
             </w:pPr>
-            <w:hyperlink w:history="1" r:id="rIdjrfdhrnyqpnww1zizlrzm">
+            <w:hyperlink w:history="1" r:id="rId0cao7j4nnl-49ph4c_58i">
               <w:r>
                 <w:rPr>
                   <w:rFonts w:ascii="Arial" w:cs="Arial" w:eastAsia="Arial" w:hAnsi="Arial"/>
@@ -4230,7 +4230,7 @@
               <w:spacing w:after="10" w:before="0"/>
               <w:ind w:left="120"/>
             </w:pPr>
-            <w:hyperlink w:history="1" r:id="rId9xkjpowzgfkh6i3kmxqrs">
+            <w:hyperlink w:history="1" r:id="rIdsul_zfdqlfrnavedkhlot">
               <w:r>
                 <w:rPr>
                   <w:rFonts w:ascii="Arial" w:cs="Arial" w:eastAsia="Arial" w:hAnsi="Arial"/>
@@ -4425,7 +4425,7 @@
             <w:pPr>
               <w:spacing w:after="20" w:before="0"/>
             </w:pPr>
-            <w:hyperlink w:history="1" r:id="rIdal8mlpmrzszhkwqc_bmby">
+            <w:hyperlink w:history="1" r:id="rIdp3b5y2v2m2lea-u2nwaon">
               <w:r>
                 <w:rPr>
                   <w:rFonts w:ascii="Arial" w:cs="Arial" w:eastAsia="Arial" w:hAnsi="Arial"/>
@@ -4458,7 +4458,7 @@
               <w:spacing w:after="10" w:before="0"/>
               <w:ind w:left="120"/>
             </w:pPr>
-            <w:hyperlink w:history="1" r:id="rIdxyguozetotfgnd0zmughv">
+            <w:hyperlink w:history="1" r:id="rIddv7xodg9nzjqtb_iqe8wk">
               <w:r>
                 <w:rPr>
                   <w:rFonts w:ascii="Arial" w:cs="Arial" w:eastAsia="Arial" w:hAnsi="Arial"/>
@@ -4503,7 +4503,7 @@
             <w:pPr>
               <w:spacing w:after="20" w:before="0"/>
             </w:pPr>
-            <w:hyperlink w:history="1" r:id="rIdsdye-vegxicjido3wo1-d">
+            <w:hyperlink w:history="1" r:id="rIdbwho2o773bd-65hj_oyrl">
               <w:r>
                 <w:rPr>
                   <w:rFonts w:ascii="Arial" w:cs="Arial" w:eastAsia="Arial" w:hAnsi="Arial"/>
@@ -4536,7 +4536,7 @@
               <w:spacing w:after="10" w:before="0"/>
               <w:ind w:left="120"/>
             </w:pPr>
-            <w:hyperlink w:history="1" r:id="rIdjusd8u3kdrx4dj3johowj">
+            <w:hyperlink w:history="1" r:id="rId8od9d_xvwmng9jroudw7h">
               <w:r>
                 <w:rPr>
                   <w:rFonts w:ascii="Arial" w:cs="Arial" w:eastAsia="Arial" w:hAnsi="Arial"/>
@@ -6023,7 +6023,7 @@
             <w:pPr>
               <w:spacing w:after="20" w:before="0"/>
             </w:pPr>
-            <w:hyperlink w:history="1" r:id="rIden2ionev2s9cwpxi-xtav">
+            <w:hyperlink w:history="1" r:id="rIddpn_mbgh1gydu_tliilyd">
               <w:r>
                 <w:rPr>
                   <w:rFonts w:ascii="Arial" w:cs="Arial" w:eastAsia="Arial" w:hAnsi="Arial"/>
@@ -6056,7 +6056,7 @@
               <w:spacing w:after="10" w:before="0"/>
               <w:ind w:left="120"/>
             </w:pPr>
-            <w:hyperlink w:history="1" r:id="rId-qtawe8kha2yxqpzf042z">
+            <w:hyperlink w:history="1" r:id="rIddrwmtpfliyeo9smqr5sjp">
               <w:r>
                 <w:rPr>
                   <w:rFonts w:ascii="Arial" w:cs="Arial" w:eastAsia="Arial" w:hAnsi="Arial"/>
@@ -6101,7 +6101,7 @@
             <w:pPr>
               <w:spacing w:after="20" w:before="0"/>
             </w:pPr>
-            <w:hyperlink w:history="1" r:id="rId6g9ukunpddv8o_1igxzo0">
+            <w:hyperlink w:history="1" r:id="rIdqnepq5gqaibas4lpvicy3">
               <w:r>
                 <w:rPr>
                   <w:rFonts w:ascii="Arial" w:cs="Arial" w:eastAsia="Arial" w:hAnsi="Arial"/>
@@ -6134,7 +6134,7 @@
               <w:spacing w:after="10" w:before="0"/>
               <w:ind w:left="120"/>
             </w:pPr>
-            <w:hyperlink w:history="1" r:id="rIduubb-5pe_ipamgo0ysfmk">
+            <w:hyperlink w:history="1" r:id="rIdo0xjv6to2zl_ab01lydlp">
               <w:r>
                 <w:rPr>
                   <w:rFonts w:ascii="Arial" w:cs="Arial" w:eastAsia="Arial" w:hAnsi="Arial"/>
@@ -6329,7 +6329,7 @@
             <w:pPr>
               <w:spacing w:after="20" w:before="0"/>
             </w:pPr>
-            <w:hyperlink w:history="1" r:id="rIdgoo8e95dkdvyqi0qtvkbh">
+            <w:hyperlink w:history="1" r:id="rIdjgcaqwicngaznw339ujch">
               <w:r>
                 <w:rPr>
                   <w:rFonts w:ascii="Arial" w:cs="Arial" w:eastAsia="Arial" w:hAnsi="Arial"/>
@@ -6362,7 +6362,7 @@
               <w:spacing w:after="10" w:before="0"/>
               <w:ind w:left="120"/>
             </w:pPr>
-            <w:hyperlink w:history="1" r:id="rIdn0b4puxbblwvvrsdfjbbk">
+            <w:hyperlink w:history="1" r:id="rIdaxmu8xvfnj0kog4rsd1dg">
               <w:r>
                 <w:rPr>
                   <w:rFonts w:ascii="Arial" w:cs="Arial" w:eastAsia="Arial" w:hAnsi="Arial"/>
@@ -6407,7 +6407,7 @@
             <w:pPr>
               <w:spacing w:after="20" w:before="0"/>
             </w:pPr>
-            <w:hyperlink w:history="1" r:id="rId-unfae1tp9nt5vpyg0oba">
+            <w:hyperlink w:history="1" r:id="rIdubwkhslkklf7mbcw6eduh">
               <w:r>
                 <w:rPr>
                   <w:rFonts w:ascii="Arial" w:cs="Arial" w:eastAsia="Arial" w:hAnsi="Arial"/>
@@ -6440,7 +6440,7 @@
               <w:spacing w:after="10" w:before="0"/>
               <w:ind w:left="120"/>
             </w:pPr>
-            <w:hyperlink w:history="1" r:id="rIdcoc7orgqwemmeojzkdyky">
+            <w:hyperlink w:history="1" r:id="rIdswwd90h1tnnudjrlrwkry">
               <w:r>
                 <w:rPr>
                   <w:rFonts w:ascii="Arial" w:cs="Arial" w:eastAsia="Arial" w:hAnsi="Arial"/>
@@ -6635,7 +6635,7 @@
             <w:pPr>
               <w:spacing w:after="20" w:before="0"/>
             </w:pPr>
-            <w:hyperlink w:history="1" r:id="rIdyhknn65_vdv20muteam4r">
+            <w:hyperlink w:history="1" r:id="rIdcatcioynetn0ijwprfjo5">
               <w:r>
                 <w:rPr>
                   <w:rFonts w:ascii="Arial" w:cs="Arial" w:eastAsia="Arial" w:hAnsi="Arial"/>
@@ -6668,7 +6668,7 @@
               <w:spacing w:after="10" w:before="0"/>
               <w:ind w:left="120"/>
             </w:pPr>
-            <w:hyperlink w:history="1" r:id="rIdxhkf3tpsasrnmwzdx-up1">
+            <w:hyperlink w:history="1" r:id="rIdgfcgj8mekatbrdqd_8wnw">
               <w:r>
                 <w:rPr>
                   <w:rFonts w:ascii="Arial" w:cs="Arial" w:eastAsia="Arial" w:hAnsi="Arial"/>
@@ -6713,7 +6713,7 @@
             <w:pPr>
               <w:spacing w:after="20" w:before="0"/>
             </w:pPr>
-            <w:hyperlink w:history="1" r:id="rIdp_lxz4gxjzh2wshbmaslq">
+            <w:hyperlink w:history="1" r:id="rIdjz0kgxbncxsfjk_3p-gpu">
               <w:r>
                 <w:rPr>
                   <w:rFonts w:ascii="Arial" w:cs="Arial" w:eastAsia="Arial" w:hAnsi="Arial"/>
@@ -6746,7 +6746,7 @@
               <w:spacing w:after="10" w:before="0"/>
               <w:ind w:left="120"/>
             </w:pPr>
-            <w:hyperlink w:history="1" r:id="rIdq1zlj0tdgzhlep5rcph5t">
+            <w:hyperlink w:history="1" r:id="rIdp6vxf5ur2cgeiha_tzl3l">
               <w:r>
                 <w:rPr>
                   <w:rFonts w:ascii="Arial" w:cs="Arial" w:eastAsia="Arial" w:hAnsi="Arial"/>
@@ -6941,7 +6941,7 @@
             <w:pPr>
               <w:spacing w:after="20" w:before="0"/>
             </w:pPr>
-            <w:hyperlink w:history="1" r:id="rId0a8h_okdt62wsrfwifmre">
+            <w:hyperlink w:history="1" r:id="rIdx98ylrijl6mkn3ym25gie">
               <w:r>
                 <w:rPr>
                   <w:rFonts w:ascii="Arial" w:cs="Arial" w:eastAsia="Arial" w:hAnsi="Arial"/>
@@ -6974,7 +6974,7 @@
               <w:spacing w:after="10" w:before="0"/>
               <w:ind w:left="120"/>
             </w:pPr>
-            <w:hyperlink w:history="1" r:id="rIdcol3gra85_v_sn8jz7r2c">
+            <w:hyperlink w:history="1" r:id="rIdtliknmedrmmqthikg9it9">
               <w:r>
                 <w:rPr>
                   <w:rFonts w:ascii="Arial" w:cs="Arial" w:eastAsia="Arial" w:hAnsi="Arial"/>
@@ -7019,7 +7019,7 @@
             <w:pPr>
               <w:spacing w:after="20" w:before="0"/>
             </w:pPr>
-            <w:hyperlink w:history="1" r:id="rIdutk709eg0uvgijxxxznml">
+            <w:hyperlink w:history="1" r:id="rIdmoibzxexfyy2jzd8lteuv">
               <w:r>
                 <w:rPr>
                   <w:rFonts w:ascii="Arial" w:cs="Arial" w:eastAsia="Arial" w:hAnsi="Arial"/>
@@ -7052,7 +7052,7 @@
               <w:spacing w:after="10" w:before="0"/>
               <w:ind w:left="120"/>
             </w:pPr>
-            <w:hyperlink w:history="1" r:id="rIdoswcyedesgb9hxdkxror1">
+            <w:hyperlink w:history="1" r:id="rIdj6qpzjfgytu5kj-vp5wfn">
               <w:r>
                 <w:rPr>
                   <w:rFonts w:ascii="Arial" w:cs="Arial" w:eastAsia="Arial" w:hAnsi="Arial"/>
@@ -7247,7 +7247,7 @@
             <w:pPr>
               <w:spacing w:after="20" w:before="0"/>
             </w:pPr>
-            <w:hyperlink w:history="1" r:id="rIdxec2epwz_llehc3hz05hh">
+            <w:hyperlink w:history="1" r:id="rIdm3ynxdtpsoorpcklhkldt">
               <w:r>
                 <w:rPr>
                   <w:rFonts w:ascii="Arial" w:cs="Arial" w:eastAsia="Arial" w:hAnsi="Arial"/>
@@ -7280,7 +7280,7 @@
               <w:spacing w:after="10" w:before="0"/>
               <w:ind w:left="120"/>
             </w:pPr>
-            <w:hyperlink w:history="1" r:id="rId2c-cmmmcdxd6yrzyfpqfi">
+            <w:hyperlink w:history="1" r:id="rId7s3leu_k_kipceb3nygaf">
               <w:r>
                 <w:rPr>
                   <w:rFonts w:ascii="Arial" w:cs="Arial" w:eastAsia="Arial" w:hAnsi="Arial"/>
@@ -7325,7 +7325,7 @@
             <w:pPr>
               <w:spacing w:after="20" w:before="0"/>
             </w:pPr>
-            <w:hyperlink w:history="1" r:id="rId5gwbniu3lyjaezsm9l4dk">
+            <w:hyperlink w:history="1" r:id="rIdvqdjmdyqto0e7rnaxanpx">
               <w:r>
                 <w:rPr>
                   <w:rFonts w:ascii="Arial" w:cs="Arial" w:eastAsia="Arial" w:hAnsi="Arial"/>
@@ -7358,7 +7358,7 @@
               <w:spacing w:after="10" w:before="0"/>
               <w:ind w:left="120"/>
             </w:pPr>
-            <w:hyperlink w:history="1" r:id="rIdpx9wmqrfhh4xzyyfcsvv1">
+            <w:hyperlink w:history="1" r:id="rIdc3dl7cflmofglio45yyaz">
               <w:r>
                 <w:rPr>
                   <w:rFonts w:ascii="Arial" w:cs="Arial" w:eastAsia="Arial" w:hAnsi="Arial"/>
@@ -8959,7 +8959,7 @@
             <w:pPr>
               <w:spacing w:after="20" w:before="0"/>
             </w:pPr>
-            <w:hyperlink w:history="1" r:id="rId8dkwojff0eemvil1a-yal">
+            <w:hyperlink w:history="1" r:id="rId4dhhmah1m61ikmm2mr7io">
               <w:r>
                 <w:rPr>
                   <w:rFonts w:ascii="Arial" w:cs="Arial" w:eastAsia="Arial" w:hAnsi="Arial"/>
@@ -8992,7 +8992,7 @@
               <w:spacing w:after="10" w:before="0"/>
               <w:ind w:left="120"/>
             </w:pPr>
-            <w:hyperlink w:history="1" r:id="rIdqkzjnfutf8nbufgcw7erh">
+            <w:hyperlink w:history="1" r:id="rId2qchtw5gigwkqfsdks4tr">
               <w:r>
                 <w:rPr>
                   <w:rFonts w:ascii="Arial" w:cs="Arial" w:eastAsia="Arial" w:hAnsi="Arial"/>
@@ -9037,7 +9037,7 @@
             <w:pPr>
               <w:spacing w:after="20" w:before="0"/>
             </w:pPr>
-            <w:hyperlink w:history="1" r:id="rIdrdryuwespnaeg6ddtdmhg">
+            <w:hyperlink w:history="1" r:id="rIdrdj1vbf6tlonao3t4bdti">
               <w:r>
                 <w:rPr>
                   <w:rFonts w:ascii="Arial" w:cs="Arial" w:eastAsia="Arial" w:hAnsi="Arial"/>
@@ -9070,7 +9070,7 @@
               <w:spacing w:after="10" w:before="0"/>
               <w:ind w:left="120"/>
             </w:pPr>
-            <w:hyperlink w:history="1" r:id="rIdv3iiyj_plzjzjnaqkobxl">
+            <w:hyperlink w:history="1" r:id="rIdmgmyru73pywcjmiixzzdn">
               <w:r>
                 <w:rPr>
                   <w:rFonts w:ascii="Arial" w:cs="Arial" w:eastAsia="Arial" w:hAnsi="Arial"/>
@@ -9265,7 +9265,7 @@
             <w:pPr>
               <w:spacing w:after="20" w:before="0"/>
             </w:pPr>
-            <w:hyperlink w:history="1" r:id="rIdwltr2ahlf9jvwuycm1hj3">
+            <w:hyperlink w:history="1" r:id="rIdoqa1slzoyzypqu7dbmayr">
               <w:r>
                 <w:rPr>
                   <w:rFonts w:ascii="Arial" w:cs="Arial" w:eastAsia="Arial" w:hAnsi="Arial"/>
@@ -9298,7 +9298,7 @@
               <w:spacing w:after="10" w:before="0"/>
               <w:ind w:left="120"/>
             </w:pPr>
-            <w:hyperlink w:history="1" r:id="rIde7re1sodnthx8wnk-kv32">
+            <w:hyperlink w:history="1" r:id="rId4iqylx1p_svofpaqkm06a">
               <w:r>
                 <w:rPr>
                   <w:rFonts w:ascii="Arial" w:cs="Arial" w:eastAsia="Arial" w:hAnsi="Arial"/>
@@ -9343,7 +9343,7 @@
             <w:pPr>
               <w:spacing w:after="20" w:before="0"/>
             </w:pPr>
-            <w:hyperlink w:history="1" r:id="rIdq11wgk1ryiawxor6d_rb2">
+            <w:hyperlink w:history="1" r:id="rIdiehr9jch1tz4lmbk78_2v">
               <w:r>
                 <w:rPr>
                   <w:rFonts w:ascii="Arial" w:cs="Arial" w:eastAsia="Arial" w:hAnsi="Arial"/>
@@ -9376,7 +9376,7 @@
               <w:spacing w:after="10" w:before="0"/>
               <w:ind w:left="120"/>
             </w:pPr>
-            <w:hyperlink w:history="1" r:id="rId9l3t3eonbhdkehqinysgd">
+            <w:hyperlink w:history="1" r:id="rId3osvpv5fiwp0kol2o2uib">
               <w:r>
                 <w:rPr>
                   <w:rFonts w:ascii="Arial" w:cs="Arial" w:eastAsia="Arial" w:hAnsi="Arial"/>
@@ -9571,7 +9571,7 @@
             <w:pPr>
               <w:spacing w:after="20" w:before="0"/>
             </w:pPr>
-            <w:hyperlink w:history="1" r:id="rId_kooxhmxf4k2t4lvdglxg">
+            <w:hyperlink w:history="1" r:id="rIdiblxnk7it9n_1-c5kbisr">
               <w:r>
                 <w:rPr>
                   <w:rFonts w:ascii="Arial" w:cs="Arial" w:eastAsia="Arial" w:hAnsi="Arial"/>
@@ -9604,7 +9604,7 @@
               <w:spacing w:after="10" w:before="0"/>
               <w:ind w:left="120"/>
             </w:pPr>
-            <w:hyperlink w:history="1" r:id="rIdi2tdfj5veprenvuk8su8c">
+            <w:hyperlink w:history="1" r:id="rIdyimzrruopmlerkwyyamz0">
               <w:r>
                 <w:rPr>
                   <w:rFonts w:ascii="Arial" w:cs="Arial" w:eastAsia="Arial" w:hAnsi="Arial"/>
@@ -9649,7 +9649,7 @@
             <w:pPr>
               <w:spacing w:after="20" w:before="0"/>
             </w:pPr>
-            <w:hyperlink w:history="1" r:id="rIdztopwpywdnzao9tmsvq47">
+            <w:hyperlink w:history="1" r:id="rId_c2rjcyjcm1yfif4gj1ne">
               <w:r>
                 <w:rPr>
                   <w:rFonts w:ascii="Arial" w:cs="Arial" w:eastAsia="Arial" w:hAnsi="Arial"/>
@@ -9682,7 +9682,7 @@
               <w:spacing w:after="10" w:before="0"/>
               <w:ind w:left="120"/>
             </w:pPr>
-            <w:hyperlink w:history="1" r:id="rIdvz8nio0gbtqapngcmiif7">
+            <w:hyperlink w:history="1" r:id="rId3b8azl5lxfyke-74hdtak">
               <w:r>
                 <w:rPr>
                   <w:rFonts w:ascii="Arial" w:cs="Arial" w:eastAsia="Arial" w:hAnsi="Arial"/>
@@ -9877,7 +9877,7 @@
             <w:pPr>
               <w:spacing w:after="20" w:before="0"/>
             </w:pPr>
-            <w:hyperlink w:history="1" r:id="rIdkomblw_cwesmc9nqizyqq">
+            <w:hyperlink w:history="1" r:id="rIdpe5v4hhp2mrotllero7tu">
               <w:r>
                 <w:rPr>
                   <w:rFonts w:ascii="Arial" w:cs="Arial" w:eastAsia="Arial" w:hAnsi="Arial"/>
@@ -9910,7 +9910,7 @@
               <w:spacing w:after="10" w:before="0"/>
               <w:ind w:left="120"/>
             </w:pPr>
-            <w:hyperlink w:history="1" r:id="rIdc2wcsdnmddnjuufeus0ur">
+            <w:hyperlink w:history="1" r:id="rIdw7jjqzc-ynikws7md2erv">
               <w:r>
                 <w:rPr>
                   <w:rFonts w:ascii="Arial" w:cs="Arial" w:eastAsia="Arial" w:hAnsi="Arial"/>
@@ -9955,7 +9955,7 @@
             <w:pPr>
               <w:spacing w:after="20" w:before="0"/>
             </w:pPr>
-            <w:hyperlink w:history="1" r:id="rIdqqjiiqinr2yk5l9741eqn">
+            <w:hyperlink w:history="1" r:id="rIdda4oaslxtopdpxantxcqf">
               <w:r>
                 <w:rPr>
                   <w:rFonts w:ascii="Arial" w:cs="Arial" w:eastAsia="Arial" w:hAnsi="Arial"/>
@@ -9988,7 +9988,7 @@
               <w:spacing w:after="10" w:before="0"/>
               <w:ind w:left="120"/>
             </w:pPr>
-            <w:hyperlink w:history="1" r:id="rIdq_pm-cuevpc7zpioskhlr">
+            <w:hyperlink w:history="1" r:id="rIdzjty0pbknjk7qm6xlmacf">
               <w:r>
                 <w:rPr>
                   <w:rFonts w:ascii="Arial" w:cs="Arial" w:eastAsia="Arial" w:hAnsi="Arial"/>
@@ -10183,7 +10183,7 @@
             <w:pPr>
               <w:spacing w:after="20" w:before="0"/>
             </w:pPr>
-            <w:hyperlink w:history="1" r:id="rIdhfk3po3bbqmlb_ohohrcg">
+            <w:hyperlink w:history="1" r:id="rIdamtyovsdyhy7st4mjwkc0">
               <w:r>
                 <w:rPr>
                   <w:rFonts w:ascii="Arial" w:cs="Arial" w:eastAsia="Arial" w:hAnsi="Arial"/>
@@ -10216,7 +10216,7 @@
               <w:spacing w:after="10" w:before="0"/>
               <w:ind w:left="120"/>
             </w:pPr>
-            <w:hyperlink w:history="1" r:id="rIdd1_xvenoqcczda6tmo5xg">
+            <w:hyperlink w:history="1" r:id="rId-h6wuwwf-0hxwu3y3vcem">
               <w:r>
                 <w:rPr>
                   <w:rFonts w:ascii="Arial" w:cs="Arial" w:eastAsia="Arial" w:hAnsi="Arial"/>
@@ -10261,7 +10261,7 @@
             <w:pPr>
               <w:spacing w:after="20" w:before="0"/>
             </w:pPr>
-            <w:hyperlink w:history="1" r:id="rIdd7c_enh76u2i5xuffodbb">
+            <w:hyperlink w:history="1" r:id="rIdozffdhygnltixqnox9u3h">
               <w:r>
                 <w:rPr>
                   <w:rFonts w:ascii="Arial" w:cs="Arial" w:eastAsia="Arial" w:hAnsi="Arial"/>
@@ -10294,7 +10294,7 @@
               <w:spacing w:after="10" w:before="0"/>
               <w:ind w:left="120"/>
             </w:pPr>
-            <w:hyperlink w:history="1" r:id="rIdqodwjswg7xavr4u-x96nr">
+            <w:hyperlink w:history="1" r:id="rIdmzeqtwl04x18hplvweusz">
               <w:r>
                 <w:rPr>
                   <w:rFonts w:ascii="Arial" w:cs="Arial" w:eastAsia="Arial" w:hAnsi="Arial"/>
@@ -11876,7 +11876,7 @@
             <w:pPr>
               <w:spacing w:after="20" w:before="0"/>
             </w:pPr>
-            <w:hyperlink w:history="1" r:id="rIdzecwkjj3gvoifyaeiud-f">
+            <w:hyperlink w:history="1" r:id="rIdlwtusex-0x87q0fcgwuap">
               <w:r>
                 <w:rPr>
                   <w:rFonts w:ascii="Arial" w:cs="Arial" w:eastAsia="Arial" w:hAnsi="Arial"/>
@@ -11909,7 +11909,7 @@
               <w:spacing w:after="10" w:before="0"/>
               <w:ind w:left="120"/>
             </w:pPr>
-            <w:hyperlink w:history="1" r:id="rId4wwh-kso3ju2zizztilau">
+            <w:hyperlink w:history="1" r:id="rIdiysosgx6m-yo2istartrd">
               <w:r>
                 <w:rPr>
                   <w:rFonts w:ascii="Arial" w:cs="Arial" w:eastAsia="Arial" w:hAnsi="Arial"/>
@@ -11954,7 +11954,7 @@
             <w:pPr>
               <w:spacing w:after="20" w:before="0"/>
             </w:pPr>
-            <w:hyperlink w:history="1" r:id="rIdupq-mpl4xy7ukynhy3yx6">
+            <w:hyperlink w:history="1" r:id="rId47udxvaf9vjk9j50hsv0w">
               <w:r>
                 <w:rPr>
                   <w:rFonts w:ascii="Arial" w:cs="Arial" w:eastAsia="Arial" w:hAnsi="Arial"/>
@@ -11987,7 +11987,7 @@
               <w:spacing w:after="10" w:before="0"/>
               <w:ind w:left="120"/>
             </w:pPr>
-            <w:hyperlink w:history="1" r:id="rIdgbi3ro5n0yto8g2ebcakp">
+            <w:hyperlink w:history="1" r:id="rId46lgtpbtfnz1irp-mxwdq">
               <w:r>
                 <w:rPr>
                   <w:rFonts w:ascii="Arial" w:cs="Arial" w:eastAsia="Arial" w:hAnsi="Arial"/>
@@ -12182,7 +12182,7 @@
             <w:pPr>
               <w:spacing w:after="20" w:before="0"/>
             </w:pPr>
-            <w:hyperlink w:history="1" r:id="rIdgfjhevsdzkdkd9on2bbxi">
+            <w:hyperlink w:history="1" r:id="rIdhimn20vtdpvkkuecvypna">
               <w:r>
                 <w:rPr>
                   <w:rFonts w:ascii="Arial" w:cs="Arial" w:eastAsia="Arial" w:hAnsi="Arial"/>
@@ -12215,7 +12215,7 @@
               <w:spacing w:after="10" w:before="0"/>
               <w:ind w:left="120"/>
             </w:pPr>
-            <w:hyperlink w:history="1" r:id="rIdyhcfbd_eaolb6i_dy1edb">
+            <w:hyperlink w:history="1" r:id="rIdxn_vvukoldhi3n2lijqcz">
               <w:r>
                 <w:rPr>
                   <w:rFonts w:ascii="Arial" w:cs="Arial" w:eastAsia="Arial" w:hAnsi="Arial"/>
@@ -12260,7 +12260,7 @@
             <w:pPr>
               <w:spacing w:after="20" w:before="0"/>
             </w:pPr>
-            <w:hyperlink w:history="1" r:id="rIdstorhtvvvyjxprmwkdy6n">
+            <w:hyperlink w:history="1" r:id="rIdgrsb5hh8rlhwcsda4zlwh">
               <w:r>
                 <w:rPr>
                   <w:rFonts w:ascii="Arial" w:cs="Arial" w:eastAsia="Arial" w:hAnsi="Arial"/>
@@ -12293,7 +12293,7 @@
               <w:spacing w:after="10" w:before="0"/>
               <w:ind w:left="120"/>
             </w:pPr>
-            <w:hyperlink w:history="1" r:id="rIdxwurdixmsujgrv3_wauim">
+            <w:hyperlink w:history="1" r:id="rIdxcwdztog8iwz6-utykhzl">
               <w:r>
                 <w:rPr>
                   <w:rFonts w:ascii="Arial" w:cs="Arial" w:eastAsia="Arial" w:hAnsi="Arial"/>
@@ -12488,7 +12488,7 @@
             <w:pPr>
               <w:spacing w:after="20" w:before="0"/>
             </w:pPr>
-            <w:hyperlink w:history="1" r:id="rIdboekzyrztamo_z8wfca0k">
+            <w:hyperlink w:history="1" r:id="rIdzivf3paujj33piby3-mvk">
               <w:r>
                 <w:rPr>
                   <w:rFonts w:ascii="Arial" w:cs="Arial" w:eastAsia="Arial" w:hAnsi="Arial"/>
@@ -12521,7 +12521,7 @@
               <w:spacing w:after="10" w:before="0"/>
               <w:ind w:left="120"/>
             </w:pPr>
-            <w:hyperlink w:history="1" r:id="rId8zaihewmvgpy7jnag1y0e">
+            <w:hyperlink w:history="1" r:id="rId2fzjxoz52k-pjm15dz1jk">
               <w:r>
                 <w:rPr>
                   <w:rFonts w:ascii="Arial" w:cs="Arial" w:eastAsia="Arial" w:hAnsi="Arial"/>
@@ -12566,7 +12566,7 @@
             <w:pPr>
               <w:spacing w:after="20" w:before="0"/>
             </w:pPr>
-            <w:hyperlink w:history="1" r:id="rIdicsh_g_qmdvlmnplgfevr">
+            <w:hyperlink w:history="1" r:id="rIdjdinww3dveyjzq05dnuom">
               <w:r>
                 <w:rPr>
                   <w:rFonts w:ascii="Arial" w:cs="Arial" w:eastAsia="Arial" w:hAnsi="Arial"/>
@@ -12599,7 +12599,7 @@
               <w:spacing w:after="10" w:before="0"/>
               <w:ind w:left="120"/>
             </w:pPr>
-            <w:hyperlink w:history="1" r:id="rIdv3oyphjasrk7dpseremda">
+            <w:hyperlink w:history="1" r:id="rIdua6fntpjirqxae8r_konp">
               <w:r>
                 <w:rPr>
                   <w:rFonts w:ascii="Arial" w:cs="Arial" w:eastAsia="Arial" w:hAnsi="Arial"/>
@@ -12794,7 +12794,7 @@
             <w:pPr>
               <w:spacing w:after="20" w:before="0"/>
             </w:pPr>
-            <w:hyperlink w:history="1" r:id="rIdjlzl3xiq814bartazt4v2">
+            <w:hyperlink w:history="1" r:id="rIdcy0m60z3rynhcu9p2lcfs">
               <w:r>
                 <w:rPr>
                   <w:rFonts w:ascii="Arial" w:cs="Arial" w:eastAsia="Arial" w:hAnsi="Arial"/>
@@ -12827,7 +12827,7 @@
               <w:spacing w:after="10" w:before="0"/>
               <w:ind w:left="120"/>
             </w:pPr>
-            <w:hyperlink w:history="1" r:id="rIdyjn8uc9bfwajdqrddkyxd">
+            <w:hyperlink w:history="1" r:id="rId0blrino2ejpee1d_eaz_a">
               <w:r>
                 <w:rPr>
                   <w:rFonts w:ascii="Arial" w:cs="Arial" w:eastAsia="Arial" w:hAnsi="Arial"/>
@@ -12872,7 +12872,7 @@
             <w:pPr>
               <w:spacing w:after="20" w:before="0"/>
             </w:pPr>
-            <w:hyperlink w:history="1" r:id="rId9dwlcx6mijtx7621jkohd">
+            <w:hyperlink w:history="1" r:id="rIdtocmqed7v-c1ckowzomgq">
               <w:r>
                 <w:rPr>
                   <w:rFonts w:ascii="Arial" w:cs="Arial" w:eastAsia="Arial" w:hAnsi="Arial"/>
@@ -12905,7 +12905,7 @@
               <w:spacing w:after="10" w:before="0"/>
               <w:ind w:left="120"/>
             </w:pPr>
-            <w:hyperlink w:history="1" r:id="rIdp5ug5-i039gctf4dimbp6">
+            <w:hyperlink w:history="1" r:id="rId8nzlbjchao0iau2gmf7rp">
               <w:r>
                 <w:rPr>
                   <w:rFonts w:ascii="Arial" w:cs="Arial" w:eastAsia="Arial" w:hAnsi="Arial"/>
@@ -13100,7 +13100,7 @@
             <w:pPr>
               <w:spacing w:after="20" w:before="0"/>
             </w:pPr>
-            <w:hyperlink w:history="1" r:id="rIdpb9su3wtsj_djtxeo2y6g">
+            <w:hyperlink w:history="1" r:id="rIdd85sd0eqhrfzoao2qmioc">
               <w:r>
                 <w:rPr>
                   <w:rFonts w:ascii="Arial" w:cs="Arial" w:eastAsia="Arial" w:hAnsi="Arial"/>
@@ -13133,7 +13133,7 @@
               <w:spacing w:after="10" w:before="0"/>
               <w:ind w:left="120"/>
             </w:pPr>
-            <w:hyperlink w:history="1" r:id="rIdo_hilqcujcscirvkbvsrh">
+            <w:hyperlink w:history="1" r:id="rIdodm3_elzowurf79llhg0_">
               <w:r>
                 <w:rPr>
                   <w:rFonts w:ascii="Arial" w:cs="Arial" w:eastAsia="Arial" w:hAnsi="Arial"/>
@@ -13178,7 +13178,7 @@
             <w:pPr>
               <w:spacing w:after="20" w:before="0"/>
             </w:pPr>
-            <w:hyperlink w:history="1" r:id="rIdghhq75scubj7ewt095ssi">
+            <w:hyperlink w:history="1" r:id="rId_pgboltvf3qotd9avbfd4">
               <w:r>
                 <w:rPr>
                   <w:rFonts w:ascii="Arial" w:cs="Arial" w:eastAsia="Arial" w:hAnsi="Arial"/>
@@ -13211,7 +13211,7 @@
               <w:spacing w:after="10" w:before="0"/>
               <w:ind w:left="120"/>
             </w:pPr>
-            <w:hyperlink w:history="1" r:id="rId_mprffvq5yhkrttwwjpkp">
+            <w:hyperlink w:history="1" r:id="rIdjbn-xv2h6sojrkkoebuxw">
               <w:r>
                 <w:rPr>
                   <w:rFonts w:ascii="Arial" w:cs="Arial" w:eastAsia="Arial" w:hAnsi="Arial"/>
@@ -14698,7 +14698,7 @@
             <w:pPr>
               <w:spacing w:after="20" w:before="0"/>
             </w:pPr>
-            <w:hyperlink w:history="1" r:id="rIdajcxkcakm2ojqcq6xe0nh">
+            <w:hyperlink w:history="1" r:id="rIdtezu1qz6f1gdecjxlkt0g">
               <w:r>
                 <w:rPr>
                   <w:rFonts w:ascii="Arial" w:cs="Arial" w:eastAsia="Arial" w:hAnsi="Arial"/>
@@ -14731,7 +14731,7 @@
               <w:spacing w:after="10" w:before="0"/>
               <w:ind w:left="120"/>
             </w:pPr>
-            <w:hyperlink w:history="1" r:id="rIdx4eoxoisyulwwrxjdylmp">
+            <w:hyperlink w:history="1" r:id="rIdxy-dptebabay9plxycryf">
               <w:r>
                 <w:rPr>
                   <w:rFonts w:ascii="Arial" w:cs="Arial" w:eastAsia="Arial" w:hAnsi="Arial"/>
@@ -14776,7 +14776,7 @@
             <w:pPr>
               <w:spacing w:after="20" w:before="0"/>
             </w:pPr>
-            <w:hyperlink w:history="1" r:id="rIdgxlkgwtst6olbcr1lcvb2">
+            <w:hyperlink w:history="1" r:id="rId3onenglufkiktqgcwvbah">
               <w:r>
                 <w:rPr>
                   <w:rFonts w:ascii="Arial" w:cs="Arial" w:eastAsia="Arial" w:hAnsi="Arial"/>
@@ -14809,7 +14809,7 @@
               <w:spacing w:after="10" w:before="0"/>
               <w:ind w:left="120"/>
             </w:pPr>
-            <w:hyperlink w:history="1" r:id="rIdm_j_sdfbgviutndqr9xuk">
+            <w:hyperlink w:history="1" r:id="rIdhssyg1ihqme_qrkxwybmm">
               <w:r>
                 <w:rPr>
                   <w:rFonts w:ascii="Arial" w:cs="Arial" w:eastAsia="Arial" w:hAnsi="Arial"/>
@@ -15004,7 +15004,7 @@
             <w:pPr>
               <w:spacing w:after="20" w:before="0"/>
             </w:pPr>
-            <w:hyperlink w:history="1" r:id="rIduvb_gfnvw2yxzbmzgmaza">
+            <w:hyperlink w:history="1" r:id="rIdm5eztfffadlkvqyfeejx1">
               <w:r>
                 <w:rPr>
                   <w:rFonts w:ascii="Arial" w:cs="Arial" w:eastAsia="Arial" w:hAnsi="Arial"/>
@@ -15037,7 +15037,7 @@
               <w:spacing w:after="10" w:before="0"/>
               <w:ind w:left="120"/>
             </w:pPr>
-            <w:hyperlink w:history="1" r:id="rIdqbunaiyzqpp8m5geagyav">
+            <w:hyperlink w:history="1" r:id="rIdwp-iqehm2ztdcaolv42p8">
               <w:r>
                 <w:rPr>
                   <w:rFonts w:ascii="Arial" w:cs="Arial" w:eastAsia="Arial" w:hAnsi="Arial"/>
@@ -15082,7 +15082,7 @@
             <w:pPr>
               <w:spacing w:after="20" w:before="0"/>
             </w:pPr>
-            <w:hyperlink w:history="1" r:id="rIdapmlloplfyetaqvohvnpa">
+            <w:hyperlink w:history="1" r:id="rIdumk8awlke-a7yjdrrlcld">
               <w:r>
                 <w:rPr>
                   <w:rFonts w:ascii="Arial" w:cs="Arial" w:eastAsia="Arial" w:hAnsi="Arial"/>
@@ -15115,7 +15115,7 @@
               <w:spacing w:after="10" w:before="0"/>
               <w:ind w:left="120"/>
             </w:pPr>
-            <w:hyperlink w:history="1" r:id="rId_ppyqdyeili-hmclxngjk">
+            <w:hyperlink w:history="1" r:id="rIdwwuwrznrlxw3okraoo9yj">
               <w:r>
                 <w:rPr>
                   <w:rFonts w:ascii="Arial" w:cs="Arial" w:eastAsia="Arial" w:hAnsi="Arial"/>
@@ -15310,7 +15310,7 @@
             <w:pPr>
               <w:spacing w:after="20" w:before="0"/>
             </w:pPr>
-            <w:hyperlink w:history="1" r:id="rIdug8phnn7o0gumjgdbpkbp">
+            <w:hyperlink w:history="1" r:id="rIdyqwdm4d-8kqsqhyilj3tk">
               <w:r>
                 <w:rPr>
                   <w:rFonts w:ascii="Arial" w:cs="Arial" w:eastAsia="Arial" w:hAnsi="Arial"/>
@@ -15343,7 +15343,7 @@
               <w:spacing w:after="10" w:before="0"/>
               <w:ind w:left="120"/>
             </w:pPr>
-            <w:hyperlink w:history="1" r:id="rIdkcbtibqt4gthk2kpfwavv">
+            <w:hyperlink w:history="1" r:id="rIddiig8duttvpet5cfgncyf">
               <w:r>
                 <w:rPr>
                   <w:rFonts w:ascii="Arial" w:cs="Arial" w:eastAsia="Arial" w:hAnsi="Arial"/>
@@ -15388,7 +15388,7 @@
             <w:pPr>
               <w:spacing w:after="20" w:before="0"/>
             </w:pPr>
-            <w:hyperlink w:history="1" r:id="rIdcg1hies4pjrcop0cwcw-_">
+            <w:hyperlink w:history="1" r:id="rId19oy16lpeibkssqjhd-sb">
               <w:r>
                 <w:rPr>
                   <w:rFonts w:ascii="Arial" w:cs="Arial" w:eastAsia="Arial" w:hAnsi="Arial"/>
@@ -15421,7 +15421,7 @@
               <w:spacing w:after="10" w:before="0"/>
               <w:ind w:left="120"/>
             </w:pPr>
-            <w:hyperlink w:history="1" r:id="rIdwu6w3npp2v8_rhpv4cwi-">
+            <w:hyperlink w:history="1" r:id="rIdhv2-cu-caybde3ormdt6t">
               <w:r>
                 <w:rPr>
                   <w:rFonts w:ascii="Arial" w:cs="Arial" w:eastAsia="Arial" w:hAnsi="Arial"/>
@@ -15616,7 +15616,7 @@
             <w:pPr>
               <w:spacing w:after="20" w:before="0"/>
             </w:pPr>
-            <w:hyperlink w:history="1" r:id="rId72t7pkysbdur7woidlvue">
+            <w:hyperlink w:history="1" r:id="rIdund4-tet3vckr94fa7tp0">
               <w:r>
                 <w:rPr>
                   <w:rFonts w:ascii="Arial" w:cs="Arial" w:eastAsia="Arial" w:hAnsi="Arial"/>
@@ -15649,7 +15649,7 @@
               <w:spacing w:after="10" w:before="0"/>
               <w:ind w:left="120"/>
             </w:pPr>
-            <w:hyperlink w:history="1" r:id="rIdv4265a9mtjrx06kgxomgs">
+            <w:hyperlink w:history="1" r:id="rIdo34e2qv98ko-c1y1mhp4l">
               <w:r>
                 <w:rPr>
                   <w:rFonts w:ascii="Arial" w:cs="Arial" w:eastAsia="Arial" w:hAnsi="Arial"/>
@@ -15694,7 +15694,7 @@
             <w:pPr>
               <w:spacing w:after="20" w:before="0"/>
             </w:pPr>
-            <w:hyperlink w:history="1" r:id="rId_lf2b3ko3kfklxby_9e-b">
+            <w:hyperlink w:history="1" r:id="rIdkeyrxkxnxge4nqtiqtzy0">
               <w:r>
                 <w:rPr>
                   <w:rFonts w:ascii="Arial" w:cs="Arial" w:eastAsia="Arial" w:hAnsi="Arial"/>
@@ -15727,7 +15727,7 @@
               <w:spacing w:after="10" w:before="0"/>
               <w:ind w:left="120"/>
             </w:pPr>
-            <w:hyperlink w:history="1" r:id="rIdiw_1hbfd559xjy8uxronm">
+            <w:hyperlink w:history="1" r:id="rIdalqnrxqn8ytcvwp_48tyu">
               <w:r>
                 <w:rPr>
                   <w:rFonts w:ascii="Arial" w:cs="Arial" w:eastAsia="Arial" w:hAnsi="Arial"/>
@@ -15922,7 +15922,7 @@
             <w:pPr>
               <w:spacing w:after="20" w:before="0"/>
             </w:pPr>
-            <w:hyperlink w:history="1" r:id="rIdcvtiodrxsi0rjcpnh8brj">
+            <w:hyperlink w:history="1" r:id="rIdppel5chlfgw5pajoamqdw">
               <w:r>
                 <w:rPr>
                   <w:rFonts w:ascii="Arial" w:cs="Arial" w:eastAsia="Arial" w:hAnsi="Arial"/>
@@ -15955,7 +15955,7 @@
               <w:spacing w:after="10" w:before="0"/>
               <w:ind w:left="120"/>
             </w:pPr>
-            <w:hyperlink w:history="1" r:id="rIdq_kqxvcn6msaal-tfqw-m">
+            <w:hyperlink w:history="1" r:id="rIdtzzdpwjj7lrs4mcibicet">
               <w:r>
                 <w:rPr>
                   <w:rFonts w:ascii="Arial" w:cs="Arial" w:eastAsia="Arial" w:hAnsi="Arial"/>
@@ -16000,7 +16000,7 @@
             <w:pPr>
               <w:spacing w:after="20" w:before="0"/>
             </w:pPr>
-            <w:hyperlink w:history="1" r:id="rIdqx6uknm6rmvextx8vfkqz">
+            <w:hyperlink w:history="1" r:id="rId9d1k7s4duvyhvszzdhedc">
               <w:r>
                 <w:rPr>
                   <w:rFonts w:ascii="Arial" w:cs="Arial" w:eastAsia="Arial" w:hAnsi="Arial"/>
@@ -16033,7 +16033,7 @@
               <w:spacing w:after="10" w:before="0"/>
               <w:ind w:left="120"/>
             </w:pPr>
-            <w:hyperlink w:history="1" r:id="rIdc9v-zkx984mwkjr_icl8m">
+            <w:hyperlink w:history="1" r:id="rIdad9_iep3qymt1kulep0yw">
               <w:r>
                 <w:rPr>
                   <w:rFonts w:ascii="Arial" w:cs="Arial" w:eastAsia="Arial" w:hAnsi="Arial"/>
@@ -17520,7 +17520,7 @@
             <w:pPr>
               <w:spacing w:after="20" w:before="0"/>
             </w:pPr>
-            <w:hyperlink w:history="1" r:id="rIdryvb2w0famuuuu8-xwepi">
+            <w:hyperlink w:history="1" r:id="rIdofok5yp838c8gbw6h0g7y">
               <w:r>
                 <w:rPr>
                   <w:rFonts w:ascii="Arial" w:cs="Arial" w:eastAsia="Arial" w:hAnsi="Arial"/>
@@ -17553,7 +17553,7 @@
               <w:spacing w:after="10" w:before="0"/>
               <w:ind w:left="120"/>
             </w:pPr>
-            <w:hyperlink w:history="1" r:id="rIdbirpkqvlmpxcniplsdxod">
+            <w:hyperlink w:history="1" r:id="rId_ynr0moxoonv9tz6ajmxj">
               <w:r>
                 <w:rPr>
                   <w:rFonts w:ascii="Arial" w:cs="Arial" w:eastAsia="Arial" w:hAnsi="Arial"/>
@@ -17598,7 +17598,7 @@
             <w:pPr>
               <w:spacing w:after="20" w:before="0"/>
             </w:pPr>
-            <w:hyperlink w:history="1" r:id="rIdb0bfonfinvl_agfag6mmf">
+            <w:hyperlink w:history="1" r:id="rIdnb7lykahu6u-hf07e52gg">
               <w:r>
                 <w:rPr>
                   <w:rFonts w:ascii="Arial" w:cs="Arial" w:eastAsia="Arial" w:hAnsi="Arial"/>
@@ -17631,7 +17631,7 @@
               <w:spacing w:after="10" w:before="0"/>
               <w:ind w:left="120"/>
             </w:pPr>
-            <w:hyperlink w:history="1" r:id="rIddhixpyvwn3cruwuwls6cn">
+            <w:hyperlink w:history="1" r:id="rIda2nzeu2ctx2gjrcu-njsw">
               <w:r>
                 <w:rPr>
                   <w:rFonts w:ascii="Arial" w:cs="Arial" w:eastAsia="Arial" w:hAnsi="Arial"/>
@@ -17826,7 +17826,7 @@
             <w:pPr>
               <w:spacing w:after="20" w:before="0"/>
             </w:pPr>
-            <w:hyperlink w:history="1" r:id="rIdjymkoqhvvhzaovjjwn17e">
+            <w:hyperlink w:history="1" r:id="rId7zanptduazvq9ew6j13vl">
               <w:r>
                 <w:rPr>
                   <w:rFonts w:ascii="Arial" w:cs="Arial" w:eastAsia="Arial" w:hAnsi="Arial"/>
@@ -17859,7 +17859,7 @@
               <w:spacing w:after="10" w:before="0"/>
               <w:ind w:left="120"/>
             </w:pPr>
-            <w:hyperlink w:history="1" r:id="rIdhuiezpxwuscf25grciphz">
+            <w:hyperlink w:history="1" r:id="rIdymwwjbdjus6zh3nyxynan">
               <w:r>
                 <w:rPr>
                   <w:rFonts w:ascii="Arial" w:cs="Arial" w:eastAsia="Arial" w:hAnsi="Arial"/>
@@ -17904,7 +17904,7 @@
             <w:pPr>
               <w:spacing w:after="20" w:before="0"/>
             </w:pPr>
-            <w:hyperlink w:history="1" r:id="rIdgwhcisg3aekv2szsesbty">
+            <w:hyperlink w:history="1" r:id="rIdgzwo6xgbjcoz01ntlphl6">
               <w:r>
                 <w:rPr>
                   <w:rFonts w:ascii="Arial" w:cs="Arial" w:eastAsia="Arial" w:hAnsi="Arial"/>
@@ -17937,7 +17937,7 @@
               <w:spacing w:after="10" w:before="0"/>
               <w:ind w:left="120"/>
             </w:pPr>
-            <w:hyperlink w:history="1" r:id="rIdaya96p65u4a17dpridiul">
+            <w:hyperlink w:history="1" r:id="rIduwtwxokf4blb9hajdbwl1">
               <w:r>
                 <w:rPr>
                   <w:rFonts w:ascii="Arial" w:cs="Arial" w:eastAsia="Arial" w:hAnsi="Arial"/>
@@ -18132,7 +18132,7 @@
             <w:pPr>
               <w:spacing w:after="20" w:before="0"/>
             </w:pPr>
-            <w:hyperlink w:history="1" r:id="rIdzrz_fiau2idcbyownqxf5">
+            <w:hyperlink w:history="1" r:id="rIde4yjtmmkgt7rghc0mtpyd">
               <w:r>
                 <w:rPr>
                   <w:rFonts w:ascii="Arial" w:cs="Arial" w:eastAsia="Arial" w:hAnsi="Arial"/>
@@ -18165,7 +18165,7 @@
               <w:spacing w:after="10" w:before="0"/>
               <w:ind w:left="120"/>
             </w:pPr>
-            <w:hyperlink w:history="1" r:id="rIdum0rkw756rfg4feo92ovt">
+            <w:hyperlink w:history="1" r:id="rIdniyofsm3j108qxnrcrxed">
               <w:r>
                 <w:rPr>
                   <w:rFonts w:ascii="Arial" w:cs="Arial" w:eastAsia="Arial" w:hAnsi="Arial"/>
@@ -18210,7 +18210,7 @@
             <w:pPr>
               <w:spacing w:after="20" w:before="0"/>
             </w:pPr>
-            <w:hyperlink w:history="1" r:id="rIdqujztbdybczp5tsuowoi3">
+            <w:hyperlink w:history="1" r:id="rIdg1wt967xnioekryxg23si">
               <w:r>
                 <w:rPr>
                   <w:rFonts w:ascii="Arial" w:cs="Arial" w:eastAsia="Arial" w:hAnsi="Arial"/>
@@ -18243,7 +18243,7 @@
               <w:spacing w:after="10" w:before="0"/>
               <w:ind w:left="120"/>
             </w:pPr>
-            <w:hyperlink w:history="1" r:id="rId461vvknstcvr63yk1hhix">
+            <w:hyperlink w:history="1" r:id="rIdxjapd8enuvyndhvfzzyo0">
               <w:r>
                 <w:rPr>
                   <w:rFonts w:ascii="Arial" w:cs="Arial" w:eastAsia="Arial" w:hAnsi="Arial"/>
@@ -18438,7 +18438,7 @@
             <w:pPr>
               <w:spacing w:after="20" w:before="0"/>
             </w:pPr>
-            <w:hyperlink w:history="1" r:id="rIdbghy4pzqi0qo6qtjy5v2x">
+            <w:hyperlink w:history="1" r:id="rIde1r5syl9hnuvjamjmqja8">
               <w:r>
                 <w:rPr>
                   <w:rFonts w:ascii="Arial" w:cs="Arial" w:eastAsia="Arial" w:hAnsi="Arial"/>
@@ -18471,7 +18471,7 @@
               <w:spacing w:after="10" w:before="0"/>
               <w:ind w:left="120"/>
             </w:pPr>
-            <w:hyperlink w:history="1" r:id="rId1i9vdegzttn5acjidov90">
+            <w:hyperlink w:history="1" r:id="rIdvgbi4a8fm37o4exph6rlr">
               <w:r>
                 <w:rPr>
                   <w:rFonts w:ascii="Arial" w:cs="Arial" w:eastAsia="Arial" w:hAnsi="Arial"/>
@@ -18516,7 +18516,7 @@
             <w:pPr>
               <w:spacing w:after="20" w:before="0"/>
             </w:pPr>
-            <w:hyperlink w:history="1" r:id="rIdkfdudddcysn2xasi8lcgh">
+            <w:hyperlink w:history="1" r:id="rIdk_gaa80oeen41wvzqorsh">
               <w:r>
                 <w:rPr>
                   <w:rFonts w:ascii="Arial" w:cs="Arial" w:eastAsia="Arial" w:hAnsi="Arial"/>
@@ -18549,7 +18549,7 @@
               <w:spacing w:after="10" w:before="0"/>
               <w:ind w:left="120"/>
             </w:pPr>
-            <w:hyperlink w:history="1" r:id="rIdsvvb8btqvljyz16fnoj9a">
+            <w:hyperlink w:history="1" r:id="rIdljcwziwiqayvsticlrwey">
               <w:r>
                 <w:rPr>
                   <w:rFonts w:ascii="Arial" w:cs="Arial" w:eastAsia="Arial" w:hAnsi="Arial"/>
@@ -18744,7 +18744,7 @@
             <w:pPr>
               <w:spacing w:after="20" w:before="0"/>
             </w:pPr>
-            <w:hyperlink w:history="1" r:id="rIdrkgoyssgtd7p-azxlusew">
+            <w:hyperlink w:history="1" r:id="rIdzzaaejki7nn0kiksdor0h">
               <w:r>
                 <w:rPr>
                   <w:rFonts w:ascii="Arial" w:cs="Arial" w:eastAsia="Arial" w:hAnsi="Arial"/>
@@ -18777,7 +18777,7 @@
               <w:spacing w:after="10" w:before="0"/>
               <w:ind w:left="120"/>
             </w:pPr>
-            <w:hyperlink w:history="1" r:id="rIdnfabb_drpocswowb5dpt-">
+            <w:hyperlink w:history="1" r:id="rIdgeur-x-gt54ekolhfmvyr">
               <w:r>
                 <w:rPr>
                   <w:rFonts w:ascii="Arial" w:cs="Arial" w:eastAsia="Arial" w:hAnsi="Arial"/>
@@ -18822,7 +18822,7 @@
             <w:pPr>
               <w:spacing w:after="20" w:before="0"/>
             </w:pPr>
-            <w:hyperlink w:history="1" r:id="rIdigtmbpggtecibdgm3seeg">
+            <w:hyperlink w:history="1" r:id="rIds4qlp-bn_z1sc_rywbus5">
               <w:r>
                 <w:rPr>
                   <w:rFonts w:ascii="Arial" w:cs="Arial" w:eastAsia="Arial" w:hAnsi="Arial"/>
@@ -18855,7 +18855,7 @@
               <w:spacing w:after="10" w:before="0"/>
               <w:ind w:left="120"/>
             </w:pPr>
-            <w:hyperlink w:history="1" r:id="rIduvpxp-cc9t4opcoy7rz4j">
+            <w:hyperlink w:history="1" r:id="rIdkotmfzb-kwcg-dfgu1q5y">
               <w:r>
                 <w:rPr>
                   <w:rFonts w:ascii="Arial" w:cs="Arial" w:eastAsia="Arial" w:hAnsi="Arial"/>
@@ -20342,7 +20342,7 @@
             <w:pPr>
               <w:spacing w:after="20" w:before="0"/>
             </w:pPr>
-            <w:hyperlink w:history="1" r:id="rIdhosr1przsugtzmvjlren8">
+            <w:hyperlink w:history="1" r:id="rIdt7_qtxw3lfjg8ogpogpor">
               <w:r>
                 <w:rPr>
                   <w:rFonts w:ascii="Arial" w:cs="Arial" w:eastAsia="Arial" w:hAnsi="Arial"/>
@@ -20375,7 +20375,7 @@
               <w:spacing w:after="10" w:before="0"/>
               <w:ind w:left="120"/>
             </w:pPr>
-            <w:hyperlink w:history="1" r:id="rIdydcvmw6t2feitx8qkm5bk">
+            <w:hyperlink w:history="1" r:id="rIdthb_bs6xkrqsirwn_bksw">
               <w:r>
                 <w:rPr>
                   <w:rFonts w:ascii="Arial" w:cs="Arial" w:eastAsia="Arial" w:hAnsi="Arial"/>
@@ -20420,7 +20420,7 @@
             <w:pPr>
               <w:spacing w:after="20" w:before="0"/>
             </w:pPr>
-            <w:hyperlink w:history="1" r:id="rIdnmc2n4owiqgnfvmx7e0rz">
+            <w:hyperlink w:history="1" r:id="rId4loc6-pi6kjai73f0l6pv">
               <w:r>
                 <w:rPr>
                   <w:rFonts w:ascii="Arial" w:cs="Arial" w:eastAsia="Arial" w:hAnsi="Arial"/>
@@ -20453,7 +20453,7 @@
               <w:spacing w:after="10" w:before="0"/>
               <w:ind w:left="120"/>
             </w:pPr>
-            <w:hyperlink w:history="1" r:id="rId7k-x77masoyppi4ohy307">
+            <w:hyperlink w:history="1" r:id="rIdpqx91dm0z7y_e_uoeccmo">
               <w:r>
                 <w:rPr>
                   <w:rFonts w:ascii="Arial" w:cs="Arial" w:eastAsia="Arial" w:hAnsi="Arial"/>
@@ -20648,7 +20648,7 @@
             <w:pPr>
               <w:spacing w:after="20" w:before="0"/>
             </w:pPr>
-            <w:hyperlink w:history="1" r:id="rIdngzm1xyn237bidwopavdv">
+            <w:hyperlink w:history="1" r:id="rIdy9zfyqj6l4n2onphxnakw">
               <w:r>
                 <w:rPr>
                   <w:rFonts w:ascii="Arial" w:cs="Arial" w:eastAsia="Arial" w:hAnsi="Arial"/>
@@ -20681,7 +20681,7 @@
               <w:spacing w:after="10" w:before="0"/>
               <w:ind w:left="120"/>
             </w:pPr>
-            <w:hyperlink w:history="1" r:id="rIditkbxhkk5bdfhlttmzepo">
+            <w:hyperlink w:history="1" r:id="rIdslzdxupn8v3bx3ji_3l3n">
               <w:r>
                 <w:rPr>
                   <w:rFonts w:ascii="Arial" w:cs="Arial" w:eastAsia="Arial" w:hAnsi="Arial"/>
@@ -20726,7 +20726,7 @@
             <w:pPr>
               <w:spacing w:after="20" w:before="0"/>
             </w:pPr>
-            <w:hyperlink w:history="1" r:id="rIdawgif2xgwmt6m_ej99lw-">
+            <w:hyperlink w:history="1" r:id="rIdhziwku3c_mxevs-pfsukc">
               <w:r>
                 <w:rPr>
                   <w:rFonts w:ascii="Arial" w:cs="Arial" w:eastAsia="Arial" w:hAnsi="Arial"/>
@@ -20759,7 +20759,7 @@
               <w:spacing w:after="10" w:before="0"/>
               <w:ind w:left="120"/>
             </w:pPr>
-            <w:hyperlink w:history="1" r:id="rIdnrw9jpsdox4c9w9wnb-mj">
+            <w:hyperlink w:history="1" r:id="rIddnxpckuobmjht6p_mgouc">
               <w:r>
                 <w:rPr>
                   <w:rFonts w:ascii="Arial" w:cs="Arial" w:eastAsia="Arial" w:hAnsi="Arial"/>
@@ -20954,7 +20954,7 @@
             <w:pPr>
               <w:spacing w:after="20" w:before="0"/>
             </w:pPr>
-            <w:hyperlink w:history="1" r:id="rIduqpqyucjk65o7gy12llmf">
+            <w:hyperlink w:history="1" r:id="rId3w0qgz163jykacmqdu3rv">
               <w:r>
                 <w:rPr>
                   <w:rFonts w:ascii="Arial" w:cs="Arial" w:eastAsia="Arial" w:hAnsi="Arial"/>
@@ -20987,7 +20987,7 @@
               <w:spacing w:after="10" w:before="0"/>
               <w:ind w:left="120"/>
             </w:pPr>
-            <w:hyperlink w:history="1" r:id="rId3lsxk0-gqq5uzlqfi_vix">
+            <w:hyperlink w:history="1" r:id="rIducan_tcqruut1hqrtpn7j">
               <w:r>
                 <w:rPr>
                   <w:rFonts w:ascii="Arial" w:cs="Arial" w:eastAsia="Arial" w:hAnsi="Arial"/>
@@ -21032,7 +21032,7 @@
             <w:pPr>
               <w:spacing w:after="20" w:before="0"/>
             </w:pPr>
-            <w:hyperlink w:history="1" r:id="rId2ggiqz71fapmpyrrfyw1w">
+            <w:hyperlink w:history="1" r:id="rIdvlrvbqty-cw_ed9t7zyhd">
               <w:r>
                 <w:rPr>
                   <w:rFonts w:ascii="Arial" w:cs="Arial" w:eastAsia="Arial" w:hAnsi="Arial"/>
@@ -21065,7 +21065,7 @@
               <w:spacing w:after="10" w:before="0"/>
               <w:ind w:left="120"/>
             </w:pPr>
-            <w:hyperlink w:history="1" r:id="rIdso_r4cnqdgbca5rumpjvv">
+            <w:hyperlink w:history="1" r:id="rIdjpl1hmpzbumivvkggzzwe">
               <w:r>
                 <w:rPr>
                   <w:rFonts w:ascii="Arial" w:cs="Arial" w:eastAsia="Arial" w:hAnsi="Arial"/>
@@ -21260,7 +21260,7 @@
             <w:pPr>
               <w:spacing w:after="20" w:before="0"/>
             </w:pPr>
-            <w:hyperlink w:history="1" r:id="rId25yrtkjbprnwv5pkg9o8d">
+            <w:hyperlink w:history="1" r:id="rIdojllyvwvy8ltpjemniytx">
               <w:r>
                 <w:rPr>
                   <w:rFonts w:ascii="Arial" w:cs="Arial" w:eastAsia="Arial" w:hAnsi="Arial"/>
@@ -21293,7 +21293,7 @@
               <w:spacing w:after="10" w:before="0"/>
               <w:ind w:left="120"/>
             </w:pPr>
-            <w:hyperlink w:history="1" r:id="rIdk3lnnvcr-du1xwunln6bv">
+            <w:hyperlink w:history="1" r:id="rIdrwh_caofnvbcigbpbsnjl">
               <w:r>
                 <w:rPr>
                   <w:rFonts w:ascii="Arial" w:cs="Arial" w:eastAsia="Arial" w:hAnsi="Arial"/>
@@ -21338,7 +21338,7 @@
             <w:pPr>
               <w:spacing w:after="20" w:before="0"/>
             </w:pPr>
-            <w:hyperlink w:history="1" r:id="rIdszfeeklgrxvffsjkhgp9j">
+            <w:hyperlink w:history="1" r:id="rIdo1eh0xphrwsxaqmhyjx07">
               <w:r>
                 <w:rPr>
                   <w:rFonts w:ascii="Arial" w:cs="Arial" w:eastAsia="Arial" w:hAnsi="Arial"/>
@@ -21371,7 +21371,7 @@
               <w:spacing w:after="10" w:before="0"/>
               <w:ind w:left="120"/>
             </w:pPr>
-            <w:hyperlink w:history="1" r:id="rIdabwl4hnaljhu3g1ak5xcl">
+            <w:hyperlink w:history="1" r:id="rIdliglraakwlawq89rpfl-c">
               <w:r>
                 <w:rPr>
                   <w:rFonts w:ascii="Arial" w:cs="Arial" w:eastAsia="Arial" w:hAnsi="Arial"/>
@@ -21566,7 +21566,7 @@
             <w:pPr>
               <w:spacing w:after="20" w:before="0"/>
             </w:pPr>
-            <w:hyperlink w:history="1" r:id="rIdjcrdcerrxv9rb6xezff_z">
+            <w:hyperlink w:history="1" r:id="rId74ozv5ybv7wsljutzjphq">
               <w:r>
                 <w:rPr>
                   <w:rFonts w:ascii="Arial" w:cs="Arial" w:eastAsia="Arial" w:hAnsi="Arial"/>
@@ -21599,7 +21599,7 @@
               <w:spacing w:after="10" w:before="0"/>
               <w:ind w:left="120"/>
             </w:pPr>
-            <w:hyperlink w:history="1" r:id="rIduyywoc1zrzx5ksgoxba66">
+            <w:hyperlink w:history="1" r:id="rId9m8aelm-3d7jip4ykutnp">
               <w:r>
                 <w:rPr>
                   <w:rFonts w:ascii="Arial" w:cs="Arial" w:eastAsia="Arial" w:hAnsi="Arial"/>
@@ -21644,7 +21644,7 @@
             <w:pPr>
               <w:spacing w:after="20" w:before="0"/>
             </w:pPr>
-            <w:hyperlink w:history="1" r:id="rIdkuaxxnrfdkqzprjotcgi_">
+            <w:hyperlink w:history="1" r:id="rIdyfumabvxgungeahkpb5q9">
               <w:r>
                 <w:rPr>
                   <w:rFonts w:ascii="Arial" w:cs="Arial" w:eastAsia="Arial" w:hAnsi="Arial"/>
@@ -21677,7 +21677,7 @@
               <w:spacing w:after="10" w:before="0"/>
               <w:ind w:left="120"/>
             </w:pPr>
-            <w:hyperlink w:history="1" r:id="rIdighvjqmwxfcii2cl8n03e">
+            <w:hyperlink w:history="1" r:id="rIdmjkxp7-c9y5qtbpxjou9x">
               <w:r>
                 <w:rPr>
                   <w:rFonts w:ascii="Arial" w:cs="Arial" w:eastAsia="Arial" w:hAnsi="Arial"/>
@@ -23164,7 +23164,7 @@
             <w:pPr>
               <w:spacing w:after="20" w:before="0"/>
             </w:pPr>
-            <w:hyperlink w:history="1" r:id="rIdcvmrkuaqkszcjogberwsa">
+            <w:hyperlink w:history="1" r:id="rIdvhbuy73bdrurmkgmtg3fk">
               <w:r>
                 <w:rPr>
                   <w:rFonts w:ascii="Arial" w:cs="Arial" w:eastAsia="Arial" w:hAnsi="Arial"/>
@@ -23197,7 +23197,7 @@
               <w:spacing w:after="10" w:before="0"/>
               <w:ind w:left="120"/>
             </w:pPr>
-            <w:hyperlink w:history="1" r:id="rIdj_uzi8xw5hlyzwvwobgvw">
+            <w:hyperlink w:history="1" r:id="rIdjg2-lsgd_xyql8z67ha26">
               <w:r>
                 <w:rPr>
                   <w:rFonts w:ascii="Arial" w:cs="Arial" w:eastAsia="Arial" w:hAnsi="Arial"/>
@@ -23242,7 +23242,7 @@
             <w:pPr>
               <w:spacing w:after="20" w:before="0"/>
             </w:pPr>
-            <w:hyperlink w:history="1" r:id="rIdd4141i3uccdly-wjjjvsu">
+            <w:hyperlink w:history="1" r:id="rId0cvj3blxdm581ns1oe1p5">
               <w:r>
                 <w:rPr>
                   <w:rFonts w:ascii="Arial" w:cs="Arial" w:eastAsia="Arial" w:hAnsi="Arial"/>
@@ -23275,7 +23275,7 @@
               <w:spacing w:after="10" w:before="0"/>
               <w:ind w:left="120"/>
             </w:pPr>
-            <w:hyperlink w:history="1" r:id="rIdw-rl-ix6czlbutccqvvuv">
+            <w:hyperlink w:history="1" r:id="rIdf4-tjuddda8g3fd13lceq">
               <w:r>
                 <w:rPr>
                   <w:rFonts w:ascii="Arial" w:cs="Arial" w:eastAsia="Arial" w:hAnsi="Arial"/>
@@ -23470,7 +23470,7 @@
             <w:pPr>
               <w:spacing w:after="20" w:before="0"/>
             </w:pPr>
-            <w:hyperlink w:history="1" r:id="rIdnn68-qk9u4srr7gr4uwib">
+            <w:hyperlink w:history="1" r:id="rId62f1oyl7prryej81tmtsp">
               <w:r>
                 <w:rPr>
                   <w:rFonts w:ascii="Arial" w:cs="Arial" w:eastAsia="Arial" w:hAnsi="Arial"/>
@@ -23503,7 +23503,7 @@
               <w:spacing w:after="10" w:before="0"/>
               <w:ind w:left="120"/>
             </w:pPr>
-            <w:hyperlink w:history="1" r:id="rIdvrdrfdsvf9wsgkmcwuqzs">
+            <w:hyperlink w:history="1" r:id="rIdp40cd-613jbzange3jac7">
               <w:r>
                 <w:rPr>
                   <w:rFonts w:ascii="Arial" w:cs="Arial" w:eastAsia="Arial" w:hAnsi="Arial"/>
@@ -23548,7 +23548,7 @@
             <w:pPr>
               <w:spacing w:after="20" w:before="0"/>
             </w:pPr>
-            <w:hyperlink w:history="1" r:id="rIdnessba0lja2pkotovh-sh">
+            <w:hyperlink w:history="1" r:id="rIdlirtjq1t3spng6-lqcdsh">
               <w:r>
                 <w:rPr>
                   <w:rFonts w:ascii="Arial" w:cs="Arial" w:eastAsia="Arial" w:hAnsi="Arial"/>
@@ -23581,7 +23581,7 @@
               <w:spacing w:after="10" w:before="0"/>
               <w:ind w:left="120"/>
             </w:pPr>
-            <w:hyperlink w:history="1" r:id="rIduqw-fq19xmvomom42ciaq">
+            <w:hyperlink w:history="1" r:id="rIdqh9y_x1ep1yjestqhfzej">
               <w:r>
                 <w:rPr>
                   <w:rFonts w:ascii="Arial" w:cs="Arial" w:eastAsia="Arial" w:hAnsi="Arial"/>
@@ -23776,7 +23776,7 @@
             <w:pPr>
               <w:spacing w:after="20" w:before="0"/>
             </w:pPr>
-            <w:hyperlink w:history="1" r:id="rIdqavmi7ci7skdz_ep2idtw">
+            <w:hyperlink w:history="1" r:id="rIdnnavgdvoauw7vg9rwovyq">
               <w:r>
                 <w:rPr>
                   <w:rFonts w:ascii="Arial" w:cs="Arial" w:eastAsia="Arial" w:hAnsi="Arial"/>
@@ -23809,7 +23809,7 @@
               <w:spacing w:after="10" w:before="0"/>
               <w:ind w:left="120"/>
             </w:pPr>
-            <w:hyperlink w:history="1" r:id="rIdjodfezoyykdcktk0alyaj">
+            <w:hyperlink w:history="1" r:id="rIdszoyb48abvw5tqnm2enta">
               <w:r>
                 <w:rPr>
                   <w:rFonts w:ascii="Arial" w:cs="Arial" w:eastAsia="Arial" w:hAnsi="Arial"/>
@@ -23854,7 +23854,7 @@
             <w:pPr>
               <w:spacing w:after="20" w:before="0"/>
             </w:pPr>
-            <w:hyperlink w:history="1" r:id="rIdioq35lsvmzfpaoxntygow">
+            <w:hyperlink w:history="1" r:id="rId3twmkodho1l7_uooydz5q">
               <w:r>
                 <w:rPr>
                   <w:rFonts w:ascii="Arial" w:cs="Arial" w:eastAsia="Arial" w:hAnsi="Arial"/>
@@ -23887,7 +23887,7 @@
               <w:spacing w:after="10" w:before="0"/>
               <w:ind w:left="120"/>
             </w:pPr>
-            <w:hyperlink w:history="1" r:id="rIdp2xow97syrnchs2hpisze">
+            <w:hyperlink w:history="1" r:id="rIdds1otd6y3kjfbshoqjvpb">
               <w:r>
                 <w:rPr>
                   <w:rFonts w:ascii="Arial" w:cs="Arial" w:eastAsia="Arial" w:hAnsi="Arial"/>
@@ -24082,7 +24082,7 @@
             <w:pPr>
               <w:spacing w:after="20" w:before="0"/>
             </w:pPr>
-            <w:hyperlink w:history="1" r:id="rIdxwtmjmdcqbzkysc3emki5">
+            <w:hyperlink w:history="1" r:id="rIdi8pirnlqelof01o2ovtet">
               <w:r>
                 <w:rPr>
                   <w:rFonts w:ascii="Arial" w:cs="Arial" w:eastAsia="Arial" w:hAnsi="Arial"/>
@@ -24115,7 +24115,7 @@
               <w:spacing w:after="10" w:before="0"/>
               <w:ind w:left="120"/>
             </w:pPr>
-            <w:hyperlink w:history="1" r:id="rIdiqzxuuugsnq-bxoi_il_i">
+            <w:hyperlink w:history="1" r:id="rIdd6dyp-nzmq9fsgmqfolz3">
               <w:r>
                 <w:rPr>
                   <w:rFonts w:ascii="Arial" w:cs="Arial" w:eastAsia="Arial" w:hAnsi="Arial"/>
@@ -24160,7 +24160,7 @@
             <w:pPr>
               <w:spacing w:after="20" w:before="0"/>
             </w:pPr>
-            <w:hyperlink w:history="1" r:id="rIdkn29gnwakwvjt_wv2midj">
+            <w:hyperlink w:history="1" r:id="rIdoxzraxwesutqrrn0d_gm_">
               <w:r>
                 <w:rPr>
                   <w:rFonts w:ascii="Arial" w:cs="Arial" w:eastAsia="Arial" w:hAnsi="Arial"/>
@@ -24193,7 +24193,7 @@
               <w:spacing w:after="10" w:before="0"/>
               <w:ind w:left="120"/>
             </w:pPr>
-            <w:hyperlink w:history="1" r:id="rId_odtjt8cyolu3y7_pafgw">
+            <w:hyperlink w:history="1" r:id="rIdnkk595ts5nezfouh599r2">
               <w:r>
                 <w:rPr>
                   <w:rFonts w:ascii="Arial" w:cs="Arial" w:eastAsia="Arial" w:hAnsi="Arial"/>
@@ -24388,7 +24388,7 @@
             <w:pPr>
               <w:spacing w:after="20" w:before="0"/>
             </w:pPr>
-            <w:hyperlink w:history="1" r:id="rIdzkd7-dowl8slvcwnljimm">
+            <w:hyperlink w:history="1" r:id="rId5vsfjwm3r402izunh2qmi">
               <w:r>
                 <w:rPr>
                   <w:rFonts w:ascii="Arial" w:cs="Arial" w:eastAsia="Arial" w:hAnsi="Arial"/>
@@ -24421,7 +24421,7 @@
               <w:spacing w:after="10" w:before="0"/>
               <w:ind w:left="120"/>
             </w:pPr>
-            <w:hyperlink w:history="1" r:id="rIdmgrcxkmacad72dsnnf8tr">
+            <w:hyperlink w:history="1" r:id="rIddtjf7wemurs2bm59cw33r">
               <w:r>
                 <w:rPr>
                   <w:rFonts w:ascii="Arial" w:cs="Arial" w:eastAsia="Arial" w:hAnsi="Arial"/>
@@ -24466,7 +24466,7 @@
             <w:pPr>
               <w:spacing w:after="20" w:before="0"/>
             </w:pPr>
-            <w:hyperlink w:history="1" r:id="rIduut7u4ntzebubxdmqbdht">
+            <w:hyperlink w:history="1" r:id="rId2imolyed8zeior932jske">
               <w:r>
                 <w:rPr>
                   <w:rFonts w:ascii="Arial" w:cs="Arial" w:eastAsia="Arial" w:hAnsi="Arial"/>
@@ -24499,7 +24499,7 @@
               <w:spacing w:after="10" w:before="0"/>
               <w:ind w:left="120"/>
             </w:pPr>
-            <w:hyperlink w:history="1" r:id="rId9awmbis7ekjwzdjryxuch">
+            <w:hyperlink w:history="1" r:id="rId3fpjq6c-pyot1q9d3gmpx">
               <w:r>
                 <w:rPr>
                   <w:rFonts w:ascii="Arial" w:cs="Arial" w:eastAsia="Arial" w:hAnsi="Arial"/>
